--- a/01-电源电路/02-开关电源/PFC功率因数校正/图腾柱PFC电路/图腾柱PFC电路.docx
+++ b/01-电源电路/02-开关电源/PFC功率因数校正/图腾柱PFC电路/图腾柱PFC电路.docx
@@ -2232,6 +2232,20 @@
     </w:p>
     <w:bookmarkEnd w:id="26"/>
     <w:bookmarkEnd w:id="27"/>
+    <w:p>
+      <w:pPr>
+        <w:spacing w:before="360"/>
+        <w:jc w:val="center"/>
+      </w:pPr>
+      <w:r>
+        <w:rPr>
+          <w:rFonts w:ascii="Times New Roman" w:hAnsi="Times New Roman"/>
+          <w:color w:val="555555"/>
+          <w:sz w:val="21"/>
+        </w:rPr>
+        <w:t>材料收集者：杜文杰</w:t>
+      </w:r>
+    </w:p>
     <w:sectPr>
       <w:headerReference r:id="rId9" w:type="default"/>
       <w:footerReference r:id="rId10" w:type="default"/>

--- a/01-电源电路/02-开关电源/PFC功率因数校正/图腾柱PFC电路/图腾柱PFC电路.docx
+++ b/01-电源电路/02-开关电源/PFC功率因数校正/图腾柱PFC电路/图腾柱PFC电路.docx
@@ -1,6 +1,6 @@
 
 <file path=word/document.xml><?xml version="1.0" encoding="utf-8"?>
-<w:document xmlns:w="http://schemas.openxmlformats.org/wordprocessingml/2006/main" xmlns:m="http://schemas.openxmlformats.org/officeDocument/2006/math" xmlns:r="http://schemas.openxmlformats.org/officeDocument/2006/relationships" xmlns:o="urn:schemas-microsoft-com:office:office" xmlns:v="urn:schemas-microsoft-com:vml" xmlns:w10="urn:schemas-microsoft-com:office:word" xmlns:a="http://schemas.openxmlformats.org/drawingml/2006/main" xmlns:pic="http://schemas.openxmlformats.org/drawingml/2006/picture" xmlns:wp="http://schemas.openxmlformats.org/drawingml/2006/wordprocessingDrawing">
+<w:document xmlns:m="http://schemas.openxmlformats.org/officeDocument/2006/math" xmlns:r="http://schemas.openxmlformats.org/officeDocument/2006/relationships" xmlns:w="http://schemas.openxmlformats.org/wordprocessingml/2006/main" xmlns:o="urn:schemas-microsoft-com:office:office" xmlns:v="urn:schemas-microsoft-com:vml" xmlns:w10="urn:schemas-microsoft-com:office:word" xmlns:a="http://schemas.openxmlformats.org/drawingml/2006/main" xmlns:pic="http://schemas.openxmlformats.org/drawingml/2006/picture" xmlns:wp="http://schemas.openxmlformats.org/drawingml/2006/wordprocessingDrawing">
   <w:body>
     <w:bookmarkStart w:id="27" w:name="图腾柱-pfc-电路"/>
     <w:p>
@@ -9,16 +9,19 @@
       </w:pPr>
       <w:r>
         <w:rPr>
-          <w:rFonts w:hint="eastAsia"/>
+          <w:rFonts w:hint="eastAsia" w:eastAsia="黑体"/>
         </w:rPr>
         <w:t xml:space="preserve">图腾柱</w:t>
       </w:r>
       <w:r>
+        <w:rPr>
+          <w:rFonts w:eastAsia="黑体"/>
+        </w:rPr>
         <w:t xml:space="preserve"> PFC </w:t>
       </w:r>
       <w:r>
         <w:rPr>
-          <w:rFonts w:hint="eastAsia"/>
+          <w:rFonts w:hint="eastAsia" w:eastAsia="黑体"/>
         </w:rPr>
         <w:t xml:space="preserve">电路</w:t>
       </w:r>
@@ -30,7 +33,7 @@
       </w:pPr>
       <w:r>
         <w:rPr>
-          <w:rFonts w:hint="eastAsia"/>
+          <w:rFonts w:hint="eastAsia" w:eastAsia="黑体"/>
         </w:rPr>
         <w:t xml:space="preserve">拓扑描述</w:t>
       </w:r>
@@ -41,101 +44,134 @@
       </w:pPr>
       <w:r>
         <w:rPr>
-          <w:rFonts w:hint="eastAsia"/>
+          <w:rFonts w:hint="eastAsia" w:eastAsia="黑体"/>
         </w:rPr>
         <w:t xml:space="preserve">电路由升压电感</w:t>
       </w:r>
       <w:r>
+        <w:rPr>
+          <w:rFonts w:eastAsia="黑体"/>
+        </w:rPr>
         <w:t xml:space="preserve"> </w:t>
       </w:r>
       <w:r>
         <w:rPr>
-          <w:rFonts w:hint="eastAsia"/>
+          <w:rFonts w:hint="eastAsia" w:eastAsia="黑体"/>
         </w:rPr>
         <w:t xml:space="preserve">L、高频图腾柱上管</w:t>
       </w:r>
       <w:r>
+        <w:rPr>
+          <w:rFonts w:eastAsia="黑体"/>
+        </w:rPr>
         <w:t xml:space="preserve"> S1 </w:t>
       </w:r>
       <w:r>
         <w:rPr>
-          <w:rFonts w:hint="eastAsia"/>
+          <w:rFonts w:hint="eastAsia" w:eastAsia="黑体"/>
         </w:rPr>
         <w:t xml:space="preserve">与下管</w:t>
       </w:r>
       <w:r>
+        <w:rPr>
+          <w:rFonts w:eastAsia="黑体"/>
+        </w:rPr>
         <w:t xml:space="preserve"> </w:t>
       </w:r>
       <w:r>
         <w:rPr>
-          <w:rFonts w:hint="eastAsia"/>
+          <w:rFonts w:hint="eastAsia" w:eastAsia="黑体"/>
         </w:rPr>
         <w:t xml:space="preserve">S2、两个低频二极管（或同步整流</w:t>
       </w:r>
       <w:r>
+        <w:rPr>
+          <w:rFonts w:eastAsia="黑体"/>
+        </w:rPr>
         <w:t xml:space="preserve"> </w:t>
       </w:r>
       <w:r>
         <w:rPr>
-          <w:rFonts w:hint="eastAsia"/>
+          <w:rFonts w:hint="eastAsia" w:eastAsia="黑体"/>
         </w:rPr>
         <w:t xml:space="preserve">MOSFET）D1、D2</w:t>
       </w:r>
       <w:r>
+        <w:rPr>
+          <w:rFonts w:eastAsia="黑体"/>
+        </w:rPr>
         <w:t xml:space="preserve"> </w:t>
       </w:r>
       <w:r>
         <w:rPr>
-          <w:rFonts w:hint="eastAsia"/>
+          <w:rFonts w:hint="eastAsia" w:eastAsia="黑体"/>
         </w:rPr>
         <w:t xml:space="preserve">与输出电容</w:t>
       </w:r>
       <w:r>
+        <w:rPr>
+          <w:rFonts w:eastAsia="黑体"/>
+        </w:rPr>
         <w:t xml:space="preserve"> C </w:t>
       </w:r>
       <w:r>
         <w:rPr>
-          <w:rFonts w:hint="eastAsia"/>
+          <w:rFonts w:hint="eastAsia" w:eastAsia="黑体"/>
         </w:rPr>
         <w:t xml:space="preserve">构成的无桥功率因数校正拓扑。关键节点如下：交流输入端一相接升压电感</w:t>
       </w:r>
       <w:r>
+        <w:rPr>
+          <w:rFonts w:eastAsia="黑体"/>
+        </w:rPr>
         <w:t xml:space="preserve"> L </w:t>
       </w:r>
       <w:r>
         <w:rPr>
-          <w:rFonts w:hint="eastAsia"/>
+          <w:rFonts w:hint="eastAsia" w:eastAsia="黑体"/>
         </w:rPr>
         <w:t xml:space="preserve">的入端；高频桥臂中点（开关节点）由电感</w:t>
       </w:r>
       <w:r>
+        <w:rPr>
+          <w:rFonts w:eastAsia="黑体"/>
+        </w:rPr>
         <w:t xml:space="preserve"> L </w:t>
       </w:r>
       <w:r>
         <w:rPr>
-          <w:rFonts w:hint="eastAsia"/>
+          <w:rFonts w:hint="eastAsia" w:eastAsia="黑体"/>
         </w:rPr>
         <w:t xml:space="preserve">的出端、上管</w:t>
       </w:r>
       <w:r>
+        <w:rPr>
+          <w:rFonts w:eastAsia="黑体"/>
+        </w:rPr>
         <w:t xml:space="preserve"> S1 </w:t>
       </w:r>
       <w:r>
         <w:rPr>
-          <w:rFonts w:hint="eastAsia"/>
+          <w:rFonts w:hint="eastAsia" w:eastAsia="黑体"/>
         </w:rPr>
         <w:t xml:space="preserve">的源极与下管</w:t>
       </w:r>
       <w:r>
+        <w:rPr>
+          <w:rFonts w:eastAsia="黑体"/>
+        </w:rPr>
         <w:t xml:space="preserve"> S2 </w:t>
       </w:r>
       <w:r>
         <w:rPr>
-          <w:rFonts w:hint="eastAsia"/>
+          <w:rFonts w:hint="eastAsia" w:eastAsia="黑体"/>
         </w:rPr>
         <w:t xml:space="preserve">的漏极相连而成；直流输出节点</w:t>
       </w:r>
       <w:r>
+        <w:rPr>
+          <w:rFonts w:eastAsia="黑体"/>
+        </w:rPr>
         <w:t xml:space="preserve"> </w:t>
       </w:r>
       <m:oMath>
@@ -159,65 +195,86 @@
         </m:sSub>
       </m:oMath>
       <w:r>
+        <w:rPr>
+          <w:rFonts w:eastAsia="黑体"/>
+        </w:rPr>
         <w:t xml:space="preserve"> </w:t>
       </w:r>
       <w:r>
         <w:rPr>
-          <w:rFonts w:hint="eastAsia"/>
+          <w:rFonts w:hint="eastAsia" w:eastAsia="黑体"/>
         </w:rPr>
         <w:t xml:space="preserve">由上管</w:t>
       </w:r>
       <w:r>
+        <w:rPr>
+          <w:rFonts w:eastAsia="黑体"/>
+        </w:rPr>
         <w:t xml:space="preserve"> S1 </w:t>
       </w:r>
       <w:r>
         <w:rPr>
-          <w:rFonts w:hint="eastAsia"/>
+          <w:rFonts w:hint="eastAsia" w:eastAsia="黑体"/>
         </w:rPr>
         <w:t xml:space="preserve">的漏极与输出电容</w:t>
       </w:r>
       <w:r>
+        <w:rPr>
+          <w:rFonts w:eastAsia="黑体"/>
+        </w:rPr>
         <w:t xml:space="preserve"> C </w:t>
       </w:r>
       <w:r>
         <w:rPr>
-          <w:rFonts w:hint="eastAsia"/>
+          <w:rFonts w:hint="eastAsia" w:eastAsia="黑体"/>
         </w:rPr>
         <w:t xml:space="preserve">的上端相连并接负载；输出电容</w:t>
       </w:r>
       <w:r>
+        <w:rPr>
+          <w:rFonts w:eastAsia="黑体"/>
+        </w:rPr>
         <w:t xml:space="preserve"> C </w:t>
       </w:r>
       <w:r>
         <w:rPr>
-          <w:rFonts w:hint="eastAsia"/>
+          <w:rFonts w:hint="eastAsia" w:eastAsia="黑体"/>
         </w:rPr>
         <w:t xml:space="preserve">的下端与下管</w:t>
       </w:r>
       <w:r>
+        <w:rPr>
+          <w:rFonts w:eastAsia="黑体"/>
+        </w:rPr>
         <w:t xml:space="preserve"> S2 </w:t>
       </w:r>
       <w:r>
         <w:rPr>
-          <w:rFonts w:hint="eastAsia"/>
+          <w:rFonts w:hint="eastAsia" w:eastAsia="黑体"/>
         </w:rPr>
         <w:t xml:space="preserve">的源极、低频二极管</w:t>
       </w:r>
       <w:r>
+        <w:rPr>
+          <w:rFonts w:eastAsia="黑体"/>
+        </w:rPr>
         <w:t xml:space="preserve"> D1、D2 </w:t>
       </w:r>
       <w:r>
         <w:rPr>
-          <w:rFonts w:hint="eastAsia"/>
+          <w:rFonts w:hint="eastAsia" w:eastAsia="黑体"/>
         </w:rPr>
         <w:t xml:space="preserve">的一端相连并接输出负端；低频二极管</w:t>
       </w:r>
       <w:r>
+        <w:rPr>
+          <w:rFonts w:eastAsia="黑体"/>
+        </w:rPr>
         <w:t xml:space="preserve"> D1、D2 </w:t>
       </w:r>
       <w:r>
         <w:rPr>
-          <w:rFonts w:hint="eastAsia"/>
+          <w:rFonts w:hint="eastAsia" w:eastAsia="黑体"/>
         </w:rPr>
         <w:t xml:space="preserve">的另一端分别接交流输入两线，构成低频整流支路。</w:t>
       </w:r>
@@ -226,61 +283,79 @@
       <w:pPr/>
       <w:r>
         <w:rPr>
-          <w:rFonts w:hint="eastAsia"/>
+          <w:rFonts w:hint="eastAsia" w:eastAsia="黑体"/>
         </w:rPr>
         <w:t xml:space="preserve">各元件管脚连接：升压电感</w:t>
       </w:r>
       <w:r>
+        <w:rPr>
+          <w:rFonts w:eastAsia="黑体"/>
+        </w:rPr>
         <w:t xml:space="preserve"> L </w:t>
       </w:r>
       <w:r>
         <w:rPr>
-          <w:rFonts w:hint="eastAsia"/>
+          <w:rFonts w:hint="eastAsia" w:eastAsia="黑体"/>
         </w:rPr>
         <w:t xml:space="preserve">一端接交流输入一相、另一端接高频桥臂中点；上管</w:t>
       </w:r>
       <w:r>
+        <w:rPr>
+          <w:rFonts w:eastAsia="黑体"/>
+        </w:rPr>
         <w:t xml:space="preserve"> S1 </w:t>
       </w:r>
       <w:r>
         <w:rPr>
-          <w:rFonts w:hint="eastAsia"/>
+          <w:rFonts w:hint="eastAsia" w:eastAsia="黑体"/>
         </w:rPr>
         <w:t xml:space="preserve">的漏极接输出节点、源极接高频桥臂中点、栅极接高频驱动信号；下管</w:t>
       </w:r>
       <w:r>
+        <w:rPr>
+          <w:rFonts w:eastAsia="黑体"/>
+        </w:rPr>
         <w:t xml:space="preserve"> S2 </w:t>
       </w:r>
       <w:r>
         <w:rPr>
-          <w:rFonts w:hint="eastAsia"/>
+          <w:rFonts w:hint="eastAsia" w:eastAsia="黑体"/>
         </w:rPr>
         <w:t xml:space="preserve">的漏极接高频桥臂中点、源极接输出负端（地）、栅极接与</w:t>
       </w:r>
       <w:r>
+        <w:rPr>
+          <w:rFonts w:eastAsia="黑体"/>
+        </w:rPr>
         <w:t xml:space="preserve"> S1 </w:t>
       </w:r>
       <w:r>
         <w:rPr>
-          <w:rFonts w:hint="eastAsia"/>
+          <w:rFonts w:hint="eastAsia" w:eastAsia="黑体"/>
         </w:rPr>
         <w:t xml:space="preserve">互补的高频驱动；低频二极管</w:t>
       </w:r>
       <w:r>
+        <w:rPr>
+          <w:rFonts w:eastAsia="黑体"/>
+        </w:rPr>
         <w:t xml:space="preserve"> D1、D2 </w:t>
       </w:r>
       <w:r>
         <w:rPr>
-          <w:rFonts w:hint="eastAsia"/>
+          <w:rFonts w:hint="eastAsia" w:eastAsia="黑体"/>
         </w:rPr>
         <w:t xml:space="preserve">的阳极分别接交流输入两线、阴极并接输出节点（或经电流路径回到输出负端），在正负半周交替导通形成整流与回流路径；输出电容</w:t>
       </w:r>
       <w:r>
+        <w:rPr>
+          <w:rFonts w:eastAsia="黑体"/>
+        </w:rPr>
         <w:t xml:space="preserve"> C </w:t>
       </w:r>
       <w:r>
         <w:rPr>
-          <w:rFonts w:hint="eastAsia"/>
+          <w:rFonts w:hint="eastAsia" w:eastAsia="黑体"/>
         </w:rPr>
         <w:t xml:space="preserve">一端接输出节点、另一端接输出负端。</w:t>
       </w:r>
@@ -289,25 +364,31 @@
       <w:pPr/>
       <w:r>
         <w:rPr>
-          <w:rFonts w:hint="eastAsia"/>
+          <w:rFonts w:hint="eastAsia" w:eastAsia="黑体"/>
         </w:rPr>
         <w:t xml:space="preserve">就组态而言，这是省去整流桥、以高频图腾柱桥臂与低频二极管臂构成的无桥</w:t>
       </w:r>
       <w:r>
+        <w:rPr>
+          <w:rFonts w:eastAsia="黑体"/>
+        </w:rPr>
         <w:t xml:space="preserve"> PFC </w:t>
       </w:r>
       <w:r>
         <w:rPr>
-          <w:rFonts w:hint="eastAsia"/>
+          <w:rFonts w:hint="eastAsia" w:eastAsia="黑体"/>
         </w:rPr>
         <w:t xml:space="preserve">电路，通过高频开关与工频换相使输入电流近似正弦、功率因数接近</w:t>
       </w:r>
       <w:r>
+        <w:rPr>
+          <w:rFonts w:eastAsia="黑体"/>
+        </w:rPr>
         <w:t xml:space="preserve"> </w:t>
       </w:r>
       <w:r>
         <w:rPr>
-          <w:rFonts w:hint="eastAsia"/>
+          <w:rFonts w:hint="eastAsia" w:eastAsia="黑体"/>
         </w:rPr>
         <w:t xml:space="preserve">1，并把交流升压为稳定直流。</w:t>
       </w:r>
@@ -320,7 +401,7 @@
       </w:pPr>
       <w:r>
         <w:rPr>
-          <w:rFonts w:hint="eastAsia"/>
+          <w:rFonts w:hint="eastAsia" w:eastAsia="黑体"/>
         </w:rPr>
         <w:t xml:space="preserve">工作原理</w:t>
       </w:r>
@@ -331,16 +412,19 @@
       </w:pPr>
       <w:r>
         <w:rPr>
-          <w:rFonts w:hint="eastAsia"/>
+          <w:rFonts w:hint="eastAsia" w:eastAsia="黑体"/>
         </w:rPr>
         <w:t xml:space="preserve">高频图腾柱桥臂以开关频率交替导通，使电感电流按正弦包络变化，输入电流与输入电压同相；低频桥臂按电网工频在正负半周切换导通，形成整流与回流路径。整个电路使输入电流接近正弦、功率因数接近</w:t>
       </w:r>
       <w:r>
+        <w:rPr>
+          <w:rFonts w:eastAsia="黑体"/>
+        </w:rPr>
         <w:t xml:space="preserve"> </w:t>
       </w:r>
       <w:r>
         <w:rPr>
-          <w:rFonts w:hint="eastAsia"/>
+          <w:rFonts w:hint="eastAsia" w:eastAsia="黑体"/>
         </w:rPr>
         <w:t xml:space="preserve">1，同时把交流升压为稳定直流。</w:t>
       </w:r>
@@ -353,7 +437,7 @@
       </w:pPr>
       <w:r>
         <w:rPr>
-          <w:rFonts w:hint="eastAsia"/>
+          <w:rFonts w:hint="eastAsia" w:eastAsia="黑体"/>
         </w:rPr>
         <w:t xml:space="preserve">关键计算公式</w:t>
       </w:r>
@@ -367,16 +451,19 @@
       </w:pPr>
       <w:r>
         <w:rPr>
-          <w:rFonts w:hint="eastAsia"/>
+          <w:rFonts w:hint="eastAsia" w:eastAsia="黑体"/>
         </w:rPr>
         <w:t xml:space="preserve">输出电压与占空比（CCM</w:t>
       </w:r>
       <w:r>
+        <w:rPr>
+          <w:rFonts w:eastAsia="黑体"/>
+        </w:rPr>
         <w:t xml:space="preserve"> </w:t>
       </w:r>
       <w:r>
         <w:rPr>
-          <w:rFonts w:hint="eastAsia"/>
+          <w:rFonts w:hint="eastAsia" w:eastAsia="黑体"/>
         </w:rPr>
         <w:t xml:space="preserve">等效）：</w:t>
       </w:r>
@@ -463,7 +550,7 @@
       </w:pPr>
       <w:r>
         <w:rPr>
-          <w:rFonts w:hint="eastAsia"/>
+          <w:rFonts w:hint="eastAsia" w:eastAsia="黑体"/>
         </w:rPr>
         <w:t xml:space="preserve">升压电感（CCM）：</w:t>
       </w:r>
@@ -556,7 +643,7 @@
       </w:pPr>
       <w:r>
         <w:rPr>
-          <w:rFonts w:hint="eastAsia"/>
+          <w:rFonts w:hint="eastAsia" w:eastAsia="黑体"/>
         </w:rPr>
         <w:t xml:space="preserve">输出电压纹波（双倍工频）：</w:t>
       </w:r>
@@ -685,7 +772,7 @@
       </w:pPr>
       <w:r>
         <w:rPr>
-          <w:rFonts w:hint="eastAsia"/>
+          <w:rFonts w:hint="eastAsia" w:eastAsia="黑体"/>
         </w:rPr>
         <w:t xml:space="preserve">输出电容下限：</w:t>
       </w:r>
@@ -845,7 +932,7 @@
             </w:pPr>
             <w:r>
               <w:rPr>
-                <w:rFonts w:hint="eastAsia"/>
+                <w:rFonts w:hint="eastAsia" w:eastAsia="黑体"/>
               </w:rPr>
               <w:t xml:space="preserve">符号</w:t>
             </w:r>
@@ -859,7 +946,7 @@
             </w:pPr>
             <w:r>
               <w:rPr>
-                <w:rFonts w:hint="eastAsia"/>
+                <w:rFonts w:hint="eastAsia" w:eastAsia="黑体"/>
               </w:rPr>
               <w:t xml:space="preserve">含义</w:t>
             </w:r>
@@ -873,7 +960,7 @@
             </w:pPr>
             <w:r>
               <w:rPr>
-                <w:rFonts w:hint="eastAsia"/>
+                <w:rFonts w:hint="eastAsia" w:eastAsia="黑体"/>
               </w:rPr>
               <w:t xml:space="preserve">单位</w:t>
             </w:r>
@@ -905,6 +992,9 @@
               </m:sSub>
             </m:oMath>
             <w:r>
+              <w:rPr>
+                <w:rFonts w:eastAsia="黑体"/>
+              </w:rPr>
               <w:t xml:space="preserve">​</w:t>
             </w:r>
           </w:p>
@@ -917,7 +1007,7 @@
             </w:pPr>
             <w:r>
               <w:rPr>
-                <w:rFonts w:hint="eastAsia"/>
+                <w:rFonts w:hint="eastAsia" w:eastAsia="黑体"/>
               </w:rPr>
               <w:t xml:space="preserve">输入电压</w:t>
             </w:r>
@@ -930,6 +1020,9 @@
               <w:pStyle w:val="Compact"/>
             </w:pPr>
             <w:r>
+              <w:rPr>
+                <w:rFonts w:eastAsia="黑体"/>
+              </w:rPr>
               <w:t xml:space="preserve">V</w:t>
             </w:r>
           </w:p>
@@ -963,6 +1056,9 @@
               </m:sSub>
             </m:oMath>
             <w:r>
+              <w:rPr>
+                <w:rFonts w:eastAsia="黑体"/>
+              </w:rPr>
               <w:t xml:space="preserve">​</w:t>
             </w:r>
           </w:p>
@@ -975,7 +1071,7 @@
             </w:pPr>
             <w:r>
               <w:rPr>
-                <w:rFonts w:hint="eastAsia"/>
+                <w:rFonts w:hint="eastAsia" w:eastAsia="黑体"/>
               </w:rPr>
               <w:t xml:space="preserve">输出电压</w:t>
             </w:r>
@@ -988,6 +1084,9 @@
               <w:pStyle w:val="Compact"/>
             </w:pPr>
             <w:r>
+              <w:rPr>
+                <w:rFonts w:eastAsia="黑体"/>
+              </w:rPr>
               <w:t xml:space="preserve">V</w:t>
             </w:r>
           </w:p>
@@ -1006,6 +1105,9 @@
               </m:r>
             </m:oMath>
             <w:r>
+              <w:rPr>
+                <w:rFonts w:eastAsia="黑体"/>
+              </w:rPr>
               <w:t xml:space="preserve">​</w:t>
             </w:r>
           </w:p>
@@ -1018,7 +1120,7 @@
             </w:pPr>
             <w:r>
               <w:rPr>
-                <w:rFonts w:hint="eastAsia"/>
+                <w:rFonts w:hint="eastAsia" w:eastAsia="黑体"/>
               </w:rPr>
               <w:t xml:space="preserve">占空比</w:t>
             </w:r>
@@ -1031,6 +1133,9 @@
               <w:pStyle w:val="Compact"/>
             </w:pPr>
             <w:r>
+              <w:rPr>
+                <w:rFonts w:eastAsia="黑体"/>
+              </w:rPr>
               <w:t xml:space="preserve">—</w:t>
             </w:r>
           </w:p>
@@ -1058,6 +1163,9 @@
               </m:sSub>
             </m:oMath>
             <w:r>
+              <w:rPr>
+                <w:rFonts w:eastAsia="黑体"/>
+              </w:rPr>
               <w:t xml:space="preserve">​</w:t>
             </w:r>
           </w:p>
@@ -1070,7 +1178,7 @@
             </w:pPr>
             <w:r>
               <w:rPr>
-                <w:rFonts w:hint="eastAsia"/>
+                <w:rFonts w:hint="eastAsia" w:eastAsia="黑体"/>
               </w:rPr>
               <w:t xml:space="preserve">开关频率</w:t>
             </w:r>
@@ -1083,6 +1191,9 @@
               <w:pStyle w:val="Compact"/>
             </w:pPr>
             <w:r>
+              <w:rPr>
+                <w:rFonts w:eastAsia="黑体"/>
+              </w:rPr>
               <w:t xml:space="preserve">Hz</w:t>
             </w:r>
           </w:p>
@@ -1119,6 +1230,9 @@
               </m:sSub>
             </m:oMath>
             <w:r>
+              <w:rPr>
+                <w:rFonts w:eastAsia="黑体"/>
+              </w:rPr>
               <w:t xml:space="preserve">​</w:t>
             </w:r>
           </w:p>
@@ -1131,7 +1245,7 @@
             </w:pPr>
             <w:r>
               <w:rPr>
-                <w:rFonts w:hint="eastAsia"/>
+                <w:rFonts w:hint="eastAsia" w:eastAsia="黑体"/>
               </w:rPr>
               <w:t xml:space="preserve">电网频率</w:t>
             </w:r>
@@ -1144,6 +1258,9 @@
               <w:pStyle w:val="Compact"/>
             </w:pPr>
             <w:r>
+              <w:rPr>
+                <w:rFonts w:eastAsia="黑体"/>
+              </w:rPr>
               <w:t xml:space="preserve">Hz</w:t>
             </w:r>
           </w:p>
@@ -1162,6 +1279,9 @@
               </m:r>
             </m:oMath>
             <w:r>
+              <w:rPr>
+                <w:rFonts w:eastAsia="黑体"/>
+              </w:rPr>
               <w:t xml:space="preserve">​</w:t>
             </w:r>
           </w:p>
@@ -1174,7 +1294,7 @@
             </w:pPr>
             <w:r>
               <w:rPr>
-                <w:rFonts w:hint="eastAsia"/>
+                <w:rFonts w:hint="eastAsia" w:eastAsia="黑体"/>
               </w:rPr>
               <w:t xml:space="preserve">升压电感</w:t>
             </w:r>
@@ -1187,6 +1307,9 @@
               <w:pStyle w:val="Compact"/>
             </w:pPr>
             <w:r>
+              <w:rPr>
+                <w:rFonts w:eastAsia="黑体"/>
+              </w:rPr>
               <w:t xml:space="preserve">H</w:t>
             </w:r>
           </w:p>
@@ -1205,6 +1328,9 @@
               </m:r>
             </m:oMath>
             <w:r>
+              <w:rPr>
+                <w:rFonts w:eastAsia="黑体"/>
+              </w:rPr>
               <w:t xml:space="preserve">​</w:t>
             </w:r>
           </w:p>
@@ -1217,7 +1343,7 @@
             </w:pPr>
             <w:r>
               <w:rPr>
-                <w:rFonts w:hint="eastAsia"/>
+                <w:rFonts w:hint="eastAsia" w:eastAsia="黑体"/>
               </w:rPr>
               <w:t xml:space="preserve">输出电容</w:t>
             </w:r>
@@ -1230,6 +1356,9 @@
               <w:pStyle w:val="Compact"/>
             </w:pPr>
             <w:r>
+              <w:rPr>
+                <w:rFonts w:eastAsia="黑体"/>
+              </w:rPr>
               <w:t xml:space="preserve">F</w:t>
             </w:r>
           </w:p>
@@ -1263,6 +1392,9 @@
               </m:sSub>
             </m:oMath>
             <w:r>
+              <w:rPr>
+                <w:rFonts w:eastAsia="黑体"/>
+              </w:rPr>
               <w:t xml:space="preserve">​</w:t>
             </w:r>
           </w:p>
@@ -1275,7 +1407,7 @@
             </w:pPr>
             <w:r>
               <w:rPr>
-                <w:rFonts w:hint="eastAsia"/>
+                <w:rFonts w:hint="eastAsia" w:eastAsia="黑体"/>
               </w:rPr>
               <w:t xml:space="preserve">输出功率</w:t>
             </w:r>
@@ -1288,6 +1420,9 @@
               <w:pStyle w:val="Compact"/>
             </w:pPr>
             <w:r>
+              <w:rPr>
+                <w:rFonts w:eastAsia="黑体"/>
+              </w:rPr>
               <w:t xml:space="preserve">W</w:t>
             </w:r>
           </w:p>
@@ -1321,6 +1456,9 @@
               </m:sSub>
             </m:oMath>
             <w:r>
+              <w:rPr>
+                <w:rFonts w:eastAsia="黑体"/>
+              </w:rPr>
               <w:t xml:space="preserve">​</w:t>
             </w:r>
           </w:p>
@@ -1333,7 +1471,7 @@
             </w:pPr>
             <w:r>
               <w:rPr>
-                <w:rFonts w:hint="eastAsia"/>
+                <w:rFonts w:hint="eastAsia" w:eastAsia="黑体"/>
               </w:rPr>
               <w:t xml:space="preserve">电感纹波电流</w:t>
             </w:r>
@@ -1346,6 +1484,9 @@
               <w:pStyle w:val="Compact"/>
             </w:pPr>
             <w:r>
+              <w:rPr>
+                <w:rFonts w:eastAsia="黑体"/>
+              </w:rPr>
               <w:t xml:space="preserve">A</w:t>
             </w:r>
           </w:p>
@@ -1360,7 +1501,7 @@
       </w:pPr>
       <w:r>
         <w:rPr>
-          <w:rFonts w:hint="eastAsia"/>
+          <w:rFonts w:hint="eastAsia" w:eastAsia="黑体"/>
         </w:rPr>
         <w:t xml:space="preserve">元件调整影响</w:t>
       </w:r>
@@ -1375,29 +1516,39 @@
       </w:pPr>
       <w:r>
         <w:rPr>
+          <w:rFonts w:eastAsia="黑体"/>
           <w:b/>
           <w:bCs/>
         </w:rPr>
         <w:t xml:space="preserve">L↑</w:t>
       </w:r>
       <w:r>
+        <w:rPr>
+          <w:rFonts w:eastAsia="黑体"/>
+        </w:rPr>
         <w:t xml:space="preserve"> </w:t>
       </w:r>
       <w:r>
+        <w:rPr>
+          <w:rFonts w:eastAsia="黑体"/>
+        </w:rPr>
         <w:t xml:space="preserve">→ </w:t>
       </w:r>
       <w:r>
         <w:rPr>
-          <w:rFonts w:hint="eastAsia"/>
+          <w:rFonts w:hint="eastAsia" w:eastAsia="黑体"/>
         </w:rPr>
         <w:t xml:space="preserve">电感纹波电流减小、更易进入</w:t>
       </w:r>
       <w:r>
+        <w:rPr>
+          <w:rFonts w:eastAsia="黑体"/>
+        </w:rPr>
         <w:t xml:space="preserve"> </w:t>
       </w:r>
       <w:r>
         <w:rPr>
-          <w:rFonts w:hint="eastAsia"/>
+          <w:rFonts w:hint="eastAsia" w:eastAsia="黑体"/>
         </w:rPr>
         <w:t xml:space="preserve">CCM，但体积增大。</w:t>
       </w:r>
@@ -1412,20 +1563,27 @@
       </w:pPr>
       <w:r>
         <w:rPr>
+          <w:rFonts w:eastAsia="黑体"/>
           <w:b/>
           <w:bCs/>
         </w:rPr>
         <w:t xml:space="preserve">C↑</w:t>
       </w:r>
       <w:r>
+        <w:rPr>
+          <w:rFonts w:eastAsia="黑体"/>
+        </w:rPr>
         <w:t xml:space="preserve"> </w:t>
       </w:r>
       <w:r>
+        <w:rPr>
+          <w:rFonts w:eastAsia="黑体"/>
+        </w:rPr>
         <w:t xml:space="preserve">→ </w:t>
       </w:r>
       <w:r>
         <w:rPr>
-          <w:rFonts w:hint="eastAsia"/>
+          <w:rFonts w:hint="eastAsia" w:eastAsia="黑体"/>
         </w:rPr>
         <w:t xml:space="preserve">输出纹波减小。</w:t>
       </w:r>
@@ -1440,20 +1598,27 @@
       </w:pPr>
       <w:r>
         <w:rPr>
+          <w:rFonts w:eastAsia="黑体"/>
           <w:b/>
           <w:bCs/>
         </w:rPr>
         <w:t xml:space="preserve">D↑</w:t>
       </w:r>
       <w:r>
+        <w:rPr>
+          <w:rFonts w:eastAsia="黑体"/>
+        </w:rPr>
         <w:t xml:space="preserve"> </w:t>
       </w:r>
       <w:r>
+        <w:rPr>
+          <w:rFonts w:eastAsia="黑体"/>
+        </w:rPr>
         <w:t xml:space="preserve">→ </w:t>
       </w:r>
       <w:r>
         <w:rPr>
-          <w:rFonts w:hint="eastAsia"/>
+          <w:rFonts w:hint="eastAsia" w:eastAsia="黑体"/>
         </w:rPr>
         <w:t xml:space="preserve">输出电压升高；输出电压必须高于输入峰值。</w:t>
       </w:r>
@@ -1468,20 +1633,27 @@
       </w:pPr>
       <w:r>
         <w:rPr>
+          <w:rFonts w:eastAsia="黑体"/>
           <w:b/>
           <w:bCs/>
         </w:rPr>
         <w:t xml:space="preserve">f_s↑</w:t>
       </w:r>
       <w:r>
+        <w:rPr>
+          <w:rFonts w:eastAsia="黑体"/>
+        </w:rPr>
         <w:t xml:space="preserve"> </w:t>
       </w:r>
       <w:r>
+        <w:rPr>
+          <w:rFonts w:eastAsia="黑体"/>
+        </w:rPr>
         <w:t xml:space="preserve">→ </w:t>
       </w:r>
       <w:r>
         <w:rPr>
-          <w:rFonts w:hint="eastAsia"/>
+          <w:rFonts w:hint="eastAsia" w:eastAsia="黑体"/>
         </w:rPr>
         <w:t xml:space="preserve">电感减小但开关损耗增大。</w:t>
       </w:r>
@@ -1496,16 +1668,19 @@
       </w:pPr>
       <w:r>
         <w:rPr>
-          <w:rFonts w:hint="eastAsia"/>
+          <w:rFonts w:hint="eastAsia" w:eastAsia="黑体"/>
         </w:rPr>
         <w:t xml:space="preserve">低频桥臂采用同步整流</w:t>
       </w:r>
       <w:r>
+        <w:rPr>
+          <w:rFonts w:eastAsia="黑体"/>
+        </w:rPr>
         <w:t xml:space="preserve"> MOSFET </w:t>
       </w:r>
       <w:r>
         <w:rPr>
-          <w:rFonts w:hint="eastAsia"/>
+          <w:rFonts w:hint="eastAsia" w:eastAsia="黑体"/>
         </w:rPr>
         <w:t xml:space="preserve">可进一步降低导通损耗，但增加驱动复杂度。</w:t>
       </w:r>
@@ -1518,7 +1693,7 @@
       </w:pPr>
       <w:r>
         <w:rPr>
-          <w:rFonts w:hint="eastAsia"/>
+          <w:rFonts w:hint="eastAsia" w:eastAsia="黑体"/>
         </w:rPr>
         <w:t xml:space="preserve">典型参数示例</w:t>
       </w:r>
@@ -1533,11 +1708,14 @@
       </w:pPr>
       <w:r>
         <w:rPr>
-          <w:rFonts w:hint="eastAsia"/>
+          <w:rFonts w:hint="eastAsia" w:eastAsia="黑体"/>
         </w:rPr>
         <w:t xml:space="preserve">取</w:t>
       </w:r>
       <w:r>
+        <w:rPr>
+          <w:rFonts w:eastAsia="黑体"/>
+        </w:rPr>
         <w:t xml:space="preserve"> </w:t>
       </w:r>
       <m:oMath>
@@ -1577,6 +1755,9 @@
         </m:r>
       </m:oMath>
       <w:r>
+        <w:rPr>
+          <w:rFonts w:eastAsia="黑体"/>
+        </w:rPr>
         <w:t xml:space="preserve">、</w:t>
       </w:r>
       <m:oMath>
@@ -1620,7 +1801,7 @@
       </m:oMath>
       <w:r>
         <w:rPr>
-          <w:rFonts w:hint="eastAsia"/>
+          <w:rFonts w:hint="eastAsia" w:eastAsia="黑体"/>
         </w:rPr>
         <w:t xml:space="preserve">：</w:t>
       </w:r>
@@ -1669,6 +1850,9 @@
         </m:r>
       </m:oMath>
       <w:r>
+        <w:rPr>
+          <w:rFonts w:eastAsia="黑体"/>
+        </w:rPr>
         <w:t xml:space="preserve">。</w:t>
       </w:r>
     </w:p>
@@ -1682,11 +1866,14 @@
       </w:pPr>
       <w:r>
         <w:rPr>
-          <w:rFonts w:hint="eastAsia"/>
+          <w:rFonts w:hint="eastAsia" w:eastAsia="黑体"/>
         </w:rPr>
         <w:t xml:space="preserve">取</w:t>
       </w:r>
       <w:r>
+        <w:rPr>
+          <w:rFonts w:eastAsia="黑体"/>
+        </w:rPr>
         <w:t xml:space="preserve"> </w:t>
       </w:r>
       <m:oMath>
@@ -1729,6 +1916,9 @@
         </m:r>
       </m:oMath>
       <w:r>
+        <w:rPr>
+          <w:rFonts w:eastAsia="黑体"/>
+        </w:rPr>
         <w:t xml:space="preserve">、</w:t>
       </w:r>
       <m:oMath>
@@ -1771,6 +1961,9 @@
         </m:r>
       </m:oMath>
       <w:r>
+        <w:rPr>
+          <w:rFonts w:eastAsia="黑体"/>
+        </w:rPr>
         <w:t xml:space="preserve">、</w:t>
       </w:r>
       <m:oMath>
@@ -1816,6 +2009,9 @@
         </m:r>
       </m:oMath>
       <w:r>
+        <w:rPr>
+          <w:rFonts w:eastAsia="黑体"/>
+        </w:rPr>
         <w:t xml:space="preserve">、</w:t>
       </w:r>
       <m:oMath>
@@ -1865,7 +2061,7 @@
       </m:oMath>
       <w:r>
         <w:rPr>
-          <w:rFonts w:hint="eastAsia"/>
+          <w:rFonts w:hint="eastAsia" w:eastAsia="黑体"/>
         </w:rPr>
         <w:t xml:space="preserve">：</w:t>
       </w:r>
@@ -1948,6 +2144,9 @@
         </m:r>
       </m:oMath>
       <w:r>
+        <w:rPr>
+          <w:rFonts w:eastAsia="黑体"/>
+        </w:rPr>
         <w:t xml:space="preserve">。</w:t>
       </w:r>
     </w:p>
@@ -1959,7 +2158,7 @@
       </w:pPr>
       <w:r>
         <w:rPr>
-          <w:rFonts w:hint="eastAsia"/>
+          <w:rFonts w:hint="eastAsia" w:eastAsia="黑体"/>
         </w:rPr>
         <w:t xml:space="preserve">常见器件型号</w:t>
       </w:r>
@@ -1974,16 +2173,19 @@
       </w:pPr>
       <w:r>
         <w:rPr>
-          <w:rFonts w:hint="eastAsia"/>
+          <w:rFonts w:hint="eastAsia" w:eastAsia="黑体"/>
         </w:rPr>
         <w:t xml:space="preserve">高频</w:t>
       </w:r>
       <w:r>
+        <w:rPr>
+          <w:rFonts w:eastAsia="黑体"/>
+        </w:rPr>
         <w:t xml:space="preserve"> </w:t>
       </w:r>
       <w:r>
         <w:rPr>
-          <w:rFonts w:hint="eastAsia"/>
+          <w:rFonts w:hint="eastAsia" w:eastAsia="黑体"/>
         </w:rPr>
         <w:t xml:space="preserve">MOSFET：IPW65R041CFD、STW70N60DM2、IMZA65R048M1H。</w:t>
       </w:r>
@@ -1998,16 +2200,19 @@
       </w:pPr>
       <w:r>
         <w:rPr>
-          <w:rFonts w:hint="eastAsia"/>
+          <w:rFonts w:hint="eastAsia" w:eastAsia="黑体"/>
         </w:rPr>
         <w:t xml:space="preserve">低频</w:t>
       </w:r>
       <w:r>
+        <w:rPr>
+          <w:rFonts w:eastAsia="黑体"/>
+        </w:rPr>
         <w:t xml:space="preserve"> </w:t>
       </w:r>
       <w:r>
         <w:rPr>
-          <w:rFonts w:hint="eastAsia"/>
+          <w:rFonts w:hint="eastAsia" w:eastAsia="黑体"/>
         </w:rPr>
         <w:t xml:space="preserve">MOSFET（同步整流）：IPA60R099P7、STW48N60M2。</w:t>
       </w:r>
@@ -2022,16 +2227,19 @@
       </w:pPr>
       <w:r>
         <w:rPr>
-          <w:rFonts w:hint="eastAsia"/>
+          <w:rFonts w:hint="eastAsia" w:eastAsia="黑体"/>
         </w:rPr>
         <w:t xml:space="preserve">控制</w:t>
       </w:r>
       <w:r>
+        <w:rPr>
+          <w:rFonts w:eastAsia="黑体"/>
+        </w:rPr>
         <w:t xml:space="preserve"> </w:t>
       </w:r>
       <w:r>
         <w:rPr>
-          <w:rFonts w:hint="eastAsia"/>
+          <w:rFonts w:hint="eastAsia" w:eastAsia="黑体"/>
         </w:rPr>
         <w:t xml:space="preserve">IC：UCC28070、TEA19162、NCP1680。</w:t>
       </w:r>
@@ -2044,7 +2252,7 @@
       </w:pPr>
       <w:r>
         <w:rPr>
-          <w:rFonts w:hint="eastAsia"/>
+          <w:rFonts w:hint="eastAsia" w:eastAsia="黑体"/>
         </w:rPr>
         <w:t xml:space="preserve">注意事项</w:t>
       </w:r>
@@ -2059,7 +2267,7 @@
       </w:pPr>
       <w:r>
         <w:rPr>
-          <w:rFonts w:hint="eastAsia"/>
+          <w:rFonts w:hint="eastAsia" w:eastAsia="黑体"/>
         </w:rPr>
         <w:t xml:space="preserve">高频与低频桥臂换相瞬间需防止直通，加入死区控制。</w:t>
       </w:r>
@@ -2074,25 +2282,31 @@
       </w:pPr>
       <w:r>
         <w:rPr>
-          <w:rFonts w:hint="eastAsia"/>
+          <w:rFonts w:hint="eastAsia" w:eastAsia="黑体"/>
         </w:rPr>
         <w:t xml:space="preserve">高频</w:t>
       </w:r>
       <w:r>
+        <w:rPr>
+          <w:rFonts w:eastAsia="黑体"/>
+        </w:rPr>
         <w:t xml:space="preserve"> MOSFET </w:t>
       </w:r>
       <w:r>
         <w:rPr>
-          <w:rFonts w:hint="eastAsia"/>
+          <w:rFonts w:hint="eastAsia" w:eastAsia="黑体"/>
         </w:rPr>
         <w:t xml:space="preserve">需承受关断时的反向恢复应力，选用低反向恢复体二极管或</w:t>
       </w:r>
       <w:r>
+        <w:rPr>
+          <w:rFonts w:eastAsia="黑体"/>
+        </w:rPr>
         <w:t xml:space="preserve"> SiC/GaN </w:t>
       </w:r>
       <w:r>
         <w:rPr>
-          <w:rFonts w:hint="eastAsia"/>
+          <w:rFonts w:hint="eastAsia" w:eastAsia="黑体"/>
         </w:rPr>
         <w:t xml:space="preserve">器件。</w:t>
       </w:r>
@@ -2107,16 +2321,19 @@
       </w:pPr>
       <w:r>
         <w:rPr>
-          <w:rFonts w:hint="eastAsia"/>
+          <w:rFonts w:hint="eastAsia" w:eastAsia="黑体"/>
         </w:rPr>
         <w:t xml:space="preserve">输出电容需耐双倍工频纹波，选用低</w:t>
       </w:r>
       <w:r>
+        <w:rPr>
+          <w:rFonts w:eastAsia="黑体"/>
+        </w:rPr>
         <w:t xml:space="preserve"> ESR </w:t>
       </w:r>
       <w:r>
         <w:rPr>
-          <w:rFonts w:hint="eastAsia"/>
+          <w:rFonts w:hint="eastAsia" w:eastAsia="黑体"/>
         </w:rPr>
         <w:t xml:space="preserve">电解电容。</w:t>
       </w:r>
@@ -2131,16 +2348,19 @@
       </w:pPr>
       <w:r>
         <w:rPr>
-          <w:rFonts w:hint="eastAsia"/>
+          <w:rFonts w:hint="eastAsia" w:eastAsia="黑体"/>
         </w:rPr>
         <w:t xml:space="preserve">需加强</w:t>
       </w:r>
       <w:r>
+        <w:rPr>
+          <w:rFonts w:eastAsia="黑体"/>
+        </w:rPr>
         <w:t xml:space="preserve"> EMI </w:t>
       </w:r>
       <w:r>
         <w:rPr>
-          <w:rFonts w:hint="eastAsia"/>
+          <w:rFonts w:hint="eastAsia" w:eastAsia="黑体"/>
         </w:rPr>
         <w:t xml:space="preserve">滤波，图腾柱整流共模噪声较传统桥更复杂。</w:t>
       </w:r>
@@ -2153,7 +2373,7 @@
       </w:pPr>
       <w:r>
         <w:rPr>
-          <w:rFonts w:hint="eastAsia"/>
+          <w:rFonts w:hint="eastAsia" w:eastAsia="黑体"/>
         </w:rPr>
         <w:t xml:space="preserve">参考资料</w:t>
       </w:r>
@@ -2167,29 +2387,38 @@
         </w:numPr>
       </w:pPr>
       <w:r>
+        <w:rPr>
+          <w:rFonts w:eastAsia="黑体"/>
+        </w:rPr>
         <w:t xml:space="preserve">TI </w:t>
       </w:r>
       <w:r>
         <w:rPr>
-          <w:rFonts w:hint="eastAsia"/>
+          <w:rFonts w:hint="eastAsia" w:eastAsia="黑体"/>
         </w:rPr>
         <w:t xml:space="preserve">应用笔记</w:t>
       </w:r>
       <w:r>
+        <w:rPr>
+          <w:rFonts w:eastAsia="黑体"/>
+        </w:rPr>
         <w:t xml:space="preserve"> </w:t>
       </w:r>
       <w:r>
         <w:rPr>
-          <w:rFonts w:hint="eastAsia"/>
+          <w:rFonts w:hint="eastAsia" w:eastAsia="黑体"/>
         </w:rPr>
         <w:t xml:space="preserve">SLUA712（图腾柱</w:t>
       </w:r>
       <w:r>
+        <w:rPr>
+          <w:rFonts w:eastAsia="黑体"/>
+        </w:rPr>
         <w:t xml:space="preserve"> </w:t>
       </w:r>
       <w:r>
         <w:rPr>
-          <w:rFonts w:hint="eastAsia"/>
+          <w:rFonts w:hint="eastAsia" w:eastAsia="黑体"/>
         </w:rPr>
         <w:t xml:space="preserve">PFC）。</w:t>
       </w:r>
@@ -2203,6 +2432,9 @@
         </w:numPr>
       </w:pPr>
       <w:r>
+        <w:rPr>
+          <w:rFonts w:eastAsia="黑体"/>
+        </w:rPr>
         <w:t xml:space="preserve">Wikipedia: Power factor correction。</w:t>
       </w:r>
     </w:p>
@@ -2216,16 +2448,19 @@
       </w:pPr>
       <w:r>
         <w:rPr>
-          <w:rFonts w:hint="eastAsia"/>
+          <w:rFonts w:hint="eastAsia" w:eastAsia="黑体"/>
         </w:rPr>
         <w:t xml:space="preserve">相关</w:t>
       </w:r>
       <w:r>
+        <w:rPr>
+          <w:rFonts w:eastAsia="黑体"/>
+        </w:rPr>
         <w:t xml:space="preserve"> GaN PFC </w:t>
       </w:r>
       <w:r>
         <w:rPr>
-          <w:rFonts w:hint="eastAsia"/>
+          <w:rFonts w:hint="eastAsia" w:eastAsia="黑体"/>
         </w:rPr>
         <w:t xml:space="preserve">白皮书（TI/Infineon）。</w:t>
       </w:r>
@@ -2239,11 +2474,11 @@
       </w:pPr>
       <w:r>
         <w:rPr>
-          <w:rFonts w:ascii="Times New Roman" w:hAnsi="Times New Roman"/>
+          <w:rFonts w:ascii="Times New Roman" w:hAnsi="Times New Roman" w:eastAsia="黑体"/>
           <w:color w:val="555555"/>
           <w:sz w:val="21"/>
         </w:rPr>
-        <w:t>材料收集者：杜文杰</w:t>
+        <w:t>材料收集者：杜文杰，WX手机：19519196569，QQ:3478827729</w:t>
       </w:r>
     </w:p>
     <w:sectPr>
@@ -2263,7 +2498,7 @@
 </file>
 
 <file path=word/footer1.xml><?xml version="1.0" encoding="utf-8"?>
-<w:ftr xmlns:m="http://schemas.openxmlformats.org/officeDocument/2006/math" xmlns:mc="http://schemas.openxmlformats.org/markup-compatibility/2006" xmlns:mo="http://schemas.microsoft.com/office/mac/office/2008/main" xmlns:mv="urn:schemas-microsoft-com:mac:vml" xmlns:o="urn:schemas-microsoft-com:office:office" xmlns:r="http://schemas.openxmlformats.org/officeDocument/2006/relationships" xmlns:v="urn:schemas-microsoft-com:vml" xmlns:w10="urn:schemas-microsoft-com:office:word" xmlns:w14="http://schemas.microsoft.com/office/word/2010/wordml" xmlns:w="http://schemas.openxmlformats.org/wordprocessingml/2006/main" xmlns:wne="http://schemas.microsoft.com/office/word/2006/wordml" xmlns:wp14="http://schemas.microsoft.com/office/word/2010/wordprocessingDrawing" xmlns:wp="http://schemas.openxmlformats.org/drawingml/2006/wordprocessingDrawing" xmlns:wpc="http://schemas.microsoft.com/office/word/2010/wordprocessingCanvas" xmlns:wpg="http://schemas.microsoft.com/office/word/2010/wordprocessingGroup" xmlns:wpi="http://schemas.microsoft.com/office/word/2010/wordprocessingInk" xmlns:wps="http://schemas.microsoft.com/office/word/2010/wordprocessingShape" mc:Ignorable="w14 wp14">
+<w:ftr xmlns:mc="http://schemas.openxmlformats.org/markup-compatibility/2006" xmlns:w="http://schemas.openxmlformats.org/wordprocessingml/2006/main" xmlns:m="http://schemas.openxmlformats.org/officeDocument/2006/math" xmlns:mo="http://schemas.microsoft.com/office/mac/office/2008/main" xmlns:mv="urn:schemas-microsoft-com:mac:vml" xmlns:o="urn:schemas-microsoft-com:office:office" xmlns:r="http://schemas.openxmlformats.org/officeDocument/2006/relationships" xmlns:v="urn:schemas-microsoft-com:vml" xmlns:w10="urn:schemas-microsoft-com:office:word" xmlns:w14="http://schemas.microsoft.com/office/word/2010/wordml" xmlns:wne="http://schemas.microsoft.com/office/word/2006/wordml" xmlns:wp14="http://schemas.microsoft.com/office/word/2010/wordprocessingDrawing" xmlns:wp="http://schemas.openxmlformats.org/drawingml/2006/wordprocessingDrawing" xmlns:wpc="http://schemas.microsoft.com/office/word/2010/wordprocessingCanvas" xmlns:wpg="http://schemas.microsoft.com/office/word/2010/wordprocessingGroup" xmlns:wpi="http://schemas.microsoft.com/office/word/2010/wordprocessingInk" xmlns:wps="http://schemas.microsoft.com/office/word/2010/wordprocessingShape" mc:Ignorable="w14 wp14">
   <w:p>
     <w:pPr>
       <w:pStyle w:val="Footer"/>
@@ -2271,12 +2506,14 @@
     </w:pPr>
     <w:r>
       <w:rPr>
+        <w:rFonts w:eastAsia="黑体"/>
         <w:sz w:val="18"/>
       </w:rPr>
       <w:t xml:space="preserve">第 </w:t>
     </w:r>
     <w:r>
       <w:rPr>
+        <w:rFonts w:eastAsia="黑体"/>
         <w:sz w:val="18"/>
       </w:rPr>
       <w:fldChar w:fldCharType="begin"/>
@@ -2285,6 +2522,7 @@
     </w:r>
     <w:r>
       <w:rPr>
+        <w:rFonts w:eastAsia="黑体"/>
         <w:sz w:val="18"/>
       </w:rPr>
       <w:t xml:space="preserve"> 页</w:t>
@@ -2298,6 +2536,9 @@
   <w:footnote w:type="continuationSeparator" w:id="0">
     <w:p>
       <w:r>
+        <w:rPr>
+          <w:rFonts w:eastAsia="黑体"/>
+        </w:rPr>
         <w:continuationSeparator/>
       </w:r>
     </w:p>
@@ -2305,6 +2546,9 @@
   <w:footnote w:type="separator" w:id="-1">
     <w:p>
       <w:r>
+        <w:rPr>
+          <w:rFonts w:eastAsia="黑体"/>
+        </w:rPr>
         <w:separator/>
       </w:r>
     </w:p>
@@ -2313,7 +2557,7 @@
 </file>
 
 <file path=word/header1.xml><?xml version="1.0" encoding="utf-8"?>
-<w:hdr xmlns:m="http://schemas.openxmlformats.org/officeDocument/2006/math" xmlns:mc="http://schemas.openxmlformats.org/markup-compatibility/2006" xmlns:mo="http://schemas.microsoft.com/office/mac/office/2008/main" xmlns:mv="urn:schemas-microsoft-com:mac:vml" xmlns:o="urn:schemas-microsoft-com:office:office" xmlns:r="http://schemas.openxmlformats.org/officeDocument/2006/relationships" xmlns:v="urn:schemas-microsoft-com:vml" xmlns:w10="urn:schemas-microsoft-com:office:word" xmlns:w14="http://schemas.microsoft.com/office/word/2010/wordml" xmlns:w="http://schemas.openxmlformats.org/wordprocessingml/2006/main" xmlns:wne="http://schemas.microsoft.com/office/word/2006/wordml" xmlns:wp14="http://schemas.microsoft.com/office/word/2010/wordprocessingDrawing" xmlns:wp="http://schemas.openxmlformats.org/drawingml/2006/wordprocessingDrawing" xmlns:wpc="http://schemas.microsoft.com/office/word/2010/wordprocessingCanvas" xmlns:wpg="http://schemas.microsoft.com/office/word/2010/wordprocessingGroup" xmlns:wpi="http://schemas.microsoft.com/office/word/2010/wordprocessingInk" xmlns:wps="http://schemas.microsoft.com/office/word/2010/wordprocessingShape" mc:Ignorable="w14 wp14">
+<w:hdr xmlns:mc="http://schemas.openxmlformats.org/markup-compatibility/2006" xmlns:w="http://schemas.openxmlformats.org/wordprocessingml/2006/main" xmlns:m="http://schemas.openxmlformats.org/officeDocument/2006/math" xmlns:mo="http://schemas.microsoft.com/office/mac/office/2008/main" xmlns:mv="urn:schemas-microsoft-com:mac:vml" xmlns:o="urn:schemas-microsoft-com:office:office" xmlns:r="http://schemas.openxmlformats.org/officeDocument/2006/relationships" xmlns:v="urn:schemas-microsoft-com:vml" xmlns:w10="urn:schemas-microsoft-com:office:word" xmlns:w14="http://schemas.microsoft.com/office/word/2010/wordml" xmlns:wne="http://schemas.microsoft.com/office/word/2006/wordml" xmlns:wp14="http://schemas.microsoft.com/office/word/2010/wordprocessingDrawing" xmlns:wp="http://schemas.openxmlformats.org/drawingml/2006/wordprocessingDrawing" xmlns:wpc="http://schemas.microsoft.com/office/word/2010/wordprocessingCanvas" xmlns:wpg="http://schemas.microsoft.com/office/word/2010/wordprocessingGroup" xmlns:wpi="http://schemas.microsoft.com/office/word/2010/wordprocessingInk" xmlns:wps="http://schemas.microsoft.com/office/word/2010/wordprocessingShape" mc:Ignorable="w14 wp14">
   <w:p>
     <w:pPr>
       <w:pStyle w:val="Header"/>
@@ -2321,7 +2565,7 @@
     </w:pPr>
     <w:r>
       <w:rPr>
-        <w:rFonts w:ascii="Times New Roman" w:hAnsi="Times New Roman"/>
+        <w:rFonts w:ascii="Times New Roman" w:hAnsi="Times New Roman" w:eastAsia="黑体"/>
         <w:sz w:val="18"/>
         <w:rFonts w:eastAsia="黑体"/>
         <w:rFonts w:eastAsia="黑体"/>
@@ -2333,7 +2577,7 @@
 </file>
 
 <file path=word/numbering.xml><?xml version="1.0" encoding="utf-8"?>
-<w:numbering xmlns:m="http://schemas.openxmlformats.org/officeDocument/2006/math" xmlns:mc="http://schemas.openxmlformats.org/markup-compatibility/2006" xmlns:mo="http://schemas.microsoft.com/office/mac/office/2008/main" xmlns:mv="urn:schemas-microsoft-com:mac:vml" xmlns:o="urn:schemas-microsoft-com:office:office" xmlns:r="http://schemas.openxmlformats.org/officeDocument/2006/relationships" xmlns:v="urn:schemas-microsoft-com:vml" xmlns:w="http://schemas.openxmlformats.org/wordprocessingml/2006/main" xmlns:w10="urn:schemas-microsoft-com:office:word" xmlns:w14="http://schemas.microsoft.com/office/word/2010/wordml" xmlns:wne="http://schemas.microsoft.com/office/word/2006/wordml" xmlns:wp="http://schemas.openxmlformats.org/drawingml/2006/wordprocessingDrawing" xmlns:wp14="http://schemas.microsoft.com/office/word/2010/wordprocessingDrawing" xmlns:wpc="http://schemas.microsoft.com/office/word/2010/wordprocessingCanvas" xmlns:wpg="http://schemas.microsoft.com/office/word/2010/wordprocessingGroup" xmlns:wpi="http://schemas.microsoft.com/office/word/2010/wordprocessingInk" xmlns:wps="http://schemas.microsoft.com/office/word/2010/wordprocessingShape" mc:Ignorable="w14 wp14">
+<w:numbering xmlns:mc="http://schemas.openxmlformats.org/markup-compatibility/2006" xmlns:w="http://schemas.openxmlformats.org/wordprocessingml/2006/main" xmlns:m="http://schemas.openxmlformats.org/officeDocument/2006/math" xmlns:mo="http://schemas.microsoft.com/office/mac/office/2008/main" xmlns:mv="urn:schemas-microsoft-com:mac:vml" xmlns:o="urn:schemas-microsoft-com:office:office" xmlns:r="http://schemas.openxmlformats.org/officeDocument/2006/relationships" xmlns:v="urn:schemas-microsoft-com:vml" xmlns:w10="urn:schemas-microsoft-com:office:word" xmlns:w14="http://schemas.microsoft.com/office/word/2010/wordml" xmlns:wne="http://schemas.microsoft.com/office/word/2006/wordml" xmlns:wp="http://schemas.openxmlformats.org/drawingml/2006/wordprocessingDrawing" xmlns:wp14="http://schemas.microsoft.com/office/word/2010/wordprocessingDrawing" xmlns:wpc="http://schemas.microsoft.com/office/word/2010/wordprocessingCanvas" xmlns:wpg="http://schemas.microsoft.com/office/word/2010/wordprocessingGroup" xmlns:wpi="http://schemas.microsoft.com/office/word/2010/wordprocessingInk" xmlns:wps="http://schemas.microsoft.com/office/word/2010/wordprocessingShape" mc:Ignorable="w14 wp14">
   <w:abstractNum w:abstractNumId="0">
     <w:nsid w:val="FFFFFF7C"/>
     <w:multiLevelType w:val="singleLevel"/>
@@ -2420,7 +2664,7 @@
         <w:ind w:hanging="360" w:left="1440"/>
       </w:pPr>
       <w:rPr>
-        <w:rFonts w:ascii="Symbol" w:hAnsi="Symbol" w:hint="default"/>
+        <w:rFonts w:ascii="Symbol" w:hAnsi="Symbol" w:hint="default" w:eastAsia="黑体"/>
       </w:rPr>
     </w:lvl>
   </w:abstractNum>
@@ -2441,7 +2685,7 @@
         <w:ind w:hanging="360" w:left="1080"/>
       </w:pPr>
       <w:rPr>
-        <w:rFonts w:ascii="Symbol" w:hAnsi="Symbol" w:hint="default"/>
+        <w:rFonts w:ascii="Symbol" w:hAnsi="Symbol" w:hint="default" w:eastAsia="黑体"/>
       </w:rPr>
     </w:lvl>
   </w:abstractNum>
@@ -2462,7 +2706,7 @@
         <w:ind w:hanging="360" w:left="720"/>
       </w:pPr>
       <w:rPr>
-        <w:rFonts w:ascii="Symbol" w:hAnsi="Symbol" w:hint="default"/>
+        <w:rFonts w:ascii="Symbol" w:hAnsi="Symbol" w:hint="default" w:eastAsia="黑体"/>
       </w:rPr>
     </w:lvl>
   </w:abstractNum>
@@ -2501,7 +2745,7 @@
         <w:ind w:hanging="360" w:left="360"/>
       </w:pPr>
       <w:rPr>
-        <w:rFonts w:ascii="Symbol" w:hAnsi="Symbol" w:hint="default"/>
+        <w:rFonts w:ascii="Symbol" w:hAnsi="Symbol" w:hint="default" w:eastAsia="黑体"/>
       </w:rPr>
     </w:lvl>
   </w:abstractNum>
@@ -2592,7 +2836,7 @@
         <w:ind w:left="720" w:hanging="360"/>
       </w:pPr>
       <w:rPr>
-        <w:rFonts w:ascii="Symbol" w:hAnsi="Symbol" w:cs="Symbol" w:hint="default"/>
+        <w:rFonts w:ascii="Symbol" w:hAnsi="Symbol" w:cs="Symbol" w:hint="default" w:eastAsia="黑体"/>
       </w:rPr>
     </w:lvl>
     <w:lvl w:ilvl="1">
@@ -2603,7 +2847,7 @@
         <w:ind w:left="1440" w:hanging="360"/>
       </w:pPr>
       <w:rPr>
-        <w:rFonts w:ascii="Courier New" w:hAnsi="Courier New" w:cs="Courier New" w:hint="default"/>
+        <w:rFonts w:ascii="Courier New" w:hAnsi="Courier New" w:cs="Courier New" w:hint="default" w:eastAsia="黑体"/>
       </w:rPr>
     </w:lvl>
     <w:lvl w:ilvl="2">
@@ -2614,7 +2858,7 @@
         <w:ind w:left="2160" w:hanging="360"/>
       </w:pPr>
       <w:rPr>
-        <w:rFonts w:ascii="Wingdings" w:hAnsi="Wingdings" w:cs="Wingdings" w:hint="default"/>
+        <w:rFonts w:ascii="Wingdings" w:hAnsi="Wingdings" w:cs="Wingdings" w:hint="default" w:eastAsia="黑体"/>
       </w:rPr>
     </w:lvl>
     <w:lvl w:ilvl="3">
@@ -2625,7 +2869,7 @@
         <w:ind w:left="2880" w:hanging="360"/>
       </w:pPr>
       <w:rPr>
-        <w:rFonts w:ascii="Symbol" w:hAnsi="Symbol" w:cs="Symbol" w:hint="default"/>
+        <w:rFonts w:ascii="Symbol" w:hAnsi="Symbol" w:cs="Symbol" w:hint="default" w:eastAsia="黑体"/>
       </w:rPr>
     </w:lvl>
     <w:lvl w:ilvl="4">
@@ -2636,7 +2880,7 @@
         <w:ind w:left="3600" w:hanging="360"/>
       </w:pPr>
       <w:rPr>
-        <w:rFonts w:ascii="Courier New" w:hAnsi="Courier New" w:cs="Courier New" w:hint="default"/>
+        <w:rFonts w:ascii="Courier New" w:hAnsi="Courier New" w:cs="Courier New" w:hint="default" w:eastAsia="黑体"/>
       </w:rPr>
     </w:lvl>
     <w:lvl w:ilvl="5">
@@ -2647,7 +2891,7 @@
         <w:ind w:left="4320" w:hanging="360"/>
       </w:pPr>
       <w:rPr>
-        <w:rFonts w:ascii="Wingdings" w:hAnsi="Wingdings" w:cs="Wingdings" w:hint="default"/>
+        <w:rFonts w:ascii="Wingdings" w:hAnsi="Wingdings" w:cs="Wingdings" w:hint="default" w:eastAsia="黑体"/>
       </w:rPr>
     </w:lvl>
     <w:lvl w:ilvl="6">
@@ -2658,7 +2902,7 @@
         <w:ind w:left="5040" w:hanging="360"/>
       </w:pPr>
       <w:rPr>
-        <w:rFonts w:ascii="Symbol" w:hAnsi="Symbol" w:cs="Symbol" w:hint="default"/>
+        <w:rFonts w:ascii="Symbol" w:hAnsi="Symbol" w:cs="Symbol" w:hint="default" w:eastAsia="黑体"/>
       </w:rPr>
     </w:lvl>
     <w:lvl w:ilvl="7">
@@ -2669,7 +2913,7 @@
         <w:ind w:left="5760" w:hanging="360"/>
       </w:pPr>
       <w:rPr>
-        <w:rFonts w:ascii="Courier New" w:hAnsi="Courier New" w:cs="Courier New" w:hint="default"/>
+        <w:rFonts w:ascii="Courier New" w:hAnsi="Courier New" w:cs="Courier New" w:hint="default" w:eastAsia="黑体"/>
       </w:rPr>
     </w:lvl>
     <w:lvl w:ilvl="8">
@@ -2680,7 +2924,7 @@
         <w:ind w:left="6480" w:hanging="360"/>
       </w:pPr>
       <w:rPr>
-        <w:rFonts w:ascii="Wingdings" w:hAnsi="Wingdings" w:cs="Wingdings" w:hint="default"/>
+        <w:rFonts w:ascii="Wingdings" w:hAnsi="Wingdings" w:cs="Wingdings" w:hint="default" w:eastAsia="黑体"/>
       </w:rPr>
     </w:lvl>
   </w:abstractNum>
@@ -2736,11 +2980,11 @@
 </file>
 
 <file path=word/styles.xml><?xml version="1.0" encoding="utf-8"?>
-<w:styles xmlns:mc="http://schemas.openxmlformats.org/markup-compatibility/2006" xmlns:r="http://schemas.openxmlformats.org/officeDocument/2006/relationships" xmlns:w="http://schemas.openxmlformats.org/wordprocessingml/2006/main" xmlns:w14="http://schemas.microsoft.com/office/word/2010/wordml" mc:Ignorable="w14">
+<w:styles xmlns:mc="http://schemas.openxmlformats.org/markup-compatibility/2006" xmlns:w="http://schemas.openxmlformats.org/wordprocessingml/2006/main" xmlns:r="http://schemas.openxmlformats.org/officeDocument/2006/relationships" xmlns:w14="http://schemas.microsoft.com/office/word/2010/wordml" mc:Ignorable="w14">
   <w:docDefaults>
     <w:rPrDefault>
       <w:rPr>
-        <w:rFonts w:asciiTheme="minorHAnsi" w:cstheme="minorBidi" w:eastAsiaTheme="minorEastAsia" w:hAnsiTheme="minorHAnsi"/>
+        <w:rFonts w:asciiTheme="minorHAnsi" w:cstheme="minorBidi" w:hAnsiTheme="minorHAnsi" w:eastAsia="黑体"/>
         <w:sz w:val="22"/>
         <w:szCs w:val="22"/>
         <w:lang w:bidi="ar-SA" w:eastAsia="en-US" w:val="en-US"/>
@@ -2962,7 +3206,7 @@
       <w:outlineLvl w:val="0"/>
     </w:pPr>
     <w:rPr>
-      <w:rFonts w:ascii="Times New Roman" w:asciiTheme="majorHAnsi" w:cstheme="majorBidi" w:eastAsia="黑体" w:eastAsiaTheme="majorEastAsia" w:hAnsi="Times New Roman" w:hAnsiTheme="majorHAnsi"/>
+      <w:rFonts w:ascii="Times New Roman" w:asciiTheme="majorHAnsi" w:cstheme="majorBidi" w:eastAsia="黑体" w:hAnsi="Times New Roman" w:hAnsiTheme="majorHAnsi"/>
       <w:b/>
       <w:bCs/>
       <w:color w:val="1F3864"/>
@@ -2986,7 +3230,7 @@
       <w:outlineLvl w:val="1"/>
     </w:pPr>
     <w:rPr>
-      <w:rFonts w:ascii="Times New Roman" w:asciiTheme="majorHAnsi" w:cstheme="majorBidi" w:eastAsia="黑体" w:eastAsiaTheme="majorEastAsia" w:hAnsi="Times New Roman" w:hAnsiTheme="majorHAnsi"/>
+      <w:rFonts w:ascii="Times New Roman" w:asciiTheme="majorHAnsi" w:cstheme="majorBidi" w:eastAsia="黑体" w:hAnsi="Times New Roman" w:hAnsiTheme="majorHAnsi"/>
       <w:b/>
       <w:bCs/>
       <w:color w:val="2E4E7E"/>
@@ -3010,7 +3254,7 @@
       <w:outlineLvl w:val="2"/>
     </w:pPr>
     <w:rPr>
-      <w:rFonts w:ascii="Times New Roman" w:asciiTheme="majorHAnsi" w:cstheme="majorBidi" w:eastAsia="黑体" w:eastAsiaTheme="majorEastAsia" w:hAnsi="Times New Roman" w:hAnsiTheme="majorHAnsi"/>
+      <w:rFonts w:ascii="Times New Roman" w:asciiTheme="majorHAnsi" w:cstheme="majorBidi" w:eastAsia="黑体" w:hAnsi="Times New Roman" w:hAnsiTheme="majorHAnsi"/>
       <w:b/>
       <w:bCs/>
       <w:color w:val="2E4E7E"/>
@@ -3034,7 +3278,7 @@
       <w:outlineLvl w:val="3"/>
     </w:pPr>
     <w:rPr>
-      <w:rFonts w:ascii="Times New Roman" w:asciiTheme="majorHAnsi" w:cstheme="majorBidi" w:eastAsia="黑体" w:eastAsiaTheme="majorEastAsia" w:hAnsi="Times New Roman" w:hAnsiTheme="majorHAnsi"/>
+      <w:rFonts w:ascii="Times New Roman" w:asciiTheme="majorHAnsi" w:cstheme="majorBidi" w:eastAsia="黑体" w:hAnsi="Times New Roman" w:hAnsiTheme="majorHAnsi"/>
       <w:b/>
       <w:bCs/>
       <w:i/>
@@ -3060,7 +3304,7 @@
       <w:outlineLvl w:val="4"/>
     </w:pPr>
     <w:rPr>
-      <w:rFonts w:ascii="Times New Roman" w:asciiTheme="majorHAnsi" w:cstheme="majorBidi" w:eastAsia="黑体" w:eastAsiaTheme="majorEastAsia" w:hAnsi="Times New Roman" w:hAnsiTheme="majorHAnsi"/>
+      <w:rFonts w:ascii="Times New Roman" w:asciiTheme="majorHAnsi" w:cstheme="majorBidi" w:eastAsia="黑体" w:hAnsi="Times New Roman" w:hAnsiTheme="majorHAnsi"/>
       <w:b/>
       <w:color w:val="333333"/>
       <w:sz w:val="22"/>
@@ -3083,7 +3327,7 @@
       <w:outlineLvl w:val="5"/>
     </w:pPr>
     <w:rPr>
-      <w:rFonts w:asciiTheme="majorHAnsi" w:cstheme="majorBidi" w:eastAsiaTheme="majorEastAsia" w:hAnsiTheme="majorHAnsi"/>
+      <w:rFonts w:asciiTheme="majorHAnsi" w:cstheme="majorBidi" w:hAnsiTheme="majorHAnsi" w:eastAsia="黑体"/>
       <w:i/>
       <w:iCs/>
       <w:color w:themeColor="accent1" w:themeShade="7F" w:val="243F60"/>
@@ -3106,7 +3350,7 @@
       <w:outlineLvl w:val="6"/>
     </w:pPr>
     <w:rPr>
-      <w:rFonts w:asciiTheme="majorHAnsi" w:cstheme="majorBidi" w:eastAsiaTheme="majorEastAsia" w:hAnsiTheme="majorHAnsi"/>
+      <w:rFonts w:asciiTheme="majorHAnsi" w:cstheme="majorBidi" w:hAnsiTheme="majorHAnsi" w:eastAsia="黑体"/>
       <w:i/>
       <w:iCs/>
       <w:color w:themeColor="text1" w:themeTint="BF" w:val="404040"/>
@@ -3129,7 +3373,7 @@
       <w:outlineLvl w:val="7"/>
     </w:pPr>
     <w:rPr>
-      <w:rFonts w:asciiTheme="majorHAnsi" w:cstheme="majorBidi" w:eastAsiaTheme="majorEastAsia" w:hAnsiTheme="majorHAnsi"/>
+      <w:rFonts w:asciiTheme="majorHAnsi" w:cstheme="majorBidi" w:hAnsiTheme="majorHAnsi" w:eastAsia="黑体"/>
       <w:color w:themeColor="accent1" w:val="4F81BD"/>
       <w:sz w:val="20"/>
       <w:szCs w:val="20"/>
@@ -3152,7 +3396,7 @@
       <w:outlineLvl w:val="8"/>
     </w:pPr>
     <w:rPr>
-      <w:rFonts w:asciiTheme="majorHAnsi" w:cstheme="majorBidi" w:eastAsiaTheme="majorEastAsia" w:hAnsiTheme="majorHAnsi"/>
+      <w:rFonts w:asciiTheme="majorHAnsi" w:cstheme="majorBidi" w:hAnsiTheme="majorHAnsi" w:eastAsia="黑体"/>
       <w:i/>
       <w:iCs/>
       <w:color w:themeColor="text1" w:themeTint="BF" w:val="404040"/>
@@ -3203,7 +3447,7 @@
     <w:uiPriority w:val="9"/>
     <w:rsid w:val="00FC693F"/>
     <w:rPr>
-      <w:rFonts w:asciiTheme="majorHAnsi" w:cstheme="majorBidi" w:eastAsiaTheme="majorEastAsia" w:hAnsiTheme="majorHAnsi"/>
+      <w:rFonts w:asciiTheme="majorHAnsi" w:cstheme="majorBidi" w:hAnsiTheme="majorHAnsi" w:eastAsia="黑体"/>
       <w:b/>
       <w:bCs/>
       <w:color w:themeColor="accent1" w:themeShade="BF" w:val="365F91"/>
@@ -3218,7 +3462,7 @@
     <w:uiPriority w:val="9"/>
     <w:rsid w:val="00FC693F"/>
     <w:rPr>
-      <w:rFonts w:asciiTheme="majorHAnsi" w:cstheme="majorBidi" w:eastAsiaTheme="majorEastAsia" w:hAnsiTheme="majorHAnsi"/>
+      <w:rFonts w:asciiTheme="majorHAnsi" w:cstheme="majorBidi" w:hAnsiTheme="majorHAnsi" w:eastAsia="黑体"/>
       <w:b/>
       <w:bCs/>
       <w:color w:themeColor="accent1" w:val="4F81BD"/>
@@ -3233,7 +3477,7 @@
     <w:uiPriority w:val="9"/>
     <w:rsid w:val="00FC693F"/>
     <w:rPr>
-      <w:rFonts w:asciiTheme="majorHAnsi" w:cstheme="majorBidi" w:eastAsiaTheme="majorEastAsia" w:hAnsiTheme="majorHAnsi"/>
+      <w:rFonts w:asciiTheme="majorHAnsi" w:cstheme="majorBidi" w:hAnsiTheme="majorHAnsi" w:eastAsia="黑体"/>
       <w:b/>
       <w:bCs/>
       <w:color w:themeColor="accent1" w:val="4F81BD"/>
@@ -3256,7 +3500,7 @@
       <w:contextualSpacing/>
     </w:pPr>
     <w:rPr>
-      <w:rFonts w:ascii="Times New Roman" w:asciiTheme="majorHAnsi" w:cstheme="majorBidi" w:eastAsia="黑体" w:eastAsiaTheme="majorEastAsia" w:hAnsi="Times New Roman" w:hAnsiTheme="majorHAnsi"/>
+      <w:rFonts w:ascii="Times New Roman" w:asciiTheme="majorHAnsi" w:cstheme="majorBidi" w:eastAsia="黑体" w:hAnsi="Times New Roman" w:hAnsiTheme="majorHAnsi"/>
       <w:b/>
       <w:color w:val="1F3864"/>
       <w:spacing w:val="5"/>
@@ -3272,7 +3516,7 @@
     <w:uiPriority w:val="10"/>
     <w:rsid w:val="00FC693F"/>
     <w:rPr>
-      <w:rFonts w:asciiTheme="majorHAnsi" w:cstheme="majorBidi" w:eastAsiaTheme="majorEastAsia" w:hAnsiTheme="majorHAnsi"/>
+      <w:rFonts w:asciiTheme="majorHAnsi" w:cstheme="majorBidi" w:hAnsiTheme="majorHAnsi" w:eastAsia="黑体"/>
       <w:color w:themeColor="text2" w:themeShade="BF" w:val="17365D"/>
       <w:spacing w:val="5"/>
       <w:kern w:val="28"/>
@@ -3294,7 +3538,7 @@
       </w:numPr>
     </w:pPr>
     <w:rPr>
-      <w:rFonts w:asciiTheme="majorHAnsi" w:cstheme="majorBidi" w:eastAsiaTheme="majorEastAsia" w:hAnsiTheme="majorHAnsi"/>
+      <w:rFonts w:asciiTheme="majorHAnsi" w:cstheme="majorBidi" w:hAnsiTheme="majorHAnsi" w:eastAsia="黑体"/>
       <w:i/>
       <w:iCs/>
       <w:color w:themeColor="accent1" w:val="4F81BD"/>
@@ -3310,7 +3554,7 @@
     <w:uiPriority w:val="11"/>
     <w:rsid w:val="00FC693F"/>
     <w:rPr>
-      <w:rFonts w:asciiTheme="majorHAnsi" w:cstheme="majorBidi" w:eastAsiaTheme="majorEastAsia" w:hAnsiTheme="majorHAnsi"/>
+      <w:rFonts w:asciiTheme="majorHAnsi" w:cstheme="majorBidi" w:hAnsiTheme="majorHAnsi" w:eastAsia="黑体"/>
       <w:i/>
       <w:iCs/>
       <w:color w:themeColor="accent1" w:val="4F81BD"/>
@@ -3377,6 +3621,7 @@
       <w:spacing w:after="120"/>
     </w:pPr>
     <w:rPr>
+      <w:rFonts w:eastAsia="黑体"/>
       <w:sz w:val="16"/>
       <w:szCs w:val="16"/>
     </w:rPr>
@@ -3388,6 +3633,7 @@
     <w:uiPriority w:val="99"/>
     <w:rsid w:val="00AA1D8D"/>
     <w:rPr>
+      <w:rFonts w:eastAsia="黑体"/>
       <w:sz w:val="16"/>
       <w:szCs w:val="16"/>
     </w:rPr>
@@ -3557,7 +3803,7 @@
       </w:tabs>
     </w:pPr>
     <w:rPr>
-      <w:rFonts w:ascii="Courier" w:hAnsi="Courier"/>
+      <w:rFonts w:ascii="Courier" w:hAnsi="Courier" w:eastAsia="黑体"/>
       <w:sz w:val="20"/>
       <w:szCs w:val="20"/>
     </w:rPr>
@@ -3569,7 +3815,7 @@
     <w:uiPriority w:val="99"/>
     <w:rsid w:val="0029639D"/>
     <w:rPr>
-      <w:rFonts w:ascii="Courier" w:hAnsi="Courier"/>
+      <w:rFonts w:ascii="Courier" w:hAnsi="Courier" w:eastAsia="黑体"/>
       <w:sz w:val="20"/>
       <w:szCs w:val="20"/>
     </w:rPr>
@@ -3605,6 +3851,7 @@
     <w:uiPriority w:val="29"/>
     <w:rsid w:val="00FC693F"/>
     <w:rPr>
+      <w:rFonts w:eastAsia="黑体"/>
       <w:i/>
       <w:iCs/>
       <w:color w:themeColor="text1" w:val="000000"/>
@@ -3618,7 +3865,7 @@
     <w:semiHidden/>
     <w:rsid w:val="00FC693F"/>
     <w:rPr>
-      <w:rFonts w:asciiTheme="majorHAnsi" w:cstheme="majorBidi" w:eastAsiaTheme="majorEastAsia" w:hAnsiTheme="majorHAnsi"/>
+      <w:rFonts w:asciiTheme="majorHAnsi" w:cstheme="majorBidi" w:hAnsiTheme="majorHAnsi" w:eastAsia="黑体"/>
       <w:b/>
       <w:bCs/>
       <w:i/>
@@ -3634,7 +3881,7 @@
     <w:semiHidden/>
     <w:rsid w:val="00FC693F"/>
     <w:rPr>
-      <w:rFonts w:asciiTheme="majorHAnsi" w:cstheme="majorBidi" w:eastAsiaTheme="majorEastAsia" w:hAnsiTheme="majorHAnsi"/>
+      <w:rFonts w:asciiTheme="majorHAnsi" w:cstheme="majorBidi" w:hAnsiTheme="majorHAnsi" w:eastAsia="黑体"/>
       <w:color w:themeColor="accent1" w:themeShade="7F" w:val="243F60"/>
     </w:rPr>
   </w:style>
@@ -3646,7 +3893,7 @@
     <w:semiHidden/>
     <w:rsid w:val="00FC693F"/>
     <w:rPr>
-      <w:rFonts w:asciiTheme="majorHAnsi" w:cstheme="majorBidi" w:eastAsiaTheme="majorEastAsia" w:hAnsiTheme="majorHAnsi"/>
+      <w:rFonts w:asciiTheme="majorHAnsi" w:cstheme="majorBidi" w:hAnsiTheme="majorHAnsi" w:eastAsia="黑体"/>
       <w:i/>
       <w:iCs/>
       <w:color w:themeColor="accent1" w:themeShade="7F" w:val="243F60"/>
@@ -3660,7 +3907,7 @@
     <w:semiHidden/>
     <w:rsid w:val="00FC693F"/>
     <w:rPr>
-      <w:rFonts w:asciiTheme="majorHAnsi" w:cstheme="majorBidi" w:eastAsiaTheme="majorEastAsia" w:hAnsiTheme="majorHAnsi"/>
+      <w:rFonts w:asciiTheme="majorHAnsi" w:cstheme="majorBidi" w:hAnsiTheme="majorHAnsi" w:eastAsia="黑体"/>
       <w:i/>
       <w:iCs/>
       <w:color w:themeColor="text1" w:themeTint="BF" w:val="404040"/>
@@ -3674,7 +3921,7 @@
     <w:semiHidden/>
     <w:rsid w:val="00FC693F"/>
     <w:rPr>
-      <w:rFonts w:asciiTheme="majorHAnsi" w:cstheme="majorBidi" w:eastAsiaTheme="majorEastAsia" w:hAnsiTheme="majorHAnsi"/>
+      <w:rFonts w:asciiTheme="majorHAnsi" w:cstheme="majorBidi" w:hAnsiTheme="majorHAnsi" w:eastAsia="黑体"/>
       <w:color w:themeColor="accent1" w:val="4F81BD"/>
       <w:sz w:val="20"/>
       <w:szCs w:val="20"/>
@@ -3688,7 +3935,7 @@
     <w:semiHidden/>
     <w:rsid w:val="00FC693F"/>
     <w:rPr>
-      <w:rFonts w:asciiTheme="majorHAnsi" w:cstheme="majorBidi" w:eastAsiaTheme="majorEastAsia" w:hAnsiTheme="majorHAnsi"/>
+      <w:rFonts w:asciiTheme="majorHAnsi" w:cstheme="majorBidi" w:hAnsiTheme="majorHAnsi" w:eastAsia="黑体"/>
       <w:i/>
       <w:iCs/>
       <w:color w:themeColor="text1" w:themeTint="BF" w:val="404040"/>
@@ -3709,6 +3956,7 @@
       <w:spacing w:line="240" w:lineRule="auto"/>
     </w:pPr>
     <w:rPr>
+      <w:rFonts w:eastAsia="黑体"/>
       <w:b/>
       <w:bCs/>
       <w:color w:themeColor="accent1" w:val="4F81BD"/>
@@ -3723,6 +3971,7 @@
     <w:qFormat/>
     <w:rsid w:val="00FC693F"/>
     <w:rPr>
+      <w:rFonts w:eastAsia="黑体"/>
       <w:b/>
       <w:bCs/>
     </w:rPr>
@@ -3734,6 +3983,7 @@
     <w:qFormat/>
     <w:rsid w:val="00FC693F"/>
     <w:rPr>
+      <w:rFonts w:eastAsia="黑体"/>
       <w:i/>
       <w:iCs/>
     </w:rPr>
@@ -3754,6 +4004,7 @@
       <w:ind w:left="936" w:right="936"/>
     </w:pPr>
     <w:rPr>
+      <w:rFonts w:eastAsia="黑体"/>
       <w:b/>
       <w:bCs/>
       <w:i/>
@@ -3768,6 +4019,7 @@
     <w:uiPriority w:val="30"/>
     <w:rsid w:val="00FC693F"/>
     <w:rPr>
+      <w:rFonts w:eastAsia="黑体"/>
       <w:b/>
       <w:bCs/>
       <w:i/>
@@ -3782,6 +4034,7 @@
     <w:qFormat/>
     <w:rsid w:val="00FC693F"/>
     <w:rPr>
+      <w:rFonts w:eastAsia="黑体"/>
       <w:i/>
       <w:iCs/>
       <w:color w:themeColor="text1" w:themeTint="7F" w:val="808080"/>
@@ -3794,6 +4047,7 @@
     <w:qFormat/>
     <w:rsid w:val="00FC693F"/>
     <w:rPr>
+      <w:rFonts w:eastAsia="黑体"/>
       <w:b/>
       <w:bCs/>
       <w:i/>
@@ -3808,6 +4062,7 @@
     <w:qFormat/>
     <w:rsid w:val="00FC693F"/>
     <w:rPr>
+      <w:rFonts w:eastAsia="黑体"/>
       <w:smallCaps/>
       <w:color w:themeColor="accent2" w:val="C0504D"/>
       <w:u w:val="single"/>
@@ -3820,6 +4075,7 @@
     <w:qFormat/>
     <w:rsid w:val="00FC693F"/>
     <w:rPr>
+      <w:rFonts w:eastAsia="黑体"/>
       <w:b/>
       <w:bCs/>
       <w:smallCaps/>
@@ -3835,6 +4091,7 @@
     <w:qFormat/>
     <w:rsid w:val="00FC693F"/>
     <w:rPr>
+      <w:rFonts w:eastAsia="黑体"/>
       <w:b/>
       <w:bCs/>
       <w:smallCaps/>
@@ -3889,6 +4146,7 @@
       <w:spacing w:after="0" w:line="240" w:lineRule="auto"/>
     </w:pPr>
     <w:rPr>
+      <w:rFonts w:eastAsia="黑体"/>
       <w:color w:themeColor="text1" w:themeShade="BF" w:val="000000"/>
     </w:rPr>
     <w:tblPr>
@@ -3911,6 +4169,7 @@
         <w:spacing w:after="0" w:before="0" w:line="240" w:lineRule="auto"/>
       </w:pPr>
       <w:rPr>
+        <w:rFonts w:eastAsia="黑体"/>
         <w:b/>
         <w:bCs/>
       </w:rPr>
@@ -3931,6 +4190,7 @@
         <w:spacing w:after="0" w:before="0" w:line="240" w:lineRule="auto"/>
       </w:pPr>
       <w:rPr>
+        <w:rFonts w:eastAsia="黑体"/>
         <w:b/>
         <w:bCs/>
       </w:rPr>
@@ -3948,12 +4208,14 @@
     </w:tblStylePr>
     <w:tblStylePr w:type="firstCol">
       <w:rPr>
+        <w:rFonts w:eastAsia="黑体"/>
         <w:b/>
         <w:bCs/>
       </w:rPr>
     </w:tblStylePr>
     <w:tblStylePr w:type="lastCol">
       <w:rPr>
+        <w:rFonts w:eastAsia="黑体"/>
         <w:b/>
         <w:bCs/>
       </w:rPr>
@@ -3992,6 +4254,7 @@
       <w:spacing w:after="0" w:line="240" w:lineRule="auto"/>
     </w:pPr>
     <w:rPr>
+      <w:rFonts w:eastAsia="黑体"/>
       <w:color w:themeColor="accent1" w:themeShade="BF" w:val="365F91"/>
     </w:rPr>
     <w:tblPr>
@@ -4014,6 +4277,7 @@
         <w:spacing w:after="0" w:before="0" w:line="240" w:lineRule="auto"/>
       </w:pPr>
       <w:rPr>
+        <w:rFonts w:eastAsia="黑体"/>
         <w:b/>
         <w:bCs/>
       </w:rPr>
@@ -4034,6 +4298,7 @@
         <w:spacing w:after="0" w:before="0" w:line="240" w:lineRule="auto"/>
       </w:pPr>
       <w:rPr>
+        <w:rFonts w:eastAsia="黑体"/>
         <w:b/>
         <w:bCs/>
       </w:rPr>
@@ -4051,12 +4316,14 @@
     </w:tblStylePr>
     <w:tblStylePr w:type="firstCol">
       <w:rPr>
+        <w:rFonts w:eastAsia="黑体"/>
         <w:b/>
         <w:bCs/>
       </w:rPr>
     </w:tblStylePr>
     <w:tblStylePr w:type="lastCol">
       <w:rPr>
+        <w:rFonts w:eastAsia="黑体"/>
         <w:b/>
         <w:bCs/>
       </w:rPr>
@@ -4095,6 +4362,7 @@
       <w:spacing w:after="0" w:line="240" w:lineRule="auto"/>
     </w:pPr>
     <w:rPr>
+      <w:rFonts w:eastAsia="黑体"/>
       <w:color w:themeColor="accent2" w:themeShade="BF" w:val="943634"/>
     </w:rPr>
     <w:tblPr>
@@ -4117,6 +4385,7 @@
         <w:spacing w:after="0" w:before="0" w:line="240" w:lineRule="auto"/>
       </w:pPr>
       <w:rPr>
+        <w:rFonts w:eastAsia="黑体"/>
         <w:b/>
         <w:bCs/>
       </w:rPr>
@@ -4137,6 +4406,7 @@
         <w:spacing w:after="0" w:before="0" w:line="240" w:lineRule="auto"/>
       </w:pPr>
       <w:rPr>
+        <w:rFonts w:eastAsia="黑体"/>
         <w:b/>
         <w:bCs/>
       </w:rPr>
@@ -4154,12 +4424,14 @@
     </w:tblStylePr>
     <w:tblStylePr w:type="firstCol">
       <w:rPr>
+        <w:rFonts w:eastAsia="黑体"/>
         <w:b/>
         <w:bCs/>
       </w:rPr>
     </w:tblStylePr>
     <w:tblStylePr w:type="lastCol">
       <w:rPr>
+        <w:rFonts w:eastAsia="黑体"/>
         <w:b/>
         <w:bCs/>
       </w:rPr>
@@ -4198,6 +4470,7 @@
       <w:spacing w:after="0" w:line="240" w:lineRule="auto"/>
     </w:pPr>
     <w:rPr>
+      <w:rFonts w:eastAsia="黑体"/>
       <w:color w:themeColor="accent3" w:themeShade="BF" w:val="76923C"/>
     </w:rPr>
     <w:tblPr>
@@ -4220,6 +4493,7 @@
         <w:spacing w:after="0" w:before="0" w:line="240" w:lineRule="auto"/>
       </w:pPr>
       <w:rPr>
+        <w:rFonts w:eastAsia="黑体"/>
         <w:b/>
         <w:bCs/>
       </w:rPr>
@@ -4240,6 +4514,7 @@
         <w:spacing w:after="0" w:before="0" w:line="240" w:lineRule="auto"/>
       </w:pPr>
       <w:rPr>
+        <w:rFonts w:eastAsia="黑体"/>
         <w:b/>
         <w:bCs/>
       </w:rPr>
@@ -4257,12 +4532,14 @@
     </w:tblStylePr>
     <w:tblStylePr w:type="firstCol">
       <w:rPr>
+        <w:rFonts w:eastAsia="黑体"/>
         <w:b/>
         <w:bCs/>
       </w:rPr>
     </w:tblStylePr>
     <w:tblStylePr w:type="lastCol">
       <w:rPr>
+        <w:rFonts w:eastAsia="黑体"/>
         <w:b/>
         <w:bCs/>
       </w:rPr>
@@ -4301,6 +4578,7 @@
       <w:spacing w:after="0" w:line="240" w:lineRule="auto"/>
     </w:pPr>
     <w:rPr>
+      <w:rFonts w:eastAsia="黑体"/>
       <w:color w:themeColor="accent4" w:themeShade="BF" w:val="5F497A"/>
     </w:rPr>
     <w:tblPr>
@@ -4323,6 +4601,7 @@
         <w:spacing w:after="0" w:before="0" w:line="240" w:lineRule="auto"/>
       </w:pPr>
       <w:rPr>
+        <w:rFonts w:eastAsia="黑体"/>
         <w:b/>
         <w:bCs/>
       </w:rPr>
@@ -4343,6 +4622,7 @@
         <w:spacing w:after="0" w:before="0" w:line="240" w:lineRule="auto"/>
       </w:pPr>
       <w:rPr>
+        <w:rFonts w:eastAsia="黑体"/>
         <w:b/>
         <w:bCs/>
       </w:rPr>
@@ -4360,12 +4640,14 @@
     </w:tblStylePr>
     <w:tblStylePr w:type="firstCol">
       <w:rPr>
+        <w:rFonts w:eastAsia="黑体"/>
         <w:b/>
         <w:bCs/>
       </w:rPr>
     </w:tblStylePr>
     <w:tblStylePr w:type="lastCol">
       <w:rPr>
+        <w:rFonts w:eastAsia="黑体"/>
         <w:b/>
         <w:bCs/>
       </w:rPr>
@@ -4404,6 +4686,7 @@
       <w:spacing w:after="0" w:line="240" w:lineRule="auto"/>
     </w:pPr>
     <w:rPr>
+      <w:rFonts w:eastAsia="黑体"/>
       <w:color w:themeColor="accent5" w:themeShade="BF" w:val="31849B"/>
     </w:rPr>
     <w:tblPr>
@@ -4426,6 +4709,7 @@
         <w:spacing w:after="0" w:before="0" w:line="240" w:lineRule="auto"/>
       </w:pPr>
       <w:rPr>
+        <w:rFonts w:eastAsia="黑体"/>
         <w:b/>
         <w:bCs/>
       </w:rPr>
@@ -4446,6 +4730,7 @@
         <w:spacing w:after="0" w:before="0" w:line="240" w:lineRule="auto"/>
       </w:pPr>
       <w:rPr>
+        <w:rFonts w:eastAsia="黑体"/>
         <w:b/>
         <w:bCs/>
       </w:rPr>
@@ -4463,12 +4748,14 @@
     </w:tblStylePr>
     <w:tblStylePr w:type="firstCol">
       <w:rPr>
+        <w:rFonts w:eastAsia="黑体"/>
         <w:b/>
         <w:bCs/>
       </w:rPr>
     </w:tblStylePr>
     <w:tblStylePr w:type="lastCol">
       <w:rPr>
+        <w:rFonts w:eastAsia="黑体"/>
         <w:b/>
         <w:bCs/>
       </w:rPr>
@@ -4507,6 +4794,7 @@
       <w:spacing w:after="0" w:line="240" w:lineRule="auto"/>
     </w:pPr>
     <w:rPr>
+      <w:rFonts w:eastAsia="黑体"/>
       <w:color w:themeColor="accent6" w:themeShade="BF" w:val="E36C0A"/>
     </w:rPr>
     <w:tblPr>
@@ -4529,6 +4817,7 @@
         <w:spacing w:after="0" w:before="0" w:line="240" w:lineRule="auto"/>
       </w:pPr>
       <w:rPr>
+        <w:rFonts w:eastAsia="黑体"/>
         <w:b/>
         <w:bCs/>
       </w:rPr>
@@ -4549,6 +4838,7 @@
         <w:spacing w:after="0" w:before="0" w:line="240" w:lineRule="auto"/>
       </w:pPr>
       <w:rPr>
+        <w:rFonts w:eastAsia="黑体"/>
         <w:b/>
         <w:bCs/>
       </w:rPr>
@@ -4566,12 +4856,14 @@
     </w:tblStylePr>
     <w:tblStylePr w:type="firstCol">
       <w:rPr>
+        <w:rFonts w:eastAsia="黑体"/>
         <w:b/>
         <w:bCs/>
       </w:rPr>
     </w:tblStylePr>
     <w:tblStylePr w:type="lastCol">
       <w:rPr>
+        <w:rFonts w:eastAsia="黑体"/>
         <w:b/>
         <w:bCs/>
       </w:rPr>
@@ -4631,6 +4923,7 @@
         <w:spacing w:after="0" w:before="0" w:line="240" w:lineRule="auto"/>
       </w:pPr>
       <w:rPr>
+        <w:rFonts w:eastAsia="黑体"/>
         <w:b/>
         <w:bCs/>
         <w:color w:themeColor="background1" w:val="FFFFFF"/>
@@ -4645,6 +4938,7 @@
         <w:spacing w:after="0" w:before="0" w:line="240" w:lineRule="auto"/>
       </w:pPr>
       <w:rPr>
+        <w:rFonts w:eastAsia="黑体"/>
         <w:b/>
         <w:bCs/>
       </w:rPr>
@@ -4660,12 +4954,14 @@
     </w:tblStylePr>
     <w:tblStylePr w:type="firstCol">
       <w:rPr>
+        <w:rFonts w:eastAsia="黑体"/>
         <w:b/>
         <w:bCs/>
       </w:rPr>
     </w:tblStylePr>
     <w:tblStylePr w:type="lastCol">
       <w:rPr>
+        <w:rFonts w:eastAsia="黑体"/>
         <w:b/>
         <w:bCs/>
       </w:rPr>
@@ -4723,6 +5019,7 @@
         <w:spacing w:after="0" w:before="0" w:line="240" w:lineRule="auto"/>
       </w:pPr>
       <w:rPr>
+        <w:rFonts w:eastAsia="黑体"/>
         <w:b/>
         <w:bCs/>
         <w:color w:themeColor="background1" w:val="FFFFFF"/>
@@ -4737,6 +5034,7 @@
         <w:spacing w:after="0" w:before="0" w:line="240" w:lineRule="auto"/>
       </w:pPr>
       <w:rPr>
+        <w:rFonts w:eastAsia="黑体"/>
         <w:b/>
         <w:bCs/>
       </w:rPr>
@@ -4752,12 +5050,14 @@
     </w:tblStylePr>
     <w:tblStylePr w:type="firstCol">
       <w:rPr>
+        <w:rFonts w:eastAsia="黑体"/>
         <w:b/>
         <w:bCs/>
       </w:rPr>
     </w:tblStylePr>
     <w:tblStylePr w:type="lastCol">
       <w:rPr>
+        <w:rFonts w:eastAsia="黑体"/>
         <w:b/>
         <w:bCs/>
       </w:rPr>
@@ -4815,6 +5115,7 @@
         <w:spacing w:after="0" w:before="0" w:line="240" w:lineRule="auto"/>
       </w:pPr>
       <w:rPr>
+        <w:rFonts w:eastAsia="黑体"/>
         <w:b/>
         <w:bCs/>
         <w:color w:themeColor="background1" w:val="FFFFFF"/>
@@ -4829,6 +5130,7 @@
         <w:spacing w:after="0" w:before="0" w:line="240" w:lineRule="auto"/>
       </w:pPr>
       <w:rPr>
+        <w:rFonts w:eastAsia="黑体"/>
         <w:b/>
         <w:bCs/>
       </w:rPr>
@@ -4844,12 +5146,14 @@
     </w:tblStylePr>
     <w:tblStylePr w:type="firstCol">
       <w:rPr>
+        <w:rFonts w:eastAsia="黑体"/>
         <w:b/>
         <w:bCs/>
       </w:rPr>
     </w:tblStylePr>
     <w:tblStylePr w:type="lastCol">
       <w:rPr>
+        <w:rFonts w:eastAsia="黑体"/>
         <w:b/>
         <w:bCs/>
       </w:rPr>
@@ -4907,6 +5211,7 @@
         <w:spacing w:after="0" w:before="0" w:line="240" w:lineRule="auto"/>
       </w:pPr>
       <w:rPr>
+        <w:rFonts w:eastAsia="黑体"/>
         <w:b/>
         <w:bCs/>
         <w:color w:themeColor="background1" w:val="FFFFFF"/>
@@ -4921,6 +5226,7 @@
         <w:spacing w:after="0" w:before="0" w:line="240" w:lineRule="auto"/>
       </w:pPr>
       <w:rPr>
+        <w:rFonts w:eastAsia="黑体"/>
         <w:b/>
         <w:bCs/>
       </w:rPr>
@@ -4936,12 +5242,14 @@
     </w:tblStylePr>
     <w:tblStylePr w:type="firstCol">
       <w:rPr>
+        <w:rFonts w:eastAsia="黑体"/>
         <w:b/>
         <w:bCs/>
       </w:rPr>
     </w:tblStylePr>
     <w:tblStylePr w:type="lastCol">
       <w:rPr>
+        <w:rFonts w:eastAsia="黑体"/>
         <w:b/>
         <w:bCs/>
       </w:rPr>
@@ -4999,6 +5307,7 @@
         <w:spacing w:after="0" w:before="0" w:line="240" w:lineRule="auto"/>
       </w:pPr>
       <w:rPr>
+        <w:rFonts w:eastAsia="黑体"/>
         <w:b/>
         <w:bCs/>
         <w:color w:themeColor="background1" w:val="FFFFFF"/>
@@ -5013,6 +5322,7 @@
         <w:spacing w:after="0" w:before="0" w:line="240" w:lineRule="auto"/>
       </w:pPr>
       <w:rPr>
+        <w:rFonts w:eastAsia="黑体"/>
         <w:b/>
         <w:bCs/>
       </w:rPr>
@@ -5028,12 +5338,14 @@
     </w:tblStylePr>
     <w:tblStylePr w:type="firstCol">
       <w:rPr>
+        <w:rFonts w:eastAsia="黑体"/>
         <w:b/>
         <w:bCs/>
       </w:rPr>
     </w:tblStylePr>
     <w:tblStylePr w:type="lastCol">
       <w:rPr>
+        <w:rFonts w:eastAsia="黑体"/>
         <w:b/>
         <w:bCs/>
       </w:rPr>
@@ -5091,6 +5403,7 @@
         <w:spacing w:after="0" w:before="0" w:line="240" w:lineRule="auto"/>
       </w:pPr>
       <w:rPr>
+        <w:rFonts w:eastAsia="黑体"/>
         <w:b/>
         <w:bCs/>
         <w:color w:themeColor="background1" w:val="FFFFFF"/>
@@ -5105,6 +5418,7 @@
         <w:spacing w:after="0" w:before="0" w:line="240" w:lineRule="auto"/>
       </w:pPr>
       <w:rPr>
+        <w:rFonts w:eastAsia="黑体"/>
         <w:b/>
         <w:bCs/>
       </w:rPr>
@@ -5120,12 +5434,14 @@
     </w:tblStylePr>
     <w:tblStylePr w:type="firstCol">
       <w:rPr>
+        <w:rFonts w:eastAsia="黑体"/>
         <w:b/>
         <w:bCs/>
       </w:rPr>
     </w:tblStylePr>
     <w:tblStylePr w:type="lastCol">
       <w:rPr>
+        <w:rFonts w:eastAsia="黑体"/>
         <w:b/>
         <w:bCs/>
       </w:rPr>
@@ -5183,6 +5499,7 @@
         <w:spacing w:after="0" w:before="0" w:line="240" w:lineRule="auto"/>
       </w:pPr>
       <w:rPr>
+        <w:rFonts w:eastAsia="黑体"/>
         <w:b/>
         <w:bCs/>
         <w:color w:themeColor="background1" w:val="FFFFFF"/>
@@ -5197,6 +5514,7 @@
         <w:spacing w:after="0" w:before="0" w:line="240" w:lineRule="auto"/>
       </w:pPr>
       <w:rPr>
+        <w:rFonts w:eastAsia="黑体"/>
         <w:b/>
         <w:bCs/>
       </w:rPr>
@@ -5212,12 +5530,14 @@
     </w:tblStylePr>
     <w:tblStylePr w:type="firstCol">
       <w:rPr>
+        <w:rFonts w:eastAsia="黑体"/>
         <w:b/>
         <w:bCs/>
       </w:rPr>
     </w:tblStylePr>
     <w:tblStylePr w:type="lastCol">
       <w:rPr>
+        <w:rFonts w:eastAsia="黑体"/>
         <w:b/>
         <w:bCs/>
       </w:rPr>
@@ -5277,7 +5597,7 @@
         <w:spacing w:after="0" w:before="0" w:line="240" w:lineRule="auto"/>
       </w:pPr>
       <w:rPr>
-        <w:rFonts w:asciiTheme="majorHAnsi" w:cstheme="majorBidi" w:eastAsiaTheme="majorEastAsia" w:hAnsiTheme="majorHAnsi"/>
+        <w:rFonts w:asciiTheme="majorHAnsi" w:cstheme="majorBidi" w:hAnsiTheme="majorHAnsi" w:eastAsia="黑体"/>
         <w:b/>
         <w:bCs/>
       </w:rPr>
@@ -5298,7 +5618,7 @@
         <w:spacing w:after="0" w:before="0" w:line="240" w:lineRule="auto"/>
       </w:pPr>
       <w:rPr>
-        <w:rFonts w:asciiTheme="majorHAnsi" w:cstheme="majorBidi" w:eastAsiaTheme="majorEastAsia" w:hAnsiTheme="majorHAnsi"/>
+        <w:rFonts w:asciiTheme="majorHAnsi" w:cstheme="majorBidi" w:hAnsiTheme="majorHAnsi" w:eastAsia="黑体"/>
         <w:b/>
         <w:bCs/>
       </w:rPr>
@@ -5316,14 +5636,14 @@
     </w:tblStylePr>
     <w:tblStylePr w:type="firstCol">
       <w:rPr>
-        <w:rFonts w:asciiTheme="majorHAnsi" w:cstheme="majorBidi" w:eastAsiaTheme="majorEastAsia" w:hAnsiTheme="majorHAnsi"/>
+        <w:rFonts w:asciiTheme="majorHAnsi" w:cstheme="majorBidi" w:hAnsiTheme="majorHAnsi" w:eastAsia="黑体"/>
         <w:b/>
         <w:bCs/>
       </w:rPr>
     </w:tblStylePr>
     <w:tblStylePr w:type="lastCol">
       <w:rPr>
-        <w:rFonts w:asciiTheme="majorHAnsi" w:cstheme="majorBidi" w:eastAsiaTheme="majorEastAsia" w:hAnsiTheme="majorHAnsi"/>
+        <w:rFonts w:asciiTheme="majorHAnsi" w:cstheme="majorBidi" w:hAnsiTheme="majorHAnsi" w:eastAsia="黑体"/>
         <w:b/>
         <w:bCs/>
       </w:rPr>
@@ -5407,7 +5727,7 @@
         <w:spacing w:after="0" w:before="0" w:line="240" w:lineRule="auto"/>
       </w:pPr>
       <w:rPr>
-        <w:rFonts w:asciiTheme="majorHAnsi" w:cstheme="majorBidi" w:eastAsiaTheme="majorEastAsia" w:hAnsiTheme="majorHAnsi"/>
+        <w:rFonts w:asciiTheme="majorHAnsi" w:cstheme="majorBidi" w:hAnsiTheme="majorHAnsi" w:eastAsia="黑体"/>
         <w:b/>
         <w:bCs/>
       </w:rPr>
@@ -5428,7 +5748,7 @@
         <w:spacing w:after="0" w:before="0" w:line="240" w:lineRule="auto"/>
       </w:pPr>
       <w:rPr>
-        <w:rFonts w:asciiTheme="majorHAnsi" w:cstheme="majorBidi" w:eastAsiaTheme="majorEastAsia" w:hAnsiTheme="majorHAnsi"/>
+        <w:rFonts w:asciiTheme="majorHAnsi" w:cstheme="majorBidi" w:hAnsiTheme="majorHAnsi" w:eastAsia="黑体"/>
         <w:b/>
         <w:bCs/>
       </w:rPr>
@@ -5446,14 +5766,14 @@
     </w:tblStylePr>
     <w:tblStylePr w:type="firstCol">
       <w:rPr>
-        <w:rFonts w:asciiTheme="majorHAnsi" w:cstheme="majorBidi" w:eastAsiaTheme="majorEastAsia" w:hAnsiTheme="majorHAnsi"/>
+        <w:rFonts w:asciiTheme="majorHAnsi" w:cstheme="majorBidi" w:hAnsiTheme="majorHAnsi" w:eastAsia="黑体"/>
         <w:b/>
         <w:bCs/>
       </w:rPr>
     </w:tblStylePr>
     <w:tblStylePr w:type="lastCol">
       <w:rPr>
-        <w:rFonts w:asciiTheme="majorHAnsi" w:cstheme="majorBidi" w:eastAsiaTheme="majorEastAsia" w:hAnsiTheme="majorHAnsi"/>
+        <w:rFonts w:asciiTheme="majorHAnsi" w:cstheme="majorBidi" w:hAnsiTheme="majorHAnsi" w:eastAsia="黑体"/>
         <w:b/>
         <w:bCs/>
       </w:rPr>
@@ -5537,7 +5857,7 @@
         <w:spacing w:after="0" w:before="0" w:line="240" w:lineRule="auto"/>
       </w:pPr>
       <w:rPr>
-        <w:rFonts w:asciiTheme="majorHAnsi" w:cstheme="majorBidi" w:eastAsiaTheme="majorEastAsia" w:hAnsiTheme="majorHAnsi"/>
+        <w:rFonts w:asciiTheme="majorHAnsi" w:cstheme="majorBidi" w:hAnsiTheme="majorHAnsi" w:eastAsia="黑体"/>
         <w:b/>
         <w:bCs/>
       </w:rPr>
@@ -5558,7 +5878,7 @@
         <w:spacing w:after="0" w:before="0" w:line="240" w:lineRule="auto"/>
       </w:pPr>
       <w:rPr>
-        <w:rFonts w:asciiTheme="majorHAnsi" w:cstheme="majorBidi" w:eastAsiaTheme="majorEastAsia" w:hAnsiTheme="majorHAnsi"/>
+        <w:rFonts w:asciiTheme="majorHAnsi" w:cstheme="majorBidi" w:hAnsiTheme="majorHAnsi" w:eastAsia="黑体"/>
         <w:b/>
         <w:bCs/>
       </w:rPr>
@@ -5576,14 +5896,14 @@
     </w:tblStylePr>
     <w:tblStylePr w:type="firstCol">
       <w:rPr>
-        <w:rFonts w:asciiTheme="majorHAnsi" w:cstheme="majorBidi" w:eastAsiaTheme="majorEastAsia" w:hAnsiTheme="majorHAnsi"/>
+        <w:rFonts w:asciiTheme="majorHAnsi" w:cstheme="majorBidi" w:hAnsiTheme="majorHAnsi" w:eastAsia="黑体"/>
         <w:b/>
         <w:bCs/>
       </w:rPr>
     </w:tblStylePr>
     <w:tblStylePr w:type="lastCol">
       <w:rPr>
-        <w:rFonts w:asciiTheme="majorHAnsi" w:cstheme="majorBidi" w:eastAsiaTheme="majorEastAsia" w:hAnsiTheme="majorHAnsi"/>
+        <w:rFonts w:asciiTheme="majorHAnsi" w:cstheme="majorBidi" w:hAnsiTheme="majorHAnsi" w:eastAsia="黑体"/>
         <w:b/>
         <w:bCs/>
       </w:rPr>
@@ -5667,7 +5987,7 @@
         <w:spacing w:after="0" w:before="0" w:line="240" w:lineRule="auto"/>
       </w:pPr>
       <w:rPr>
-        <w:rFonts w:asciiTheme="majorHAnsi" w:cstheme="majorBidi" w:eastAsiaTheme="majorEastAsia" w:hAnsiTheme="majorHAnsi"/>
+        <w:rFonts w:asciiTheme="majorHAnsi" w:cstheme="majorBidi" w:hAnsiTheme="majorHAnsi" w:eastAsia="黑体"/>
         <w:b/>
         <w:bCs/>
       </w:rPr>
@@ -5688,7 +6008,7 @@
         <w:spacing w:after="0" w:before="0" w:line="240" w:lineRule="auto"/>
       </w:pPr>
       <w:rPr>
-        <w:rFonts w:asciiTheme="majorHAnsi" w:cstheme="majorBidi" w:eastAsiaTheme="majorEastAsia" w:hAnsiTheme="majorHAnsi"/>
+        <w:rFonts w:asciiTheme="majorHAnsi" w:cstheme="majorBidi" w:hAnsiTheme="majorHAnsi" w:eastAsia="黑体"/>
         <w:b/>
         <w:bCs/>
       </w:rPr>
@@ -5706,14 +6026,14 @@
     </w:tblStylePr>
     <w:tblStylePr w:type="firstCol">
       <w:rPr>
-        <w:rFonts w:asciiTheme="majorHAnsi" w:cstheme="majorBidi" w:eastAsiaTheme="majorEastAsia" w:hAnsiTheme="majorHAnsi"/>
+        <w:rFonts w:asciiTheme="majorHAnsi" w:cstheme="majorBidi" w:hAnsiTheme="majorHAnsi" w:eastAsia="黑体"/>
         <w:b/>
         <w:bCs/>
       </w:rPr>
     </w:tblStylePr>
     <w:tblStylePr w:type="lastCol">
       <w:rPr>
-        <w:rFonts w:asciiTheme="majorHAnsi" w:cstheme="majorBidi" w:eastAsiaTheme="majorEastAsia" w:hAnsiTheme="majorHAnsi"/>
+        <w:rFonts w:asciiTheme="majorHAnsi" w:cstheme="majorBidi" w:hAnsiTheme="majorHAnsi" w:eastAsia="黑体"/>
         <w:b/>
         <w:bCs/>
       </w:rPr>
@@ -5797,7 +6117,7 @@
         <w:spacing w:after="0" w:before="0" w:line="240" w:lineRule="auto"/>
       </w:pPr>
       <w:rPr>
-        <w:rFonts w:asciiTheme="majorHAnsi" w:cstheme="majorBidi" w:eastAsiaTheme="majorEastAsia" w:hAnsiTheme="majorHAnsi"/>
+        <w:rFonts w:asciiTheme="majorHAnsi" w:cstheme="majorBidi" w:hAnsiTheme="majorHAnsi" w:eastAsia="黑体"/>
         <w:b/>
         <w:bCs/>
       </w:rPr>
@@ -5818,7 +6138,7 @@
         <w:spacing w:after="0" w:before="0" w:line="240" w:lineRule="auto"/>
       </w:pPr>
       <w:rPr>
-        <w:rFonts w:asciiTheme="majorHAnsi" w:cstheme="majorBidi" w:eastAsiaTheme="majorEastAsia" w:hAnsiTheme="majorHAnsi"/>
+        <w:rFonts w:asciiTheme="majorHAnsi" w:cstheme="majorBidi" w:hAnsiTheme="majorHAnsi" w:eastAsia="黑体"/>
         <w:b/>
         <w:bCs/>
       </w:rPr>
@@ -5836,14 +6156,14 @@
     </w:tblStylePr>
     <w:tblStylePr w:type="firstCol">
       <w:rPr>
-        <w:rFonts w:asciiTheme="majorHAnsi" w:cstheme="majorBidi" w:eastAsiaTheme="majorEastAsia" w:hAnsiTheme="majorHAnsi"/>
+        <w:rFonts w:asciiTheme="majorHAnsi" w:cstheme="majorBidi" w:hAnsiTheme="majorHAnsi" w:eastAsia="黑体"/>
         <w:b/>
         <w:bCs/>
       </w:rPr>
     </w:tblStylePr>
     <w:tblStylePr w:type="lastCol">
       <w:rPr>
-        <w:rFonts w:asciiTheme="majorHAnsi" w:cstheme="majorBidi" w:eastAsiaTheme="majorEastAsia" w:hAnsiTheme="majorHAnsi"/>
+        <w:rFonts w:asciiTheme="majorHAnsi" w:cstheme="majorBidi" w:hAnsiTheme="majorHAnsi" w:eastAsia="黑体"/>
         <w:b/>
         <w:bCs/>
       </w:rPr>
@@ -5927,7 +6247,7 @@
         <w:spacing w:after="0" w:before="0" w:line="240" w:lineRule="auto"/>
       </w:pPr>
       <w:rPr>
-        <w:rFonts w:asciiTheme="majorHAnsi" w:cstheme="majorBidi" w:eastAsiaTheme="majorEastAsia" w:hAnsiTheme="majorHAnsi"/>
+        <w:rFonts w:asciiTheme="majorHAnsi" w:cstheme="majorBidi" w:hAnsiTheme="majorHAnsi" w:eastAsia="黑体"/>
         <w:b/>
         <w:bCs/>
       </w:rPr>
@@ -5948,7 +6268,7 @@
         <w:spacing w:after="0" w:before="0" w:line="240" w:lineRule="auto"/>
       </w:pPr>
       <w:rPr>
-        <w:rFonts w:asciiTheme="majorHAnsi" w:cstheme="majorBidi" w:eastAsiaTheme="majorEastAsia" w:hAnsiTheme="majorHAnsi"/>
+        <w:rFonts w:asciiTheme="majorHAnsi" w:cstheme="majorBidi" w:hAnsiTheme="majorHAnsi" w:eastAsia="黑体"/>
         <w:b/>
         <w:bCs/>
       </w:rPr>
@@ -5966,14 +6286,14 @@
     </w:tblStylePr>
     <w:tblStylePr w:type="firstCol">
       <w:rPr>
-        <w:rFonts w:asciiTheme="majorHAnsi" w:cstheme="majorBidi" w:eastAsiaTheme="majorEastAsia" w:hAnsiTheme="majorHAnsi"/>
+        <w:rFonts w:asciiTheme="majorHAnsi" w:cstheme="majorBidi" w:hAnsiTheme="majorHAnsi" w:eastAsia="黑体"/>
         <w:b/>
         <w:bCs/>
       </w:rPr>
     </w:tblStylePr>
     <w:tblStylePr w:type="lastCol">
       <w:rPr>
-        <w:rFonts w:asciiTheme="majorHAnsi" w:cstheme="majorBidi" w:eastAsiaTheme="majorEastAsia" w:hAnsiTheme="majorHAnsi"/>
+        <w:rFonts w:asciiTheme="majorHAnsi" w:cstheme="majorBidi" w:hAnsiTheme="majorHAnsi" w:eastAsia="黑体"/>
         <w:b/>
         <w:bCs/>
       </w:rPr>
@@ -6057,7 +6377,7 @@
         <w:spacing w:after="0" w:before="0" w:line="240" w:lineRule="auto"/>
       </w:pPr>
       <w:rPr>
-        <w:rFonts w:asciiTheme="majorHAnsi" w:cstheme="majorBidi" w:eastAsiaTheme="majorEastAsia" w:hAnsiTheme="majorHAnsi"/>
+        <w:rFonts w:asciiTheme="majorHAnsi" w:cstheme="majorBidi" w:hAnsiTheme="majorHAnsi" w:eastAsia="黑体"/>
         <w:b/>
         <w:bCs/>
       </w:rPr>
@@ -6078,7 +6398,7 @@
         <w:spacing w:after="0" w:before="0" w:line="240" w:lineRule="auto"/>
       </w:pPr>
       <w:rPr>
-        <w:rFonts w:asciiTheme="majorHAnsi" w:cstheme="majorBidi" w:eastAsiaTheme="majorEastAsia" w:hAnsiTheme="majorHAnsi"/>
+        <w:rFonts w:asciiTheme="majorHAnsi" w:cstheme="majorBidi" w:hAnsiTheme="majorHAnsi" w:eastAsia="黑体"/>
         <w:b/>
         <w:bCs/>
       </w:rPr>
@@ -6096,14 +6416,14 @@
     </w:tblStylePr>
     <w:tblStylePr w:type="firstCol">
       <w:rPr>
-        <w:rFonts w:asciiTheme="majorHAnsi" w:cstheme="majorBidi" w:eastAsiaTheme="majorEastAsia" w:hAnsiTheme="majorHAnsi"/>
+        <w:rFonts w:asciiTheme="majorHAnsi" w:cstheme="majorBidi" w:hAnsiTheme="majorHAnsi" w:eastAsia="黑体"/>
         <w:b/>
         <w:bCs/>
       </w:rPr>
     </w:tblStylePr>
     <w:tblStylePr w:type="lastCol">
       <w:rPr>
-        <w:rFonts w:asciiTheme="majorHAnsi" w:cstheme="majorBidi" w:eastAsiaTheme="majorEastAsia" w:hAnsiTheme="majorHAnsi"/>
+        <w:rFonts w:asciiTheme="majorHAnsi" w:cstheme="majorBidi" w:hAnsiTheme="majorHAnsi" w:eastAsia="黑体"/>
         <w:b/>
         <w:bCs/>
       </w:rPr>
@@ -6186,6 +6506,7 @@
         <w:spacing w:after="0" w:before="0" w:line="240" w:lineRule="auto"/>
       </w:pPr>
       <w:rPr>
+        <w:rFonts w:eastAsia="黑体"/>
         <w:b/>
         <w:bCs/>
         <w:color w:themeColor="background1" w:val="FFFFFF"/>
@@ -6208,6 +6529,7 @@
         <w:spacing w:after="0" w:before="0" w:line="240" w:lineRule="auto"/>
       </w:pPr>
       <w:rPr>
+        <w:rFonts w:eastAsia="黑体"/>
         <w:b/>
         <w:bCs/>
       </w:rPr>
@@ -6225,12 +6547,14 @@
     </w:tblStylePr>
     <w:tblStylePr w:type="firstCol">
       <w:rPr>
+        <w:rFonts w:eastAsia="黑体"/>
         <w:b/>
         <w:bCs/>
       </w:rPr>
     </w:tblStylePr>
     <w:tblStylePr w:type="lastCol">
       <w:rPr>
+        <w:rFonts w:eastAsia="黑体"/>
         <w:b/>
         <w:bCs/>
       </w:rPr>
@@ -6292,6 +6616,7 @@
         <w:spacing w:after="0" w:before="0" w:line="240" w:lineRule="auto"/>
       </w:pPr>
       <w:rPr>
+        <w:rFonts w:eastAsia="黑体"/>
         <w:b/>
         <w:bCs/>
         <w:color w:themeColor="background1" w:val="FFFFFF"/>
@@ -6314,6 +6639,7 @@
         <w:spacing w:after="0" w:before="0" w:line="240" w:lineRule="auto"/>
       </w:pPr>
       <w:rPr>
+        <w:rFonts w:eastAsia="黑体"/>
         <w:b/>
         <w:bCs/>
       </w:rPr>
@@ -6331,12 +6657,14 @@
     </w:tblStylePr>
     <w:tblStylePr w:type="firstCol">
       <w:rPr>
+        <w:rFonts w:eastAsia="黑体"/>
         <w:b/>
         <w:bCs/>
       </w:rPr>
     </w:tblStylePr>
     <w:tblStylePr w:type="lastCol">
       <w:rPr>
+        <w:rFonts w:eastAsia="黑体"/>
         <w:b/>
         <w:bCs/>
       </w:rPr>
@@ -6398,6 +6726,7 @@
         <w:spacing w:after="0" w:before="0" w:line="240" w:lineRule="auto"/>
       </w:pPr>
       <w:rPr>
+        <w:rFonts w:eastAsia="黑体"/>
         <w:b/>
         <w:bCs/>
         <w:color w:themeColor="background1" w:val="FFFFFF"/>
@@ -6420,6 +6749,7 @@
         <w:spacing w:after="0" w:before="0" w:line="240" w:lineRule="auto"/>
       </w:pPr>
       <w:rPr>
+        <w:rFonts w:eastAsia="黑体"/>
         <w:b/>
         <w:bCs/>
       </w:rPr>
@@ -6437,12 +6767,14 @@
     </w:tblStylePr>
     <w:tblStylePr w:type="firstCol">
       <w:rPr>
+        <w:rFonts w:eastAsia="黑体"/>
         <w:b/>
         <w:bCs/>
       </w:rPr>
     </w:tblStylePr>
     <w:tblStylePr w:type="lastCol">
       <w:rPr>
+        <w:rFonts w:eastAsia="黑体"/>
         <w:b/>
         <w:bCs/>
       </w:rPr>
@@ -6504,6 +6836,7 @@
         <w:spacing w:after="0" w:before="0" w:line="240" w:lineRule="auto"/>
       </w:pPr>
       <w:rPr>
+        <w:rFonts w:eastAsia="黑体"/>
         <w:b/>
         <w:bCs/>
         <w:color w:themeColor="background1" w:val="FFFFFF"/>
@@ -6526,6 +6859,7 @@
         <w:spacing w:after="0" w:before="0" w:line="240" w:lineRule="auto"/>
       </w:pPr>
       <w:rPr>
+        <w:rFonts w:eastAsia="黑体"/>
         <w:b/>
         <w:bCs/>
       </w:rPr>
@@ -6543,12 +6877,14 @@
     </w:tblStylePr>
     <w:tblStylePr w:type="firstCol">
       <w:rPr>
+        <w:rFonts w:eastAsia="黑体"/>
         <w:b/>
         <w:bCs/>
       </w:rPr>
     </w:tblStylePr>
     <w:tblStylePr w:type="lastCol">
       <w:rPr>
+        <w:rFonts w:eastAsia="黑体"/>
         <w:b/>
         <w:bCs/>
       </w:rPr>
@@ -6610,6 +6946,7 @@
         <w:spacing w:after="0" w:before="0" w:line="240" w:lineRule="auto"/>
       </w:pPr>
       <w:rPr>
+        <w:rFonts w:eastAsia="黑体"/>
         <w:b/>
         <w:bCs/>
         <w:color w:themeColor="background1" w:val="FFFFFF"/>
@@ -6632,6 +6969,7 @@
         <w:spacing w:after="0" w:before="0" w:line="240" w:lineRule="auto"/>
       </w:pPr>
       <w:rPr>
+        <w:rFonts w:eastAsia="黑体"/>
         <w:b/>
         <w:bCs/>
       </w:rPr>
@@ -6649,12 +6987,14 @@
     </w:tblStylePr>
     <w:tblStylePr w:type="firstCol">
       <w:rPr>
+        <w:rFonts w:eastAsia="黑体"/>
         <w:b/>
         <w:bCs/>
       </w:rPr>
     </w:tblStylePr>
     <w:tblStylePr w:type="lastCol">
       <w:rPr>
+        <w:rFonts w:eastAsia="黑体"/>
         <w:b/>
         <w:bCs/>
       </w:rPr>
@@ -6716,6 +7056,7 @@
         <w:spacing w:after="0" w:before="0" w:line="240" w:lineRule="auto"/>
       </w:pPr>
       <w:rPr>
+        <w:rFonts w:eastAsia="黑体"/>
         <w:b/>
         <w:bCs/>
         <w:color w:themeColor="background1" w:val="FFFFFF"/>
@@ -6738,6 +7079,7 @@
         <w:spacing w:after="0" w:before="0" w:line="240" w:lineRule="auto"/>
       </w:pPr>
       <w:rPr>
+        <w:rFonts w:eastAsia="黑体"/>
         <w:b/>
         <w:bCs/>
       </w:rPr>
@@ -6755,12 +7097,14 @@
     </w:tblStylePr>
     <w:tblStylePr w:type="firstCol">
       <w:rPr>
+        <w:rFonts w:eastAsia="黑体"/>
         <w:b/>
         <w:bCs/>
       </w:rPr>
     </w:tblStylePr>
     <w:tblStylePr w:type="lastCol">
       <w:rPr>
+        <w:rFonts w:eastAsia="黑体"/>
         <w:b/>
         <w:bCs/>
       </w:rPr>
@@ -6822,6 +7166,7 @@
         <w:spacing w:after="0" w:before="0" w:line="240" w:lineRule="auto"/>
       </w:pPr>
       <w:rPr>
+        <w:rFonts w:eastAsia="黑体"/>
         <w:b/>
         <w:bCs/>
         <w:color w:themeColor="background1" w:val="FFFFFF"/>
@@ -6844,6 +7189,7 @@
         <w:spacing w:after="0" w:before="0" w:line="240" w:lineRule="auto"/>
       </w:pPr>
       <w:rPr>
+        <w:rFonts w:eastAsia="黑体"/>
         <w:b/>
         <w:bCs/>
       </w:rPr>
@@ -6861,12 +7207,14 @@
     </w:tblStylePr>
     <w:tblStylePr w:type="firstCol">
       <w:rPr>
+        <w:rFonts w:eastAsia="黑体"/>
         <w:b/>
         <w:bCs/>
       </w:rPr>
     </w:tblStylePr>
     <w:tblStylePr w:type="lastCol">
       <w:rPr>
+        <w:rFonts w:eastAsia="黑体"/>
         <w:b/>
         <w:bCs/>
       </w:rPr>
@@ -6925,6 +7273,7 @@
         <w:spacing w:after="0" w:before="0" w:line="240" w:lineRule="auto"/>
       </w:pPr>
       <w:rPr>
+        <w:rFonts w:eastAsia="黑体"/>
         <w:b/>
         <w:bCs/>
         <w:color w:themeColor="background1" w:val="FFFFFF"/>
@@ -6947,6 +7296,7 @@
         <w:spacing w:after="0" w:before="0" w:line="240" w:lineRule="auto"/>
       </w:pPr>
       <w:rPr>
+        <w:rFonts w:eastAsia="黑体"/>
         <w:color w:val="auto"/>
       </w:rPr>
       <w:tblPr/>
@@ -6964,6 +7314,7 @@
     </w:tblStylePr>
     <w:tblStylePr w:type="firstCol">
       <w:rPr>
+        <w:rFonts w:eastAsia="黑体"/>
         <w:b/>
         <w:bCs/>
         <w:color w:themeColor="background1" w:val="FFFFFF"/>
@@ -6983,6 +7334,7 @@
     </w:tblStylePr>
     <w:tblStylePr w:type="lastCol">
       <w:rPr>
+        <w:rFonts w:eastAsia="黑体"/>
         <w:b/>
         <w:bCs/>
         <w:color w:themeColor="background1" w:val="FFFFFF"/>
@@ -7031,6 +7383,7 @@
     </w:tblStylePr>
     <w:tblStylePr w:type="nwCell">
       <w:rPr>
+        <w:rFonts w:eastAsia="黑体"/>
         <w:color w:themeColor="background1" w:val="FFFFFF"/>
       </w:rPr>
       <w:tblPr/>
@@ -7074,6 +7427,7 @@
         <w:spacing w:after="0" w:before="0" w:line="240" w:lineRule="auto"/>
       </w:pPr>
       <w:rPr>
+        <w:rFonts w:eastAsia="黑体"/>
         <w:b/>
         <w:bCs/>
         <w:color w:themeColor="background1" w:val="FFFFFF"/>
@@ -7096,6 +7450,7 @@
         <w:spacing w:after="0" w:before="0" w:line="240" w:lineRule="auto"/>
       </w:pPr>
       <w:rPr>
+        <w:rFonts w:eastAsia="黑体"/>
         <w:color w:val="auto"/>
       </w:rPr>
       <w:tblPr/>
@@ -7113,6 +7468,7 @@
     </w:tblStylePr>
     <w:tblStylePr w:type="firstCol">
       <w:rPr>
+        <w:rFonts w:eastAsia="黑体"/>
         <w:b/>
         <w:bCs/>
         <w:color w:themeColor="background1" w:val="FFFFFF"/>
@@ -7132,6 +7488,7 @@
     </w:tblStylePr>
     <w:tblStylePr w:type="lastCol">
       <w:rPr>
+        <w:rFonts w:eastAsia="黑体"/>
         <w:b/>
         <w:bCs/>
         <w:color w:themeColor="background1" w:val="FFFFFF"/>
@@ -7180,6 +7537,7 @@
     </w:tblStylePr>
     <w:tblStylePr w:type="nwCell">
       <w:rPr>
+        <w:rFonts w:eastAsia="黑体"/>
         <w:color w:themeColor="background1" w:val="FFFFFF"/>
       </w:rPr>
       <w:tblPr/>
@@ -7223,6 +7581,7 @@
         <w:spacing w:after="0" w:before="0" w:line="240" w:lineRule="auto"/>
       </w:pPr>
       <w:rPr>
+        <w:rFonts w:eastAsia="黑体"/>
         <w:b/>
         <w:bCs/>
         <w:color w:themeColor="background1" w:val="FFFFFF"/>
@@ -7245,6 +7604,7 @@
         <w:spacing w:after="0" w:before="0" w:line="240" w:lineRule="auto"/>
       </w:pPr>
       <w:rPr>
+        <w:rFonts w:eastAsia="黑体"/>
         <w:color w:val="auto"/>
       </w:rPr>
       <w:tblPr/>
@@ -7262,6 +7622,7 @@
     </w:tblStylePr>
     <w:tblStylePr w:type="firstCol">
       <w:rPr>
+        <w:rFonts w:eastAsia="黑体"/>
         <w:b/>
         <w:bCs/>
         <w:color w:themeColor="background1" w:val="FFFFFF"/>
@@ -7281,6 +7642,7 @@
     </w:tblStylePr>
     <w:tblStylePr w:type="lastCol">
       <w:rPr>
+        <w:rFonts w:eastAsia="黑体"/>
         <w:b/>
         <w:bCs/>
         <w:color w:themeColor="background1" w:val="FFFFFF"/>
@@ -7329,6 +7691,7 @@
     </w:tblStylePr>
     <w:tblStylePr w:type="nwCell">
       <w:rPr>
+        <w:rFonts w:eastAsia="黑体"/>
         <w:color w:themeColor="background1" w:val="FFFFFF"/>
       </w:rPr>
       <w:tblPr/>
@@ -7372,6 +7735,7 @@
         <w:spacing w:after="0" w:before="0" w:line="240" w:lineRule="auto"/>
       </w:pPr>
       <w:rPr>
+        <w:rFonts w:eastAsia="黑体"/>
         <w:b/>
         <w:bCs/>
         <w:color w:themeColor="background1" w:val="FFFFFF"/>
@@ -7394,6 +7758,7 @@
         <w:spacing w:after="0" w:before="0" w:line="240" w:lineRule="auto"/>
       </w:pPr>
       <w:rPr>
+        <w:rFonts w:eastAsia="黑体"/>
         <w:color w:val="auto"/>
       </w:rPr>
       <w:tblPr/>
@@ -7411,6 +7776,7 @@
     </w:tblStylePr>
     <w:tblStylePr w:type="firstCol">
       <w:rPr>
+        <w:rFonts w:eastAsia="黑体"/>
         <w:b/>
         <w:bCs/>
         <w:color w:themeColor="background1" w:val="FFFFFF"/>
@@ -7430,6 +7796,7 @@
     </w:tblStylePr>
     <w:tblStylePr w:type="lastCol">
       <w:rPr>
+        <w:rFonts w:eastAsia="黑体"/>
         <w:b/>
         <w:bCs/>
         <w:color w:themeColor="background1" w:val="FFFFFF"/>
@@ -7478,6 +7845,7 @@
     </w:tblStylePr>
     <w:tblStylePr w:type="nwCell">
       <w:rPr>
+        <w:rFonts w:eastAsia="黑体"/>
         <w:color w:themeColor="background1" w:val="FFFFFF"/>
       </w:rPr>
       <w:tblPr/>
@@ -7521,6 +7889,7 @@
         <w:spacing w:after="0" w:before="0" w:line="240" w:lineRule="auto"/>
       </w:pPr>
       <w:rPr>
+        <w:rFonts w:eastAsia="黑体"/>
         <w:b/>
         <w:bCs/>
         <w:color w:themeColor="background1" w:val="FFFFFF"/>
@@ -7543,6 +7912,7 @@
         <w:spacing w:after="0" w:before="0" w:line="240" w:lineRule="auto"/>
       </w:pPr>
       <w:rPr>
+        <w:rFonts w:eastAsia="黑体"/>
         <w:color w:val="auto"/>
       </w:rPr>
       <w:tblPr/>
@@ -7560,6 +7930,7 @@
     </w:tblStylePr>
     <w:tblStylePr w:type="firstCol">
       <w:rPr>
+        <w:rFonts w:eastAsia="黑体"/>
         <w:b/>
         <w:bCs/>
         <w:color w:themeColor="background1" w:val="FFFFFF"/>
@@ -7579,6 +7950,7 @@
     </w:tblStylePr>
     <w:tblStylePr w:type="lastCol">
       <w:rPr>
+        <w:rFonts w:eastAsia="黑体"/>
         <w:b/>
         <w:bCs/>
         <w:color w:themeColor="background1" w:val="FFFFFF"/>
@@ -7627,6 +7999,7 @@
     </w:tblStylePr>
     <w:tblStylePr w:type="nwCell">
       <w:rPr>
+        <w:rFonts w:eastAsia="黑体"/>
         <w:color w:themeColor="background1" w:val="FFFFFF"/>
       </w:rPr>
       <w:tblPr/>
@@ -7670,6 +8043,7 @@
         <w:spacing w:after="0" w:before="0" w:line="240" w:lineRule="auto"/>
       </w:pPr>
       <w:rPr>
+        <w:rFonts w:eastAsia="黑体"/>
         <w:b/>
         <w:bCs/>
         <w:color w:themeColor="background1" w:val="FFFFFF"/>
@@ -7692,6 +8066,7 @@
         <w:spacing w:after="0" w:before="0" w:line="240" w:lineRule="auto"/>
       </w:pPr>
       <w:rPr>
+        <w:rFonts w:eastAsia="黑体"/>
         <w:color w:val="auto"/>
       </w:rPr>
       <w:tblPr/>
@@ -7709,6 +8084,7 @@
     </w:tblStylePr>
     <w:tblStylePr w:type="firstCol">
       <w:rPr>
+        <w:rFonts w:eastAsia="黑体"/>
         <w:b/>
         <w:bCs/>
         <w:color w:themeColor="background1" w:val="FFFFFF"/>
@@ -7728,6 +8104,7 @@
     </w:tblStylePr>
     <w:tblStylePr w:type="lastCol">
       <w:rPr>
+        <w:rFonts w:eastAsia="黑体"/>
         <w:b/>
         <w:bCs/>
         <w:color w:themeColor="background1" w:val="FFFFFF"/>
@@ -7776,6 +8153,7 @@
     </w:tblStylePr>
     <w:tblStylePr w:type="nwCell">
       <w:rPr>
+        <w:rFonts w:eastAsia="黑体"/>
         <w:color w:themeColor="background1" w:val="FFFFFF"/>
       </w:rPr>
       <w:tblPr/>
@@ -7819,6 +8197,7 @@
         <w:spacing w:after="0" w:before="0" w:line="240" w:lineRule="auto"/>
       </w:pPr>
       <w:rPr>
+        <w:rFonts w:eastAsia="黑体"/>
         <w:b/>
         <w:bCs/>
         <w:color w:themeColor="background1" w:val="FFFFFF"/>
@@ -7841,6 +8220,7 @@
         <w:spacing w:after="0" w:before="0" w:line="240" w:lineRule="auto"/>
       </w:pPr>
       <w:rPr>
+        <w:rFonts w:eastAsia="黑体"/>
         <w:color w:val="auto"/>
       </w:rPr>
       <w:tblPr/>
@@ -7858,6 +8238,7 @@
     </w:tblStylePr>
     <w:tblStylePr w:type="firstCol">
       <w:rPr>
+        <w:rFonts w:eastAsia="黑体"/>
         <w:b/>
         <w:bCs/>
         <w:color w:themeColor="background1" w:val="FFFFFF"/>
@@ -7877,6 +8258,7 @@
     </w:tblStylePr>
     <w:tblStylePr w:type="lastCol">
       <w:rPr>
+        <w:rFonts w:eastAsia="黑体"/>
         <w:b/>
         <w:bCs/>
         <w:color w:themeColor="background1" w:val="FFFFFF"/>
@@ -7925,6 +8307,7 @@
     </w:tblStylePr>
     <w:tblStylePr w:type="nwCell">
       <w:rPr>
+        <w:rFonts w:eastAsia="黑体"/>
         <w:color w:themeColor="background1" w:val="FFFFFF"/>
       </w:rPr>
       <w:tblPr/>
@@ -7949,6 +8332,7 @@
       <w:spacing w:after="0" w:line="240" w:lineRule="auto"/>
     </w:pPr>
     <w:rPr>
+      <w:rFonts w:eastAsia="黑体"/>
       <w:color w:themeColor="text1" w:val="000000"/>
     </w:rPr>
     <w:tblPr>
@@ -7968,7 +8352,7 @@
     </w:tblPr>
     <w:tblStylePr w:type="firstRow">
       <w:rPr>
-        <w:rFonts w:asciiTheme="majorHAnsi" w:cstheme="majorBidi" w:eastAsiaTheme="majorEastAsia" w:hAnsiTheme="majorHAnsi"/>
+        <w:rFonts w:asciiTheme="majorHAnsi" w:cstheme="majorBidi" w:hAnsiTheme="majorHAnsi" w:eastAsia="黑体"/>
       </w:rPr>
       <w:tblPr/>
       <w:tcPr>
@@ -7980,6 +8364,7 @@
     </w:tblStylePr>
     <w:tblStylePr w:type="lastRow">
       <w:rPr>
+        <w:rFonts w:eastAsia="黑体"/>
         <w:b/>
         <w:bCs/>
         <w:color w:themeColor="text2" w:val="1F497D"/>
@@ -7994,12 +8379,14 @@
     </w:tblStylePr>
     <w:tblStylePr w:type="firstCol">
       <w:rPr>
+        <w:rFonts w:eastAsia="黑体"/>
         <w:b/>
         <w:bCs/>
       </w:rPr>
     </w:tblStylePr>
     <w:tblStylePr w:type="lastCol">
       <w:rPr>
+        <w:rFonts w:eastAsia="黑体"/>
         <w:b/>
         <w:bCs/>
       </w:rPr>
@@ -8033,6 +8420,7 @@
       <w:spacing w:after="0" w:line="240" w:lineRule="auto"/>
     </w:pPr>
     <w:rPr>
+      <w:rFonts w:eastAsia="黑体"/>
       <w:color w:themeColor="text1" w:val="000000"/>
     </w:rPr>
     <w:tblPr>
@@ -8052,7 +8440,7 @@
     </w:tblPr>
     <w:tblStylePr w:type="firstRow">
       <w:rPr>
-        <w:rFonts w:asciiTheme="majorHAnsi" w:cstheme="majorBidi" w:eastAsiaTheme="majorEastAsia" w:hAnsiTheme="majorHAnsi"/>
+        <w:rFonts w:asciiTheme="majorHAnsi" w:cstheme="majorBidi" w:hAnsiTheme="majorHAnsi" w:eastAsia="黑体"/>
       </w:rPr>
       <w:tblPr/>
       <w:tcPr>
@@ -8064,6 +8452,7 @@
     </w:tblStylePr>
     <w:tblStylePr w:type="lastRow">
       <w:rPr>
+        <w:rFonts w:eastAsia="黑体"/>
         <w:b/>
         <w:bCs/>
         <w:color w:themeColor="text2" w:val="1F497D"/>
@@ -8078,12 +8467,14 @@
     </w:tblStylePr>
     <w:tblStylePr w:type="firstCol">
       <w:rPr>
+        <w:rFonts w:eastAsia="黑体"/>
         <w:b/>
         <w:bCs/>
       </w:rPr>
     </w:tblStylePr>
     <w:tblStylePr w:type="lastCol">
       <w:rPr>
+        <w:rFonts w:eastAsia="黑体"/>
         <w:b/>
         <w:bCs/>
       </w:rPr>
@@ -8117,6 +8508,7 @@
       <w:spacing w:after="0" w:line="240" w:lineRule="auto"/>
     </w:pPr>
     <w:rPr>
+      <w:rFonts w:eastAsia="黑体"/>
       <w:color w:themeColor="text1" w:val="000000"/>
     </w:rPr>
     <w:tblPr>
@@ -8136,7 +8528,7 @@
     </w:tblPr>
     <w:tblStylePr w:type="firstRow">
       <w:rPr>
-        <w:rFonts w:asciiTheme="majorHAnsi" w:cstheme="majorBidi" w:eastAsiaTheme="majorEastAsia" w:hAnsiTheme="majorHAnsi"/>
+        <w:rFonts w:asciiTheme="majorHAnsi" w:cstheme="majorBidi" w:hAnsiTheme="majorHAnsi" w:eastAsia="黑体"/>
       </w:rPr>
       <w:tblPr/>
       <w:tcPr>
@@ -8148,6 +8540,7 @@
     </w:tblStylePr>
     <w:tblStylePr w:type="lastRow">
       <w:rPr>
+        <w:rFonts w:eastAsia="黑体"/>
         <w:b/>
         <w:bCs/>
         <w:color w:themeColor="text2" w:val="1F497D"/>
@@ -8162,12 +8555,14 @@
     </w:tblStylePr>
     <w:tblStylePr w:type="firstCol">
       <w:rPr>
+        <w:rFonts w:eastAsia="黑体"/>
         <w:b/>
         <w:bCs/>
       </w:rPr>
     </w:tblStylePr>
     <w:tblStylePr w:type="lastCol">
       <w:rPr>
+        <w:rFonts w:eastAsia="黑体"/>
         <w:b/>
         <w:bCs/>
       </w:rPr>
@@ -8201,6 +8596,7 @@
       <w:spacing w:after="0" w:line="240" w:lineRule="auto"/>
     </w:pPr>
     <w:rPr>
+      <w:rFonts w:eastAsia="黑体"/>
       <w:color w:themeColor="text1" w:val="000000"/>
     </w:rPr>
     <w:tblPr>
@@ -8220,7 +8616,7 @@
     </w:tblPr>
     <w:tblStylePr w:type="firstRow">
       <w:rPr>
-        <w:rFonts w:asciiTheme="majorHAnsi" w:cstheme="majorBidi" w:eastAsiaTheme="majorEastAsia" w:hAnsiTheme="majorHAnsi"/>
+        <w:rFonts w:asciiTheme="majorHAnsi" w:cstheme="majorBidi" w:hAnsiTheme="majorHAnsi" w:eastAsia="黑体"/>
       </w:rPr>
       <w:tblPr/>
       <w:tcPr>
@@ -8232,6 +8628,7 @@
     </w:tblStylePr>
     <w:tblStylePr w:type="lastRow">
       <w:rPr>
+        <w:rFonts w:eastAsia="黑体"/>
         <w:b/>
         <w:bCs/>
         <w:color w:themeColor="text2" w:val="1F497D"/>
@@ -8246,12 +8643,14 @@
     </w:tblStylePr>
     <w:tblStylePr w:type="firstCol">
       <w:rPr>
+        <w:rFonts w:eastAsia="黑体"/>
         <w:b/>
         <w:bCs/>
       </w:rPr>
     </w:tblStylePr>
     <w:tblStylePr w:type="lastCol">
       <w:rPr>
+        <w:rFonts w:eastAsia="黑体"/>
         <w:b/>
         <w:bCs/>
       </w:rPr>
@@ -8285,6 +8684,7 @@
       <w:spacing w:after="0" w:line="240" w:lineRule="auto"/>
     </w:pPr>
     <w:rPr>
+      <w:rFonts w:eastAsia="黑体"/>
       <w:color w:themeColor="text1" w:val="000000"/>
     </w:rPr>
     <w:tblPr>
@@ -8304,7 +8704,7 @@
     </w:tblPr>
     <w:tblStylePr w:type="firstRow">
       <w:rPr>
-        <w:rFonts w:asciiTheme="majorHAnsi" w:cstheme="majorBidi" w:eastAsiaTheme="majorEastAsia" w:hAnsiTheme="majorHAnsi"/>
+        <w:rFonts w:asciiTheme="majorHAnsi" w:cstheme="majorBidi" w:hAnsiTheme="majorHAnsi" w:eastAsia="黑体"/>
       </w:rPr>
       <w:tblPr/>
       <w:tcPr>
@@ -8316,6 +8716,7 @@
     </w:tblStylePr>
     <w:tblStylePr w:type="lastRow">
       <w:rPr>
+        <w:rFonts w:eastAsia="黑体"/>
         <w:b/>
         <w:bCs/>
         <w:color w:themeColor="text2" w:val="1F497D"/>
@@ -8330,12 +8731,14 @@
     </w:tblStylePr>
     <w:tblStylePr w:type="firstCol">
       <w:rPr>
+        <w:rFonts w:eastAsia="黑体"/>
         <w:b/>
         <w:bCs/>
       </w:rPr>
     </w:tblStylePr>
     <w:tblStylePr w:type="lastCol">
       <w:rPr>
+        <w:rFonts w:eastAsia="黑体"/>
         <w:b/>
         <w:bCs/>
       </w:rPr>
@@ -8369,6 +8772,7 @@
       <w:spacing w:after="0" w:line="240" w:lineRule="auto"/>
     </w:pPr>
     <w:rPr>
+      <w:rFonts w:eastAsia="黑体"/>
       <w:color w:themeColor="text1" w:val="000000"/>
     </w:rPr>
     <w:tblPr>
@@ -8388,7 +8792,7 @@
     </w:tblPr>
     <w:tblStylePr w:type="firstRow">
       <w:rPr>
-        <w:rFonts w:asciiTheme="majorHAnsi" w:cstheme="majorBidi" w:eastAsiaTheme="majorEastAsia" w:hAnsiTheme="majorHAnsi"/>
+        <w:rFonts w:asciiTheme="majorHAnsi" w:cstheme="majorBidi" w:hAnsiTheme="majorHAnsi" w:eastAsia="黑体"/>
       </w:rPr>
       <w:tblPr/>
       <w:tcPr>
@@ -8400,6 +8804,7 @@
     </w:tblStylePr>
     <w:tblStylePr w:type="lastRow">
       <w:rPr>
+        <w:rFonts w:eastAsia="黑体"/>
         <w:b/>
         <w:bCs/>
         <w:color w:themeColor="text2" w:val="1F497D"/>
@@ -8414,12 +8819,14 @@
     </w:tblStylePr>
     <w:tblStylePr w:type="firstCol">
       <w:rPr>
+        <w:rFonts w:eastAsia="黑体"/>
         <w:b/>
         <w:bCs/>
       </w:rPr>
     </w:tblStylePr>
     <w:tblStylePr w:type="lastCol">
       <w:rPr>
+        <w:rFonts w:eastAsia="黑体"/>
         <w:b/>
         <w:bCs/>
       </w:rPr>
@@ -8453,6 +8860,7 @@
       <w:spacing w:after="0" w:line="240" w:lineRule="auto"/>
     </w:pPr>
     <w:rPr>
+      <w:rFonts w:eastAsia="黑体"/>
       <w:color w:themeColor="text1" w:val="000000"/>
     </w:rPr>
     <w:tblPr>
@@ -8472,7 +8880,7 @@
     </w:tblPr>
     <w:tblStylePr w:type="firstRow">
       <w:rPr>
-        <w:rFonts w:asciiTheme="majorHAnsi" w:cstheme="majorBidi" w:eastAsiaTheme="majorEastAsia" w:hAnsiTheme="majorHAnsi"/>
+        <w:rFonts w:asciiTheme="majorHAnsi" w:cstheme="majorBidi" w:hAnsiTheme="majorHAnsi" w:eastAsia="黑体"/>
       </w:rPr>
       <w:tblPr/>
       <w:tcPr>
@@ -8484,6 +8892,7 @@
     </w:tblStylePr>
     <w:tblStylePr w:type="lastRow">
       <w:rPr>
+        <w:rFonts w:eastAsia="黑体"/>
         <w:b/>
         <w:bCs/>
         <w:color w:themeColor="text2" w:val="1F497D"/>
@@ -8498,12 +8907,14 @@
     </w:tblStylePr>
     <w:tblStylePr w:type="firstCol">
       <w:rPr>
+        <w:rFonts w:eastAsia="黑体"/>
         <w:b/>
         <w:bCs/>
       </w:rPr>
     </w:tblStylePr>
     <w:tblStylePr w:type="lastCol">
       <w:rPr>
+        <w:rFonts w:eastAsia="黑体"/>
         <w:b/>
         <w:bCs/>
       </w:rPr>
@@ -8537,7 +8948,7 @@
       <w:spacing w:after="0" w:line="240" w:lineRule="auto"/>
     </w:pPr>
     <w:rPr>
-      <w:rFonts w:asciiTheme="majorHAnsi" w:cstheme="majorBidi" w:eastAsiaTheme="majorEastAsia" w:hAnsiTheme="majorHAnsi"/>
+      <w:rFonts w:asciiTheme="majorHAnsi" w:cstheme="majorBidi" w:hAnsiTheme="majorHAnsi" w:eastAsia="黑体"/>
       <w:color w:themeColor="text1" w:val="000000"/>
     </w:rPr>
     <w:tblPr>
@@ -8559,6 +8970,7 @@
     </w:tblPr>
     <w:tblStylePr w:type="firstRow">
       <w:rPr>
+        <w:rFonts w:eastAsia="黑体"/>
         <w:sz w:val="24"/>
         <w:szCs w:val="24"/>
       </w:rPr>
@@ -8665,7 +9077,7 @@
       <w:spacing w:after="0" w:line="240" w:lineRule="auto"/>
     </w:pPr>
     <w:rPr>
-      <w:rFonts w:asciiTheme="majorHAnsi" w:cstheme="majorBidi" w:eastAsiaTheme="majorEastAsia" w:hAnsiTheme="majorHAnsi"/>
+      <w:rFonts w:asciiTheme="majorHAnsi" w:cstheme="majorBidi" w:hAnsiTheme="majorHAnsi" w:eastAsia="黑体"/>
       <w:color w:themeColor="text1" w:val="000000"/>
     </w:rPr>
     <w:tblPr>
@@ -8687,6 +9099,7 @@
     </w:tblPr>
     <w:tblStylePr w:type="firstRow">
       <w:rPr>
+        <w:rFonts w:eastAsia="黑体"/>
         <w:sz w:val="24"/>
         <w:szCs w:val="24"/>
       </w:rPr>
@@ -8793,7 +9206,7 @@
       <w:spacing w:after="0" w:line="240" w:lineRule="auto"/>
     </w:pPr>
     <w:rPr>
-      <w:rFonts w:asciiTheme="majorHAnsi" w:cstheme="majorBidi" w:eastAsiaTheme="majorEastAsia" w:hAnsiTheme="majorHAnsi"/>
+      <w:rFonts w:asciiTheme="majorHAnsi" w:cstheme="majorBidi" w:hAnsiTheme="majorHAnsi" w:eastAsia="黑体"/>
       <w:color w:themeColor="text1" w:val="000000"/>
     </w:rPr>
     <w:tblPr>
@@ -8815,6 +9228,7 @@
     </w:tblPr>
     <w:tblStylePr w:type="firstRow">
       <w:rPr>
+        <w:rFonts w:eastAsia="黑体"/>
         <w:sz w:val="24"/>
         <w:szCs w:val="24"/>
       </w:rPr>
@@ -8921,7 +9335,7 @@
       <w:spacing w:after="0" w:line="240" w:lineRule="auto"/>
     </w:pPr>
     <w:rPr>
-      <w:rFonts w:asciiTheme="majorHAnsi" w:cstheme="majorBidi" w:eastAsiaTheme="majorEastAsia" w:hAnsiTheme="majorHAnsi"/>
+      <w:rFonts w:asciiTheme="majorHAnsi" w:cstheme="majorBidi" w:hAnsiTheme="majorHAnsi" w:eastAsia="黑体"/>
       <w:color w:themeColor="text1" w:val="000000"/>
     </w:rPr>
     <w:tblPr>
@@ -8943,6 +9357,7 @@
     </w:tblPr>
     <w:tblStylePr w:type="firstRow">
       <w:rPr>
+        <w:rFonts w:eastAsia="黑体"/>
         <w:sz w:val="24"/>
         <w:szCs w:val="24"/>
       </w:rPr>
@@ -9049,7 +9464,7 @@
       <w:spacing w:after="0" w:line="240" w:lineRule="auto"/>
     </w:pPr>
     <w:rPr>
-      <w:rFonts w:asciiTheme="majorHAnsi" w:cstheme="majorBidi" w:eastAsiaTheme="majorEastAsia" w:hAnsiTheme="majorHAnsi"/>
+      <w:rFonts w:asciiTheme="majorHAnsi" w:cstheme="majorBidi" w:hAnsiTheme="majorHAnsi" w:eastAsia="黑体"/>
       <w:color w:themeColor="text1" w:val="000000"/>
     </w:rPr>
     <w:tblPr>
@@ -9071,6 +9486,7 @@
     </w:tblPr>
     <w:tblStylePr w:type="firstRow">
       <w:rPr>
+        <w:rFonts w:eastAsia="黑体"/>
         <w:sz w:val="24"/>
         <w:szCs w:val="24"/>
       </w:rPr>
@@ -9177,7 +9593,7 @@
       <w:spacing w:after="0" w:line="240" w:lineRule="auto"/>
     </w:pPr>
     <w:rPr>
-      <w:rFonts w:asciiTheme="majorHAnsi" w:cstheme="majorBidi" w:eastAsiaTheme="majorEastAsia" w:hAnsiTheme="majorHAnsi"/>
+      <w:rFonts w:asciiTheme="majorHAnsi" w:cstheme="majorBidi" w:hAnsiTheme="majorHAnsi" w:eastAsia="黑体"/>
       <w:color w:themeColor="text1" w:val="000000"/>
     </w:rPr>
     <w:tblPr>
@@ -9199,6 +9615,7 @@
     </w:tblPr>
     <w:tblStylePr w:type="firstRow">
       <w:rPr>
+        <w:rFonts w:eastAsia="黑体"/>
         <w:sz w:val="24"/>
         <w:szCs w:val="24"/>
       </w:rPr>
@@ -9305,7 +9722,7 @@
       <w:spacing w:after="0" w:line="240" w:lineRule="auto"/>
     </w:pPr>
     <w:rPr>
-      <w:rFonts w:asciiTheme="majorHAnsi" w:cstheme="majorBidi" w:eastAsiaTheme="majorEastAsia" w:hAnsiTheme="majorHAnsi"/>
+      <w:rFonts w:asciiTheme="majorHAnsi" w:cstheme="majorBidi" w:hAnsiTheme="majorHAnsi" w:eastAsia="黑体"/>
       <w:color w:themeColor="text1" w:val="000000"/>
     </w:rPr>
     <w:tblPr>
@@ -9327,6 +9744,7 @@
     </w:tblPr>
     <w:tblStylePr w:type="firstRow">
       <w:rPr>
+        <w:rFonts w:eastAsia="黑体"/>
         <w:sz w:val="24"/>
         <w:szCs w:val="24"/>
       </w:rPr>
@@ -9456,12 +9874,14 @@
     </w:tcPr>
     <w:tblStylePr w:type="firstRow">
       <w:rPr>
+        <w:rFonts w:eastAsia="黑体"/>
         <w:b/>
         <w:bCs/>
       </w:rPr>
     </w:tblStylePr>
     <w:tblStylePr w:type="lastRow">
       <w:rPr>
+        <w:rFonts w:eastAsia="黑体"/>
         <w:b/>
         <w:bCs/>
       </w:rPr>
@@ -9474,12 +9894,14 @@
     </w:tblStylePr>
     <w:tblStylePr w:type="firstCol">
       <w:rPr>
+        <w:rFonts w:eastAsia="黑体"/>
         <w:b/>
         <w:bCs/>
       </w:rPr>
     </w:tblStylePr>
     <w:tblStylePr w:type="lastCol">
       <w:rPr>
+        <w:rFonts w:eastAsia="黑体"/>
         <w:b/>
         <w:bCs/>
       </w:rPr>
@@ -9529,12 +9951,14 @@
     </w:tcPr>
     <w:tblStylePr w:type="firstRow">
       <w:rPr>
+        <w:rFonts w:eastAsia="黑体"/>
         <w:b/>
         <w:bCs/>
       </w:rPr>
     </w:tblStylePr>
     <w:tblStylePr w:type="lastRow">
       <w:rPr>
+        <w:rFonts w:eastAsia="黑体"/>
         <w:b/>
         <w:bCs/>
       </w:rPr>
@@ -9547,12 +9971,14 @@
     </w:tblStylePr>
     <w:tblStylePr w:type="firstCol">
       <w:rPr>
+        <w:rFonts w:eastAsia="黑体"/>
         <w:b/>
         <w:bCs/>
       </w:rPr>
     </w:tblStylePr>
     <w:tblStylePr w:type="lastCol">
       <w:rPr>
+        <w:rFonts w:eastAsia="黑体"/>
         <w:b/>
         <w:bCs/>
       </w:rPr>
@@ -9602,12 +10028,14 @@
     </w:tcPr>
     <w:tblStylePr w:type="firstRow">
       <w:rPr>
+        <w:rFonts w:eastAsia="黑体"/>
         <w:b/>
         <w:bCs/>
       </w:rPr>
     </w:tblStylePr>
     <w:tblStylePr w:type="lastRow">
       <w:rPr>
+        <w:rFonts w:eastAsia="黑体"/>
         <w:b/>
         <w:bCs/>
       </w:rPr>
@@ -9620,12 +10048,14 @@
     </w:tblStylePr>
     <w:tblStylePr w:type="firstCol">
       <w:rPr>
+        <w:rFonts w:eastAsia="黑体"/>
         <w:b/>
         <w:bCs/>
       </w:rPr>
     </w:tblStylePr>
     <w:tblStylePr w:type="lastCol">
       <w:rPr>
+        <w:rFonts w:eastAsia="黑体"/>
         <w:b/>
         <w:bCs/>
       </w:rPr>
@@ -9675,12 +10105,14 @@
     </w:tcPr>
     <w:tblStylePr w:type="firstRow">
       <w:rPr>
+        <w:rFonts w:eastAsia="黑体"/>
         <w:b/>
         <w:bCs/>
       </w:rPr>
     </w:tblStylePr>
     <w:tblStylePr w:type="lastRow">
       <w:rPr>
+        <w:rFonts w:eastAsia="黑体"/>
         <w:b/>
         <w:bCs/>
       </w:rPr>
@@ -9693,12 +10125,14 @@
     </w:tblStylePr>
     <w:tblStylePr w:type="firstCol">
       <w:rPr>
+        <w:rFonts w:eastAsia="黑体"/>
         <w:b/>
         <w:bCs/>
       </w:rPr>
     </w:tblStylePr>
     <w:tblStylePr w:type="lastCol">
       <w:rPr>
+        <w:rFonts w:eastAsia="黑体"/>
         <w:b/>
         <w:bCs/>
       </w:rPr>
@@ -9748,12 +10182,14 @@
     </w:tcPr>
     <w:tblStylePr w:type="firstRow">
       <w:rPr>
+        <w:rFonts w:eastAsia="黑体"/>
         <w:b/>
         <w:bCs/>
       </w:rPr>
     </w:tblStylePr>
     <w:tblStylePr w:type="lastRow">
       <w:rPr>
+        <w:rFonts w:eastAsia="黑体"/>
         <w:b/>
         <w:bCs/>
       </w:rPr>
@@ -9766,12 +10202,14 @@
     </w:tblStylePr>
     <w:tblStylePr w:type="firstCol">
       <w:rPr>
+        <w:rFonts w:eastAsia="黑体"/>
         <w:b/>
         <w:bCs/>
       </w:rPr>
     </w:tblStylePr>
     <w:tblStylePr w:type="lastCol">
       <w:rPr>
+        <w:rFonts w:eastAsia="黑体"/>
         <w:b/>
         <w:bCs/>
       </w:rPr>
@@ -9821,12 +10259,14 @@
     </w:tcPr>
     <w:tblStylePr w:type="firstRow">
       <w:rPr>
+        <w:rFonts w:eastAsia="黑体"/>
         <w:b/>
         <w:bCs/>
       </w:rPr>
     </w:tblStylePr>
     <w:tblStylePr w:type="lastRow">
       <w:rPr>
+        <w:rFonts w:eastAsia="黑体"/>
         <w:b/>
         <w:bCs/>
       </w:rPr>
@@ -9839,12 +10279,14 @@
     </w:tblStylePr>
     <w:tblStylePr w:type="firstCol">
       <w:rPr>
+        <w:rFonts w:eastAsia="黑体"/>
         <w:b/>
         <w:bCs/>
       </w:rPr>
     </w:tblStylePr>
     <w:tblStylePr w:type="lastCol">
       <w:rPr>
+        <w:rFonts w:eastAsia="黑体"/>
         <w:b/>
         <w:bCs/>
       </w:rPr>
@@ -9894,12 +10336,14 @@
     </w:tcPr>
     <w:tblStylePr w:type="firstRow">
       <w:rPr>
+        <w:rFonts w:eastAsia="黑体"/>
         <w:b/>
         <w:bCs/>
       </w:rPr>
     </w:tblStylePr>
     <w:tblStylePr w:type="lastRow">
       <w:rPr>
+        <w:rFonts w:eastAsia="黑体"/>
         <w:b/>
         <w:bCs/>
       </w:rPr>
@@ -9912,12 +10356,14 @@
     </w:tblStylePr>
     <w:tblStylePr w:type="firstCol">
       <w:rPr>
+        <w:rFonts w:eastAsia="黑体"/>
         <w:b/>
         <w:bCs/>
       </w:rPr>
     </w:tblStylePr>
     <w:tblStylePr w:type="lastCol">
       <w:rPr>
+        <w:rFonts w:eastAsia="黑体"/>
         <w:b/>
         <w:bCs/>
       </w:rPr>
@@ -9944,7 +10390,7 @@
       <w:spacing w:after="0" w:line="240" w:lineRule="auto"/>
     </w:pPr>
     <w:rPr>
-      <w:rFonts w:asciiTheme="majorHAnsi" w:cstheme="majorBidi" w:eastAsiaTheme="majorEastAsia" w:hAnsiTheme="majorHAnsi"/>
+      <w:rFonts w:asciiTheme="majorHAnsi" w:cstheme="majorBidi" w:hAnsiTheme="majorHAnsi" w:eastAsia="黑体"/>
       <w:color w:themeColor="text1" w:val="000000"/>
     </w:rPr>
     <w:tblPr>
@@ -9971,6 +10417,7 @@
     </w:tcPr>
     <w:tblStylePr w:type="firstRow">
       <w:rPr>
+        <w:rFonts w:eastAsia="黑体"/>
         <w:b/>
         <w:bCs/>
         <w:color w:themeColor="text1" w:val="000000"/>
@@ -9982,6 +10429,7 @@
     </w:tblStylePr>
     <w:tblStylePr w:type="lastRow">
       <w:rPr>
+        <w:rFonts w:eastAsia="黑体"/>
         <w:b/>
         <w:bCs/>
         <w:color w:themeColor="text1" w:val="000000"/>
@@ -10001,6 +10449,7 @@
     </w:tblStylePr>
     <w:tblStylePr w:type="firstCol">
       <w:rPr>
+        <w:rFonts w:eastAsia="黑体"/>
         <w:b/>
         <w:bCs/>
         <w:color w:themeColor="text1" w:val="000000"/>
@@ -10020,6 +10469,7 @@
     </w:tblStylePr>
     <w:tblStylePr w:type="lastCol">
       <w:rPr>
+        <w:rFonts w:eastAsia="黑体"/>
         <w:b w:val="0"/>
         <w:bCs w:val="0"/>
         <w:color w:themeColor="text1" w:val="000000"/>
@@ -10069,7 +10519,7 @@
       <w:spacing w:after="0" w:line="240" w:lineRule="auto"/>
     </w:pPr>
     <w:rPr>
-      <w:rFonts w:asciiTheme="majorHAnsi" w:cstheme="majorBidi" w:eastAsiaTheme="majorEastAsia" w:hAnsiTheme="majorHAnsi"/>
+      <w:rFonts w:asciiTheme="majorHAnsi" w:cstheme="majorBidi" w:hAnsiTheme="majorHAnsi" w:eastAsia="黑体"/>
       <w:color w:themeColor="text1" w:val="000000"/>
     </w:rPr>
     <w:tblPr>
@@ -10096,6 +10546,7 @@
     </w:tcPr>
     <w:tblStylePr w:type="firstRow">
       <w:rPr>
+        <w:rFonts w:eastAsia="黑体"/>
         <w:b/>
         <w:bCs/>
         <w:color w:themeColor="text1" w:val="000000"/>
@@ -10107,6 +10558,7 @@
     </w:tblStylePr>
     <w:tblStylePr w:type="lastRow">
       <w:rPr>
+        <w:rFonts w:eastAsia="黑体"/>
         <w:b/>
         <w:bCs/>
         <w:color w:themeColor="text1" w:val="000000"/>
@@ -10126,6 +10578,7 @@
     </w:tblStylePr>
     <w:tblStylePr w:type="firstCol">
       <w:rPr>
+        <w:rFonts w:eastAsia="黑体"/>
         <w:b/>
         <w:bCs/>
         <w:color w:themeColor="text1" w:val="000000"/>
@@ -10145,6 +10598,7 @@
     </w:tblStylePr>
     <w:tblStylePr w:type="lastCol">
       <w:rPr>
+        <w:rFonts w:eastAsia="黑体"/>
         <w:b w:val="0"/>
         <w:bCs w:val="0"/>
         <w:color w:themeColor="text1" w:val="000000"/>
@@ -10194,7 +10648,7 @@
       <w:spacing w:after="0" w:line="240" w:lineRule="auto"/>
     </w:pPr>
     <w:rPr>
-      <w:rFonts w:asciiTheme="majorHAnsi" w:cstheme="majorBidi" w:eastAsiaTheme="majorEastAsia" w:hAnsiTheme="majorHAnsi"/>
+      <w:rFonts w:asciiTheme="majorHAnsi" w:cstheme="majorBidi" w:hAnsiTheme="majorHAnsi" w:eastAsia="黑体"/>
       <w:color w:themeColor="text1" w:val="000000"/>
     </w:rPr>
     <w:tblPr>
@@ -10221,6 +10675,7 @@
     </w:tcPr>
     <w:tblStylePr w:type="firstRow">
       <w:rPr>
+        <w:rFonts w:eastAsia="黑体"/>
         <w:b/>
         <w:bCs/>
         <w:color w:themeColor="text1" w:val="000000"/>
@@ -10232,6 +10687,7 @@
     </w:tblStylePr>
     <w:tblStylePr w:type="lastRow">
       <w:rPr>
+        <w:rFonts w:eastAsia="黑体"/>
         <w:b/>
         <w:bCs/>
         <w:color w:themeColor="text1" w:val="000000"/>
@@ -10251,6 +10707,7 @@
     </w:tblStylePr>
     <w:tblStylePr w:type="firstCol">
       <w:rPr>
+        <w:rFonts w:eastAsia="黑体"/>
         <w:b/>
         <w:bCs/>
         <w:color w:themeColor="text1" w:val="000000"/>
@@ -10270,6 +10727,7 @@
     </w:tblStylePr>
     <w:tblStylePr w:type="lastCol">
       <w:rPr>
+        <w:rFonts w:eastAsia="黑体"/>
         <w:b w:val="0"/>
         <w:bCs w:val="0"/>
         <w:color w:themeColor="text1" w:val="000000"/>
@@ -10319,7 +10777,7 @@
       <w:spacing w:after="0" w:line="240" w:lineRule="auto"/>
     </w:pPr>
     <w:rPr>
-      <w:rFonts w:asciiTheme="majorHAnsi" w:cstheme="majorBidi" w:eastAsiaTheme="majorEastAsia" w:hAnsiTheme="majorHAnsi"/>
+      <w:rFonts w:asciiTheme="majorHAnsi" w:cstheme="majorBidi" w:hAnsiTheme="majorHAnsi" w:eastAsia="黑体"/>
       <w:color w:themeColor="text1" w:val="000000"/>
     </w:rPr>
     <w:tblPr>
@@ -10346,6 +10804,7 @@
     </w:tcPr>
     <w:tblStylePr w:type="firstRow">
       <w:rPr>
+        <w:rFonts w:eastAsia="黑体"/>
         <w:b/>
         <w:bCs/>
         <w:color w:themeColor="text1" w:val="000000"/>
@@ -10357,6 +10816,7 @@
     </w:tblStylePr>
     <w:tblStylePr w:type="lastRow">
       <w:rPr>
+        <w:rFonts w:eastAsia="黑体"/>
         <w:b/>
         <w:bCs/>
         <w:color w:themeColor="text1" w:val="000000"/>
@@ -10376,6 +10836,7 @@
     </w:tblStylePr>
     <w:tblStylePr w:type="firstCol">
       <w:rPr>
+        <w:rFonts w:eastAsia="黑体"/>
         <w:b/>
         <w:bCs/>
         <w:color w:themeColor="text1" w:val="000000"/>
@@ -10395,6 +10856,7 @@
     </w:tblStylePr>
     <w:tblStylePr w:type="lastCol">
       <w:rPr>
+        <w:rFonts w:eastAsia="黑体"/>
         <w:b w:val="0"/>
         <w:bCs w:val="0"/>
         <w:color w:themeColor="text1" w:val="000000"/>
@@ -10444,7 +10906,7 @@
       <w:spacing w:after="0" w:line="240" w:lineRule="auto"/>
     </w:pPr>
     <w:rPr>
-      <w:rFonts w:asciiTheme="majorHAnsi" w:cstheme="majorBidi" w:eastAsiaTheme="majorEastAsia" w:hAnsiTheme="majorHAnsi"/>
+      <w:rFonts w:asciiTheme="majorHAnsi" w:cstheme="majorBidi" w:hAnsiTheme="majorHAnsi" w:eastAsia="黑体"/>
       <w:color w:themeColor="text1" w:val="000000"/>
     </w:rPr>
     <w:tblPr>
@@ -10471,6 +10933,7 @@
     </w:tcPr>
     <w:tblStylePr w:type="firstRow">
       <w:rPr>
+        <w:rFonts w:eastAsia="黑体"/>
         <w:b/>
         <w:bCs/>
         <w:color w:themeColor="text1" w:val="000000"/>
@@ -10482,6 +10945,7 @@
     </w:tblStylePr>
     <w:tblStylePr w:type="lastRow">
       <w:rPr>
+        <w:rFonts w:eastAsia="黑体"/>
         <w:b/>
         <w:bCs/>
         <w:color w:themeColor="text1" w:val="000000"/>
@@ -10501,6 +10965,7 @@
     </w:tblStylePr>
     <w:tblStylePr w:type="firstCol">
       <w:rPr>
+        <w:rFonts w:eastAsia="黑体"/>
         <w:b/>
         <w:bCs/>
         <w:color w:themeColor="text1" w:val="000000"/>
@@ -10520,6 +10985,7 @@
     </w:tblStylePr>
     <w:tblStylePr w:type="lastCol">
       <w:rPr>
+        <w:rFonts w:eastAsia="黑体"/>
         <w:b w:val="0"/>
         <w:bCs w:val="0"/>
         <w:color w:themeColor="text1" w:val="000000"/>
@@ -10569,7 +11035,7 @@
       <w:spacing w:after="0" w:line="240" w:lineRule="auto"/>
     </w:pPr>
     <w:rPr>
-      <w:rFonts w:asciiTheme="majorHAnsi" w:cstheme="majorBidi" w:eastAsiaTheme="majorEastAsia" w:hAnsiTheme="majorHAnsi"/>
+      <w:rFonts w:asciiTheme="majorHAnsi" w:cstheme="majorBidi" w:hAnsiTheme="majorHAnsi" w:eastAsia="黑体"/>
       <w:color w:themeColor="text1" w:val="000000"/>
     </w:rPr>
     <w:tblPr>
@@ -10596,6 +11062,7 @@
     </w:tcPr>
     <w:tblStylePr w:type="firstRow">
       <w:rPr>
+        <w:rFonts w:eastAsia="黑体"/>
         <w:b/>
         <w:bCs/>
         <w:color w:themeColor="text1" w:val="000000"/>
@@ -10607,6 +11074,7 @@
     </w:tblStylePr>
     <w:tblStylePr w:type="lastRow">
       <w:rPr>
+        <w:rFonts w:eastAsia="黑体"/>
         <w:b/>
         <w:bCs/>
         <w:color w:themeColor="text1" w:val="000000"/>
@@ -10626,6 +11094,7 @@
     </w:tblStylePr>
     <w:tblStylePr w:type="firstCol">
       <w:rPr>
+        <w:rFonts w:eastAsia="黑体"/>
         <w:b/>
         <w:bCs/>
         <w:color w:themeColor="text1" w:val="000000"/>
@@ -10645,6 +11114,7 @@
     </w:tblStylePr>
     <w:tblStylePr w:type="lastCol">
       <w:rPr>
+        <w:rFonts w:eastAsia="黑体"/>
         <w:b w:val="0"/>
         <w:bCs w:val="0"/>
         <w:color w:themeColor="text1" w:val="000000"/>
@@ -10694,7 +11164,7 @@
       <w:spacing w:after="0" w:line="240" w:lineRule="auto"/>
     </w:pPr>
     <w:rPr>
-      <w:rFonts w:asciiTheme="majorHAnsi" w:cstheme="majorBidi" w:eastAsiaTheme="majorEastAsia" w:hAnsiTheme="majorHAnsi"/>
+      <w:rFonts w:asciiTheme="majorHAnsi" w:cstheme="majorBidi" w:hAnsiTheme="majorHAnsi" w:eastAsia="黑体"/>
       <w:color w:themeColor="text1" w:val="000000"/>
     </w:rPr>
     <w:tblPr>
@@ -10721,6 +11191,7 @@
     </w:tcPr>
     <w:tblStylePr w:type="firstRow">
       <w:rPr>
+        <w:rFonts w:eastAsia="黑体"/>
         <w:b/>
         <w:bCs/>
         <w:color w:themeColor="text1" w:val="000000"/>
@@ -10732,6 +11203,7 @@
     </w:tblStylePr>
     <w:tblStylePr w:type="lastRow">
       <w:rPr>
+        <w:rFonts w:eastAsia="黑体"/>
         <w:b/>
         <w:bCs/>
         <w:color w:themeColor="text1" w:val="000000"/>
@@ -10751,6 +11223,7 @@
     </w:tblStylePr>
     <w:tblStylePr w:type="firstCol">
       <w:rPr>
+        <w:rFonts w:eastAsia="黑体"/>
         <w:b/>
         <w:bCs/>
         <w:color w:themeColor="text1" w:val="000000"/>
@@ -10770,6 +11243,7 @@
     </w:tblStylePr>
     <w:tblStylePr w:type="lastCol">
       <w:rPr>
+        <w:rFonts w:eastAsia="黑体"/>
         <w:b w:val="0"/>
         <w:bCs w:val="0"/>
         <w:color w:themeColor="text1" w:val="000000"/>
@@ -10842,6 +11316,7 @@
     </w:tcPr>
     <w:tblStylePr w:type="firstRow">
       <w:rPr>
+        <w:rFonts w:eastAsia="黑体"/>
         <w:b/>
         <w:bCs/>
         <w:i w:val="0"/>
@@ -10863,6 +11338,7 @@
     </w:tblStylePr>
     <w:tblStylePr w:type="lastRow">
       <w:rPr>
+        <w:rFonts w:eastAsia="黑体"/>
         <w:b/>
         <w:bCs/>
         <w:i w:val="0"/>
@@ -10884,6 +11360,7 @@
     </w:tblStylePr>
     <w:tblStylePr w:type="firstCol">
       <w:rPr>
+        <w:rFonts w:eastAsia="黑体"/>
         <w:b/>
         <w:bCs/>
         <w:i w:val="0"/>
@@ -10903,6 +11380,7 @@
     </w:tblStylePr>
     <w:tblStylePr w:type="lastCol">
       <w:rPr>
+        <w:rFonts w:eastAsia="黑体"/>
         <w:b/>
         <w:bCs/>
         <w:i w:val="0"/>
@@ -10983,6 +11461,7 @@
     </w:tcPr>
     <w:tblStylePr w:type="firstRow">
       <w:rPr>
+        <w:rFonts w:eastAsia="黑体"/>
         <w:b/>
         <w:bCs/>
         <w:i w:val="0"/>
@@ -11004,6 +11483,7 @@
     </w:tblStylePr>
     <w:tblStylePr w:type="lastRow">
       <w:rPr>
+        <w:rFonts w:eastAsia="黑体"/>
         <w:b/>
         <w:bCs/>
         <w:i w:val="0"/>
@@ -11025,6 +11505,7 @@
     </w:tblStylePr>
     <w:tblStylePr w:type="firstCol">
       <w:rPr>
+        <w:rFonts w:eastAsia="黑体"/>
         <w:b/>
         <w:bCs/>
         <w:i w:val="0"/>
@@ -11044,6 +11525,7 @@
     </w:tblStylePr>
     <w:tblStylePr w:type="lastCol">
       <w:rPr>
+        <w:rFonts w:eastAsia="黑体"/>
         <w:b/>
         <w:bCs/>
         <w:i w:val="0"/>
@@ -11124,6 +11606,7 @@
     </w:tcPr>
     <w:tblStylePr w:type="firstRow">
       <w:rPr>
+        <w:rFonts w:eastAsia="黑体"/>
         <w:b/>
         <w:bCs/>
         <w:i w:val="0"/>
@@ -11145,6 +11628,7 @@
     </w:tblStylePr>
     <w:tblStylePr w:type="lastRow">
       <w:rPr>
+        <w:rFonts w:eastAsia="黑体"/>
         <w:b/>
         <w:bCs/>
         <w:i w:val="0"/>
@@ -11166,6 +11650,7 @@
     </w:tblStylePr>
     <w:tblStylePr w:type="firstCol">
       <w:rPr>
+        <w:rFonts w:eastAsia="黑体"/>
         <w:b/>
         <w:bCs/>
         <w:i w:val="0"/>
@@ -11185,6 +11670,7 @@
     </w:tblStylePr>
     <w:tblStylePr w:type="lastCol">
       <w:rPr>
+        <w:rFonts w:eastAsia="黑体"/>
         <w:b/>
         <w:bCs/>
         <w:i w:val="0"/>
@@ -11265,6 +11751,7 @@
     </w:tcPr>
     <w:tblStylePr w:type="firstRow">
       <w:rPr>
+        <w:rFonts w:eastAsia="黑体"/>
         <w:b/>
         <w:bCs/>
         <w:i w:val="0"/>
@@ -11286,6 +11773,7 @@
     </w:tblStylePr>
     <w:tblStylePr w:type="lastRow">
       <w:rPr>
+        <w:rFonts w:eastAsia="黑体"/>
         <w:b/>
         <w:bCs/>
         <w:i w:val="0"/>
@@ -11307,6 +11795,7 @@
     </w:tblStylePr>
     <w:tblStylePr w:type="firstCol">
       <w:rPr>
+        <w:rFonts w:eastAsia="黑体"/>
         <w:b/>
         <w:bCs/>
         <w:i w:val="0"/>
@@ -11326,6 +11815,7 @@
     </w:tblStylePr>
     <w:tblStylePr w:type="lastCol">
       <w:rPr>
+        <w:rFonts w:eastAsia="黑体"/>
         <w:b/>
         <w:bCs/>
         <w:i w:val="0"/>
@@ -11406,6 +11896,7 @@
     </w:tcPr>
     <w:tblStylePr w:type="firstRow">
       <w:rPr>
+        <w:rFonts w:eastAsia="黑体"/>
         <w:b/>
         <w:bCs/>
         <w:i w:val="0"/>
@@ -11427,6 +11918,7 @@
     </w:tblStylePr>
     <w:tblStylePr w:type="lastRow">
       <w:rPr>
+        <w:rFonts w:eastAsia="黑体"/>
         <w:b/>
         <w:bCs/>
         <w:i w:val="0"/>
@@ -11448,6 +11940,7 @@
     </w:tblStylePr>
     <w:tblStylePr w:type="firstCol">
       <w:rPr>
+        <w:rFonts w:eastAsia="黑体"/>
         <w:b/>
         <w:bCs/>
         <w:i w:val="0"/>
@@ -11467,6 +11960,7 @@
     </w:tblStylePr>
     <w:tblStylePr w:type="lastCol">
       <w:rPr>
+        <w:rFonts w:eastAsia="黑体"/>
         <w:b/>
         <w:bCs/>
         <w:i w:val="0"/>
@@ -11547,6 +12041,7 @@
     </w:tcPr>
     <w:tblStylePr w:type="firstRow">
       <w:rPr>
+        <w:rFonts w:eastAsia="黑体"/>
         <w:b/>
         <w:bCs/>
         <w:i w:val="0"/>
@@ -11568,6 +12063,7 @@
     </w:tblStylePr>
     <w:tblStylePr w:type="lastRow">
       <w:rPr>
+        <w:rFonts w:eastAsia="黑体"/>
         <w:b/>
         <w:bCs/>
         <w:i w:val="0"/>
@@ -11589,6 +12085,7 @@
     </w:tblStylePr>
     <w:tblStylePr w:type="firstCol">
       <w:rPr>
+        <w:rFonts w:eastAsia="黑体"/>
         <w:b/>
         <w:bCs/>
         <w:i w:val="0"/>
@@ -11608,6 +12105,7 @@
     </w:tblStylePr>
     <w:tblStylePr w:type="lastCol">
       <w:rPr>
+        <w:rFonts w:eastAsia="黑体"/>
         <w:b/>
         <w:bCs/>
         <w:i w:val="0"/>
@@ -11688,6 +12186,7 @@
     </w:tcPr>
     <w:tblStylePr w:type="firstRow">
       <w:rPr>
+        <w:rFonts w:eastAsia="黑体"/>
         <w:b/>
         <w:bCs/>
         <w:i w:val="0"/>
@@ -11709,6 +12208,7 @@
     </w:tblStylePr>
     <w:tblStylePr w:type="lastRow">
       <w:rPr>
+        <w:rFonts w:eastAsia="黑体"/>
         <w:b/>
         <w:bCs/>
         <w:i w:val="0"/>
@@ -11730,6 +12230,7 @@
     </w:tblStylePr>
     <w:tblStylePr w:type="firstCol">
       <w:rPr>
+        <w:rFonts w:eastAsia="黑体"/>
         <w:b/>
         <w:bCs/>
         <w:i w:val="0"/>
@@ -11749,6 +12250,7 @@
     </w:tblStylePr>
     <w:tblStylePr w:type="lastCol">
       <w:rPr>
+        <w:rFonts w:eastAsia="黑体"/>
         <w:b/>
         <w:bCs/>
         <w:i w:val="0"/>
@@ -11806,6 +12308,7 @@
       <w:spacing w:after="0" w:line="240" w:lineRule="auto"/>
     </w:pPr>
     <w:rPr>
+      <w:rFonts w:eastAsia="黑体"/>
       <w:color w:themeColor="background1" w:val="FFFFFF"/>
     </w:rPr>
     <w:tblPr>
@@ -11824,6 +12327,7 @@
     </w:tcPr>
     <w:tblStylePr w:type="firstRow">
       <w:rPr>
+        <w:rFonts w:eastAsia="黑体"/>
         <w:b/>
         <w:bCs/>
       </w:rPr>
@@ -11920,6 +12424,7 @@
       <w:spacing w:after="0" w:line="240" w:lineRule="auto"/>
     </w:pPr>
     <w:rPr>
+      <w:rFonts w:eastAsia="黑体"/>
       <w:color w:themeColor="background1" w:val="FFFFFF"/>
     </w:rPr>
     <w:tblPr>
@@ -11938,6 +12443,7 @@
     </w:tcPr>
     <w:tblStylePr w:type="firstRow">
       <w:rPr>
+        <w:rFonts w:eastAsia="黑体"/>
         <w:b/>
         <w:bCs/>
       </w:rPr>
@@ -12034,6 +12540,7 @@
       <w:spacing w:after="0" w:line="240" w:lineRule="auto"/>
     </w:pPr>
     <w:rPr>
+      <w:rFonts w:eastAsia="黑体"/>
       <w:color w:themeColor="background1" w:val="FFFFFF"/>
     </w:rPr>
     <w:tblPr>
@@ -12052,6 +12559,7 @@
     </w:tcPr>
     <w:tblStylePr w:type="firstRow">
       <w:rPr>
+        <w:rFonts w:eastAsia="黑体"/>
         <w:b/>
         <w:bCs/>
       </w:rPr>
@@ -12148,6 +12656,7 @@
       <w:spacing w:after="0" w:line="240" w:lineRule="auto"/>
     </w:pPr>
     <w:rPr>
+      <w:rFonts w:eastAsia="黑体"/>
       <w:color w:themeColor="background1" w:val="FFFFFF"/>
     </w:rPr>
     <w:tblPr>
@@ -12166,6 +12675,7 @@
     </w:tcPr>
     <w:tblStylePr w:type="firstRow">
       <w:rPr>
+        <w:rFonts w:eastAsia="黑体"/>
         <w:b/>
         <w:bCs/>
       </w:rPr>
@@ -12262,6 +12772,7 @@
       <w:spacing w:after="0" w:line="240" w:lineRule="auto"/>
     </w:pPr>
     <w:rPr>
+      <w:rFonts w:eastAsia="黑体"/>
       <w:color w:themeColor="background1" w:val="FFFFFF"/>
     </w:rPr>
     <w:tblPr>
@@ -12280,6 +12791,7 @@
     </w:tcPr>
     <w:tblStylePr w:type="firstRow">
       <w:rPr>
+        <w:rFonts w:eastAsia="黑体"/>
         <w:b/>
         <w:bCs/>
       </w:rPr>
@@ -12376,6 +12888,7 @@
       <w:spacing w:after="0" w:line="240" w:lineRule="auto"/>
     </w:pPr>
     <w:rPr>
+      <w:rFonts w:eastAsia="黑体"/>
       <w:color w:themeColor="background1" w:val="FFFFFF"/>
     </w:rPr>
     <w:tblPr>
@@ -12394,6 +12907,7 @@
     </w:tcPr>
     <w:tblStylePr w:type="firstRow">
       <w:rPr>
+        <w:rFonts w:eastAsia="黑体"/>
         <w:b/>
         <w:bCs/>
       </w:rPr>
@@ -12490,6 +13004,7 @@
       <w:spacing w:after="0" w:line="240" w:lineRule="auto"/>
     </w:pPr>
     <w:rPr>
+      <w:rFonts w:eastAsia="黑体"/>
       <w:color w:themeColor="background1" w:val="FFFFFF"/>
     </w:rPr>
     <w:tblPr>
@@ -12508,6 +13023,7 @@
     </w:tcPr>
     <w:tblStylePr w:type="firstRow">
       <w:rPr>
+        <w:rFonts w:eastAsia="黑体"/>
         <w:b/>
         <w:bCs/>
       </w:rPr>
@@ -12604,6 +13120,7 @@
       <w:spacing w:after="0" w:line="240" w:lineRule="auto"/>
     </w:pPr>
     <w:rPr>
+      <w:rFonts w:eastAsia="黑体"/>
       <w:color w:themeColor="text1" w:val="000000"/>
     </w:rPr>
     <w:tblPr>
@@ -12630,6 +13147,7 @@
     </w:tcPr>
     <w:tblStylePr w:type="firstRow">
       <w:rPr>
+        <w:rFonts w:eastAsia="黑体"/>
         <w:b/>
         <w:bCs/>
       </w:rPr>
@@ -12648,6 +13166,7 @@
     </w:tblStylePr>
     <w:tblStylePr w:type="lastRow">
       <w:rPr>
+        <w:rFonts w:eastAsia="黑体"/>
         <w:b/>
         <w:bCs/>
         <w:color w:themeColor="background1" w:val="FFFFFF"/>
@@ -12662,6 +13181,7 @@
     </w:tblStylePr>
     <w:tblStylePr w:type="firstCol">
       <w:rPr>
+        <w:rFonts w:eastAsia="黑体"/>
         <w:color w:themeColor="background1" w:val="FFFFFF"/>
       </w:rPr>
       <w:tblPr/>
@@ -12679,6 +13199,7 @@
     </w:tblStylePr>
     <w:tblStylePr w:type="lastCol">
       <w:rPr>
+        <w:rFonts w:eastAsia="黑体"/>
         <w:color w:themeColor="background1" w:val="FFFFFF"/>
       </w:rPr>
       <w:tblPr/>
@@ -12708,11 +13229,13 @@
     </w:tblStylePr>
     <w:tblStylePr w:type="neCell">
       <w:rPr>
+        <w:rFonts w:eastAsia="黑体"/>
         <w:color w:themeColor="text1" w:val="000000"/>
       </w:rPr>
     </w:tblStylePr>
     <w:tblStylePr w:type="nwCell">
       <w:rPr>
+        <w:rFonts w:eastAsia="黑体"/>
         <w:color w:themeColor="text1" w:val="000000"/>
       </w:rPr>
     </w:tblStylePr>
@@ -12726,6 +13249,7 @@
       <w:spacing w:after="0" w:line="240" w:lineRule="auto"/>
     </w:pPr>
     <w:rPr>
+      <w:rFonts w:eastAsia="黑体"/>
       <w:color w:themeColor="text1" w:val="000000"/>
     </w:rPr>
     <w:tblPr>
@@ -12752,6 +13276,7 @@
     </w:tcPr>
     <w:tblStylePr w:type="firstRow">
       <w:rPr>
+        <w:rFonts w:eastAsia="黑体"/>
         <w:b/>
         <w:bCs/>
       </w:rPr>
@@ -12770,6 +13295,7 @@
     </w:tblStylePr>
     <w:tblStylePr w:type="lastRow">
       <w:rPr>
+        <w:rFonts w:eastAsia="黑体"/>
         <w:b/>
         <w:bCs/>
         <w:color w:themeColor="background1" w:val="FFFFFF"/>
@@ -12784,6 +13310,7 @@
     </w:tblStylePr>
     <w:tblStylePr w:type="firstCol">
       <w:rPr>
+        <w:rFonts w:eastAsia="黑体"/>
         <w:color w:themeColor="background1" w:val="FFFFFF"/>
       </w:rPr>
       <w:tblPr/>
@@ -12801,6 +13328,7 @@
     </w:tblStylePr>
     <w:tblStylePr w:type="lastCol">
       <w:rPr>
+        <w:rFonts w:eastAsia="黑体"/>
         <w:color w:themeColor="background1" w:val="FFFFFF"/>
       </w:rPr>
       <w:tblPr/>
@@ -12830,11 +13358,13 @@
     </w:tblStylePr>
     <w:tblStylePr w:type="neCell">
       <w:rPr>
+        <w:rFonts w:eastAsia="黑体"/>
         <w:color w:themeColor="text1" w:val="000000"/>
       </w:rPr>
     </w:tblStylePr>
     <w:tblStylePr w:type="nwCell">
       <w:rPr>
+        <w:rFonts w:eastAsia="黑体"/>
         <w:color w:themeColor="text1" w:val="000000"/>
       </w:rPr>
     </w:tblStylePr>
@@ -12848,6 +13378,7 @@
       <w:spacing w:after="0" w:line="240" w:lineRule="auto"/>
     </w:pPr>
     <w:rPr>
+      <w:rFonts w:eastAsia="黑体"/>
       <w:color w:themeColor="text1" w:val="000000"/>
     </w:rPr>
     <w:tblPr>
@@ -12874,6 +13405,7 @@
     </w:tcPr>
     <w:tblStylePr w:type="firstRow">
       <w:rPr>
+        <w:rFonts w:eastAsia="黑体"/>
         <w:b/>
         <w:bCs/>
       </w:rPr>
@@ -12892,6 +13424,7 @@
     </w:tblStylePr>
     <w:tblStylePr w:type="lastRow">
       <w:rPr>
+        <w:rFonts w:eastAsia="黑体"/>
         <w:b/>
         <w:bCs/>
         <w:color w:themeColor="background1" w:val="FFFFFF"/>
@@ -12906,6 +13439,7 @@
     </w:tblStylePr>
     <w:tblStylePr w:type="firstCol">
       <w:rPr>
+        <w:rFonts w:eastAsia="黑体"/>
         <w:color w:themeColor="background1" w:val="FFFFFF"/>
       </w:rPr>
       <w:tblPr/>
@@ -12923,6 +13457,7 @@
     </w:tblStylePr>
     <w:tblStylePr w:type="lastCol">
       <w:rPr>
+        <w:rFonts w:eastAsia="黑体"/>
         <w:color w:themeColor="background1" w:val="FFFFFF"/>
       </w:rPr>
       <w:tblPr/>
@@ -12952,11 +13487,13 @@
     </w:tblStylePr>
     <w:tblStylePr w:type="neCell">
       <w:rPr>
+        <w:rFonts w:eastAsia="黑体"/>
         <w:color w:themeColor="text1" w:val="000000"/>
       </w:rPr>
     </w:tblStylePr>
     <w:tblStylePr w:type="nwCell">
       <w:rPr>
+        <w:rFonts w:eastAsia="黑体"/>
         <w:color w:themeColor="text1" w:val="000000"/>
       </w:rPr>
     </w:tblStylePr>
@@ -12970,6 +13507,7 @@
       <w:spacing w:after="0" w:line="240" w:lineRule="auto"/>
     </w:pPr>
     <w:rPr>
+      <w:rFonts w:eastAsia="黑体"/>
       <w:color w:themeColor="text1" w:val="000000"/>
     </w:rPr>
     <w:tblPr>
@@ -12996,6 +13534,7 @@
     </w:tcPr>
     <w:tblStylePr w:type="firstRow">
       <w:rPr>
+        <w:rFonts w:eastAsia="黑体"/>
         <w:b/>
         <w:bCs/>
       </w:rPr>
@@ -13014,6 +13553,7 @@
     </w:tblStylePr>
     <w:tblStylePr w:type="lastRow">
       <w:rPr>
+        <w:rFonts w:eastAsia="黑体"/>
         <w:b/>
         <w:bCs/>
         <w:color w:themeColor="background1" w:val="FFFFFF"/>
@@ -13028,6 +13568,7 @@
     </w:tblStylePr>
     <w:tblStylePr w:type="firstCol">
       <w:rPr>
+        <w:rFonts w:eastAsia="黑体"/>
         <w:color w:themeColor="background1" w:val="FFFFFF"/>
       </w:rPr>
       <w:tblPr/>
@@ -13045,6 +13586,7 @@
     </w:tblStylePr>
     <w:tblStylePr w:type="lastCol">
       <w:rPr>
+        <w:rFonts w:eastAsia="黑体"/>
         <w:color w:themeColor="background1" w:val="FFFFFF"/>
       </w:rPr>
       <w:tblPr/>
@@ -13082,6 +13624,7 @@
       <w:spacing w:after="0" w:line="240" w:lineRule="auto"/>
     </w:pPr>
     <w:rPr>
+      <w:rFonts w:eastAsia="黑体"/>
       <w:color w:themeColor="text1" w:val="000000"/>
     </w:rPr>
     <w:tblPr>
@@ -13108,6 +13651,7 @@
     </w:tcPr>
     <w:tblStylePr w:type="firstRow">
       <w:rPr>
+        <w:rFonts w:eastAsia="黑体"/>
         <w:b/>
         <w:bCs/>
       </w:rPr>
@@ -13126,6 +13670,7 @@
     </w:tblStylePr>
     <w:tblStylePr w:type="lastRow">
       <w:rPr>
+        <w:rFonts w:eastAsia="黑体"/>
         <w:b/>
         <w:bCs/>
         <w:color w:themeColor="background1" w:val="FFFFFF"/>
@@ -13140,6 +13685,7 @@
     </w:tblStylePr>
     <w:tblStylePr w:type="firstCol">
       <w:rPr>
+        <w:rFonts w:eastAsia="黑体"/>
         <w:color w:themeColor="background1" w:val="FFFFFF"/>
       </w:rPr>
       <w:tblPr/>
@@ -13157,6 +13703,7 @@
     </w:tblStylePr>
     <w:tblStylePr w:type="lastCol">
       <w:rPr>
+        <w:rFonts w:eastAsia="黑体"/>
         <w:color w:themeColor="background1" w:val="FFFFFF"/>
       </w:rPr>
       <w:tblPr/>
@@ -13186,11 +13733,13 @@
     </w:tblStylePr>
     <w:tblStylePr w:type="neCell">
       <w:rPr>
+        <w:rFonts w:eastAsia="黑体"/>
         <w:color w:themeColor="text1" w:val="000000"/>
       </w:rPr>
     </w:tblStylePr>
     <w:tblStylePr w:type="nwCell">
       <w:rPr>
+        <w:rFonts w:eastAsia="黑体"/>
         <w:color w:themeColor="text1" w:val="000000"/>
       </w:rPr>
     </w:tblStylePr>
@@ -13204,6 +13753,7 @@
       <w:spacing w:after="0" w:line="240" w:lineRule="auto"/>
     </w:pPr>
     <w:rPr>
+      <w:rFonts w:eastAsia="黑体"/>
       <w:color w:themeColor="text1" w:val="000000"/>
     </w:rPr>
     <w:tblPr>
@@ -13230,6 +13780,7 @@
     </w:tcPr>
     <w:tblStylePr w:type="firstRow">
       <w:rPr>
+        <w:rFonts w:eastAsia="黑体"/>
         <w:b/>
         <w:bCs/>
       </w:rPr>
@@ -13248,6 +13799,7 @@
     </w:tblStylePr>
     <w:tblStylePr w:type="lastRow">
       <w:rPr>
+        <w:rFonts w:eastAsia="黑体"/>
         <w:b/>
         <w:bCs/>
         <w:color w:themeColor="background1" w:val="FFFFFF"/>
@@ -13262,6 +13814,7 @@
     </w:tblStylePr>
     <w:tblStylePr w:type="firstCol">
       <w:rPr>
+        <w:rFonts w:eastAsia="黑体"/>
         <w:color w:themeColor="background1" w:val="FFFFFF"/>
       </w:rPr>
       <w:tblPr/>
@@ -13279,6 +13832,7 @@
     </w:tblStylePr>
     <w:tblStylePr w:type="lastCol">
       <w:rPr>
+        <w:rFonts w:eastAsia="黑体"/>
         <w:color w:themeColor="background1" w:val="FFFFFF"/>
       </w:rPr>
       <w:tblPr/>
@@ -13308,11 +13862,13 @@
     </w:tblStylePr>
     <w:tblStylePr w:type="neCell">
       <w:rPr>
+        <w:rFonts w:eastAsia="黑体"/>
         <w:color w:themeColor="text1" w:val="000000"/>
       </w:rPr>
     </w:tblStylePr>
     <w:tblStylePr w:type="nwCell">
       <w:rPr>
+        <w:rFonts w:eastAsia="黑体"/>
         <w:color w:themeColor="text1" w:val="000000"/>
       </w:rPr>
     </w:tblStylePr>
@@ -13326,6 +13882,7 @@
       <w:spacing w:after="0" w:line="240" w:lineRule="auto"/>
     </w:pPr>
     <w:rPr>
+      <w:rFonts w:eastAsia="黑体"/>
       <w:color w:themeColor="text1" w:val="000000"/>
     </w:rPr>
     <w:tblPr>
@@ -13352,6 +13909,7 @@
     </w:tcPr>
     <w:tblStylePr w:type="firstRow">
       <w:rPr>
+        <w:rFonts w:eastAsia="黑体"/>
         <w:b/>
         <w:bCs/>
       </w:rPr>
@@ -13370,6 +13928,7 @@
     </w:tblStylePr>
     <w:tblStylePr w:type="lastRow">
       <w:rPr>
+        <w:rFonts w:eastAsia="黑体"/>
         <w:b/>
         <w:bCs/>
         <w:color w:themeColor="background1" w:val="FFFFFF"/>
@@ -13384,6 +13943,7 @@
     </w:tblStylePr>
     <w:tblStylePr w:type="firstCol">
       <w:rPr>
+        <w:rFonts w:eastAsia="黑体"/>
         <w:color w:themeColor="background1" w:val="FFFFFF"/>
       </w:rPr>
       <w:tblPr/>
@@ -13401,6 +13961,7 @@
     </w:tblStylePr>
     <w:tblStylePr w:type="lastCol">
       <w:rPr>
+        <w:rFonts w:eastAsia="黑体"/>
         <w:color w:themeColor="background1" w:val="FFFFFF"/>
       </w:rPr>
       <w:tblPr/>
@@ -13430,11 +13991,13 @@
     </w:tblStylePr>
     <w:tblStylePr w:type="neCell">
       <w:rPr>
+        <w:rFonts w:eastAsia="黑体"/>
         <w:color w:themeColor="text1" w:val="000000"/>
       </w:rPr>
     </w:tblStylePr>
     <w:tblStylePr w:type="nwCell">
       <w:rPr>
+        <w:rFonts w:eastAsia="黑体"/>
         <w:color w:themeColor="text1" w:val="000000"/>
       </w:rPr>
     </w:tblStylePr>
@@ -13448,6 +14011,7 @@
       <w:spacing w:after="0" w:line="240" w:lineRule="auto"/>
     </w:pPr>
     <w:rPr>
+      <w:rFonts w:eastAsia="黑体"/>
       <w:color w:themeColor="text1" w:val="000000"/>
     </w:rPr>
     <w:tblPr>
@@ -13466,6 +14030,7 @@
     </w:tcPr>
     <w:tblStylePr w:type="firstRow">
       <w:rPr>
+        <w:rFonts w:eastAsia="黑体"/>
         <w:b/>
         <w:bCs/>
         <w:color w:themeColor="background1" w:val="FFFFFF"/>
@@ -13480,6 +14045,7 @@
     </w:tblStylePr>
     <w:tblStylePr w:type="lastRow">
       <w:rPr>
+        <w:rFonts w:eastAsia="黑体"/>
         <w:b/>
         <w:bCs/>
         <w:color w:themeColor="accent2" w:themeShade="CC" w:val="9E3A38"/>
@@ -13494,12 +14060,14 @@
     </w:tblStylePr>
     <w:tblStylePr w:type="firstCol">
       <w:rPr>
+        <w:rFonts w:eastAsia="黑体"/>
         <w:b/>
         <w:bCs/>
       </w:rPr>
     </w:tblStylePr>
     <w:tblStylePr w:type="lastCol">
       <w:rPr>
+        <w:rFonts w:eastAsia="黑体"/>
         <w:b/>
         <w:bCs/>
       </w:rPr>
@@ -13534,6 +14102,7 @@
       <w:spacing w:after="0" w:line="240" w:lineRule="auto"/>
     </w:pPr>
     <w:rPr>
+      <w:rFonts w:eastAsia="黑体"/>
       <w:color w:themeColor="text1" w:val="000000"/>
     </w:rPr>
     <w:tblPr>
@@ -13552,6 +14121,7 @@
     </w:tcPr>
     <w:tblStylePr w:type="firstRow">
       <w:rPr>
+        <w:rFonts w:eastAsia="黑体"/>
         <w:b/>
         <w:bCs/>
         <w:color w:themeColor="background1" w:val="FFFFFF"/>
@@ -13566,6 +14136,7 @@
     </w:tblStylePr>
     <w:tblStylePr w:type="lastRow">
       <w:rPr>
+        <w:rFonts w:eastAsia="黑体"/>
         <w:b/>
         <w:bCs/>
         <w:color w:themeColor="accent2" w:themeShade="CC" w:val="9E3A38"/>
@@ -13580,12 +14151,14 @@
     </w:tblStylePr>
     <w:tblStylePr w:type="firstCol">
       <w:rPr>
+        <w:rFonts w:eastAsia="黑体"/>
         <w:b/>
         <w:bCs/>
       </w:rPr>
     </w:tblStylePr>
     <w:tblStylePr w:type="lastCol">
       <w:rPr>
+        <w:rFonts w:eastAsia="黑体"/>
         <w:b/>
         <w:bCs/>
       </w:rPr>
@@ -13620,6 +14193,7 @@
       <w:spacing w:after="0" w:line="240" w:lineRule="auto"/>
     </w:pPr>
     <w:rPr>
+      <w:rFonts w:eastAsia="黑体"/>
       <w:color w:themeColor="text1" w:val="000000"/>
     </w:rPr>
     <w:tblPr>
@@ -13638,6 +14212,7 @@
     </w:tcPr>
     <w:tblStylePr w:type="firstRow">
       <w:rPr>
+        <w:rFonts w:eastAsia="黑体"/>
         <w:b/>
         <w:bCs/>
         <w:color w:themeColor="background1" w:val="FFFFFF"/>
@@ -13652,6 +14227,7 @@
     </w:tblStylePr>
     <w:tblStylePr w:type="lastRow">
       <w:rPr>
+        <w:rFonts w:eastAsia="黑体"/>
         <w:b/>
         <w:bCs/>
         <w:color w:themeColor="accent2" w:themeShade="CC" w:val="9E3A38"/>
@@ -13666,12 +14242,14 @@
     </w:tblStylePr>
     <w:tblStylePr w:type="firstCol">
       <w:rPr>
+        <w:rFonts w:eastAsia="黑体"/>
         <w:b/>
         <w:bCs/>
       </w:rPr>
     </w:tblStylePr>
     <w:tblStylePr w:type="lastCol">
       <w:rPr>
+        <w:rFonts w:eastAsia="黑体"/>
         <w:b/>
         <w:bCs/>
       </w:rPr>
@@ -13706,6 +14284,7 @@
       <w:spacing w:after="0" w:line="240" w:lineRule="auto"/>
     </w:pPr>
     <w:rPr>
+      <w:rFonts w:eastAsia="黑体"/>
       <w:color w:themeColor="text1" w:val="000000"/>
     </w:rPr>
     <w:tblPr>
@@ -13724,6 +14303,7 @@
     </w:tcPr>
     <w:tblStylePr w:type="firstRow">
       <w:rPr>
+        <w:rFonts w:eastAsia="黑体"/>
         <w:b/>
         <w:bCs/>
         <w:color w:themeColor="background1" w:val="FFFFFF"/>
@@ -13738,6 +14318,7 @@
     </w:tblStylePr>
     <w:tblStylePr w:type="lastRow">
       <w:rPr>
+        <w:rFonts w:eastAsia="黑体"/>
         <w:b/>
         <w:bCs/>
         <w:color w:themeColor="accent4" w:themeShade="CC" w:val="664E82"/>
@@ -13752,12 +14333,14 @@
     </w:tblStylePr>
     <w:tblStylePr w:type="firstCol">
       <w:rPr>
+        <w:rFonts w:eastAsia="黑体"/>
         <w:b/>
         <w:bCs/>
       </w:rPr>
     </w:tblStylePr>
     <w:tblStylePr w:type="lastCol">
       <w:rPr>
+        <w:rFonts w:eastAsia="黑体"/>
         <w:b/>
         <w:bCs/>
       </w:rPr>
@@ -13792,6 +14375,7 @@
       <w:spacing w:after="0" w:line="240" w:lineRule="auto"/>
     </w:pPr>
     <w:rPr>
+      <w:rFonts w:eastAsia="黑体"/>
       <w:color w:themeColor="text1" w:val="000000"/>
     </w:rPr>
     <w:tblPr>
@@ -13810,6 +14394,7 @@
     </w:tcPr>
     <w:tblStylePr w:type="firstRow">
       <w:rPr>
+        <w:rFonts w:eastAsia="黑体"/>
         <w:b/>
         <w:bCs/>
         <w:color w:themeColor="background1" w:val="FFFFFF"/>
@@ -13824,6 +14409,7 @@
     </w:tblStylePr>
     <w:tblStylePr w:type="lastRow">
       <w:rPr>
+        <w:rFonts w:eastAsia="黑体"/>
         <w:b/>
         <w:bCs/>
         <w:color w:themeColor="accent3" w:themeShade="CC" w:val="7E9C40"/>
@@ -13838,12 +14424,14 @@
     </w:tblStylePr>
     <w:tblStylePr w:type="firstCol">
       <w:rPr>
+        <w:rFonts w:eastAsia="黑体"/>
         <w:b/>
         <w:bCs/>
       </w:rPr>
     </w:tblStylePr>
     <w:tblStylePr w:type="lastCol">
       <w:rPr>
+        <w:rFonts w:eastAsia="黑体"/>
         <w:b/>
         <w:bCs/>
       </w:rPr>
@@ -13878,6 +14466,7 @@
       <w:spacing w:after="0" w:line="240" w:lineRule="auto"/>
     </w:pPr>
     <w:rPr>
+      <w:rFonts w:eastAsia="黑体"/>
       <w:color w:themeColor="text1" w:val="000000"/>
     </w:rPr>
     <w:tblPr>
@@ -13896,6 +14485,7 @@
     </w:tcPr>
     <w:tblStylePr w:type="firstRow">
       <w:rPr>
+        <w:rFonts w:eastAsia="黑体"/>
         <w:b/>
         <w:bCs/>
         <w:color w:themeColor="background1" w:val="FFFFFF"/>
@@ -13910,6 +14500,7 @@
     </w:tblStylePr>
     <w:tblStylePr w:type="lastRow">
       <w:rPr>
+        <w:rFonts w:eastAsia="黑体"/>
         <w:b/>
         <w:bCs/>
         <w:color w:themeColor="accent6" w:themeShade="CC" w:val="F2730A"/>
@@ -13924,12 +14515,14 @@
     </w:tblStylePr>
     <w:tblStylePr w:type="firstCol">
       <w:rPr>
+        <w:rFonts w:eastAsia="黑体"/>
         <w:b/>
         <w:bCs/>
       </w:rPr>
     </w:tblStylePr>
     <w:tblStylePr w:type="lastCol">
       <w:rPr>
+        <w:rFonts w:eastAsia="黑体"/>
         <w:b/>
         <w:bCs/>
       </w:rPr>
@@ -13964,6 +14557,7 @@
       <w:spacing w:after="0" w:line="240" w:lineRule="auto"/>
     </w:pPr>
     <w:rPr>
+      <w:rFonts w:eastAsia="黑体"/>
       <w:color w:themeColor="text1" w:val="000000"/>
     </w:rPr>
     <w:tblPr>
@@ -13982,6 +14576,7 @@
     </w:tcPr>
     <w:tblStylePr w:type="firstRow">
       <w:rPr>
+        <w:rFonts w:eastAsia="黑体"/>
         <w:b/>
         <w:bCs/>
         <w:color w:themeColor="background1" w:val="FFFFFF"/>
@@ -13996,6 +14591,7 @@
     </w:tblStylePr>
     <w:tblStylePr w:type="lastRow">
       <w:rPr>
+        <w:rFonts w:eastAsia="黑体"/>
         <w:b/>
         <w:bCs/>
         <w:color w:themeColor="accent5" w:themeShade="CC" w:val="348DA5"/>
@@ -14010,12 +14606,14 @@
     </w:tblStylePr>
     <w:tblStylePr w:type="firstCol">
       <w:rPr>
+        <w:rFonts w:eastAsia="黑体"/>
         <w:b/>
         <w:bCs/>
       </w:rPr>
     </w:tblStylePr>
     <w:tblStylePr w:type="lastCol">
       <w:rPr>
+        <w:rFonts w:eastAsia="黑体"/>
         <w:b/>
         <w:bCs/>
       </w:rPr>
@@ -14050,6 +14648,7 @@
       <w:spacing w:after="0" w:line="240" w:lineRule="auto"/>
     </w:pPr>
     <w:rPr>
+      <w:rFonts w:eastAsia="黑体"/>
       <w:color w:themeColor="text1" w:val="000000"/>
     </w:rPr>
     <w:tblPr>
@@ -14071,6 +14670,7 @@
     </w:tcPr>
     <w:tblStylePr w:type="firstRow">
       <w:rPr>
+        <w:rFonts w:eastAsia="黑体"/>
         <w:b/>
         <w:bCs/>
       </w:rPr>
@@ -14081,6 +14681,7 @@
     </w:tblStylePr>
     <w:tblStylePr w:type="lastRow">
       <w:rPr>
+        <w:rFonts w:eastAsia="黑体"/>
         <w:b/>
         <w:bCs/>
         <w:color w:themeColor="text1" w:val="000000"/>
@@ -14092,6 +14693,7 @@
     </w:tblStylePr>
     <w:tblStylePr w:type="firstCol">
       <w:rPr>
+        <w:rFonts w:eastAsia="黑体"/>
         <w:color w:themeColor="background1" w:val="FFFFFF"/>
       </w:rPr>
       <w:tblPr/>
@@ -14101,6 +14703,7 @@
     </w:tblStylePr>
     <w:tblStylePr w:type="lastCol">
       <w:rPr>
+        <w:rFonts w:eastAsia="黑体"/>
         <w:color w:themeColor="background1" w:val="FFFFFF"/>
       </w:rPr>
       <w:tblPr/>
@@ -14130,6 +14733,7 @@
       <w:spacing w:after="0" w:line="240" w:lineRule="auto"/>
     </w:pPr>
     <w:rPr>
+      <w:rFonts w:eastAsia="黑体"/>
       <w:color w:themeColor="text1" w:val="000000"/>
     </w:rPr>
     <w:tblPr>
@@ -14151,6 +14755,7 @@
     </w:tcPr>
     <w:tblStylePr w:type="firstRow">
       <w:rPr>
+        <w:rFonts w:eastAsia="黑体"/>
         <w:b/>
         <w:bCs/>
       </w:rPr>
@@ -14161,6 +14766,7 @@
     </w:tblStylePr>
     <w:tblStylePr w:type="lastRow">
       <w:rPr>
+        <w:rFonts w:eastAsia="黑体"/>
         <w:b/>
         <w:bCs/>
         <w:color w:themeColor="text1" w:val="000000"/>
@@ -14172,6 +14778,7 @@
     </w:tblStylePr>
     <w:tblStylePr w:type="firstCol">
       <w:rPr>
+        <w:rFonts w:eastAsia="黑体"/>
         <w:color w:themeColor="background1" w:val="FFFFFF"/>
       </w:rPr>
       <w:tblPr/>
@@ -14181,6 +14788,7 @@
     </w:tblStylePr>
     <w:tblStylePr w:type="lastCol">
       <w:rPr>
+        <w:rFonts w:eastAsia="黑体"/>
         <w:color w:themeColor="background1" w:val="FFFFFF"/>
       </w:rPr>
       <w:tblPr/>
@@ -14210,6 +14818,7 @@
       <w:spacing w:after="0" w:line="240" w:lineRule="auto"/>
     </w:pPr>
     <w:rPr>
+      <w:rFonts w:eastAsia="黑体"/>
       <w:color w:themeColor="text1" w:val="000000"/>
     </w:rPr>
     <w:tblPr>
@@ -14231,6 +14840,7 @@
     </w:tcPr>
     <w:tblStylePr w:type="firstRow">
       <w:rPr>
+        <w:rFonts w:eastAsia="黑体"/>
         <w:b/>
         <w:bCs/>
       </w:rPr>
@@ -14241,6 +14851,7 @@
     </w:tblStylePr>
     <w:tblStylePr w:type="lastRow">
       <w:rPr>
+        <w:rFonts w:eastAsia="黑体"/>
         <w:b/>
         <w:bCs/>
         <w:color w:themeColor="text1" w:val="000000"/>
@@ -14252,6 +14863,7 @@
     </w:tblStylePr>
     <w:tblStylePr w:type="firstCol">
       <w:rPr>
+        <w:rFonts w:eastAsia="黑体"/>
         <w:color w:themeColor="background1" w:val="FFFFFF"/>
       </w:rPr>
       <w:tblPr/>
@@ -14261,6 +14873,7 @@
     </w:tblStylePr>
     <w:tblStylePr w:type="lastCol">
       <w:rPr>
+        <w:rFonts w:eastAsia="黑体"/>
         <w:color w:themeColor="background1" w:val="FFFFFF"/>
       </w:rPr>
       <w:tblPr/>
@@ -14290,6 +14903,7 @@
       <w:spacing w:after="0" w:line="240" w:lineRule="auto"/>
     </w:pPr>
     <w:rPr>
+      <w:rFonts w:eastAsia="黑体"/>
       <w:color w:themeColor="text1" w:val="000000"/>
     </w:rPr>
     <w:tblPr>
@@ -14311,6 +14925,7 @@
     </w:tcPr>
     <w:tblStylePr w:type="firstRow">
       <w:rPr>
+        <w:rFonts w:eastAsia="黑体"/>
         <w:b/>
         <w:bCs/>
       </w:rPr>
@@ -14321,6 +14936,7 @@
     </w:tblStylePr>
     <w:tblStylePr w:type="lastRow">
       <w:rPr>
+        <w:rFonts w:eastAsia="黑体"/>
         <w:b/>
         <w:bCs/>
         <w:color w:themeColor="text1" w:val="000000"/>
@@ -14332,6 +14948,7 @@
     </w:tblStylePr>
     <w:tblStylePr w:type="firstCol">
       <w:rPr>
+        <w:rFonts w:eastAsia="黑体"/>
         <w:color w:themeColor="background1" w:val="FFFFFF"/>
       </w:rPr>
       <w:tblPr/>
@@ -14341,6 +14958,7 @@
     </w:tblStylePr>
     <w:tblStylePr w:type="lastCol">
       <w:rPr>
+        <w:rFonts w:eastAsia="黑体"/>
         <w:color w:themeColor="background1" w:val="FFFFFF"/>
       </w:rPr>
       <w:tblPr/>
@@ -14370,6 +14988,7 @@
       <w:spacing w:after="0" w:line="240" w:lineRule="auto"/>
     </w:pPr>
     <w:rPr>
+      <w:rFonts w:eastAsia="黑体"/>
       <w:color w:themeColor="text1" w:val="000000"/>
     </w:rPr>
     <w:tblPr>
@@ -14391,6 +15010,7 @@
     </w:tcPr>
     <w:tblStylePr w:type="firstRow">
       <w:rPr>
+        <w:rFonts w:eastAsia="黑体"/>
         <w:b/>
         <w:bCs/>
       </w:rPr>
@@ -14401,6 +15021,7 @@
     </w:tblStylePr>
     <w:tblStylePr w:type="lastRow">
       <w:rPr>
+        <w:rFonts w:eastAsia="黑体"/>
         <w:b/>
         <w:bCs/>
         <w:color w:themeColor="text1" w:val="000000"/>
@@ -14412,6 +15033,7 @@
     </w:tblStylePr>
     <w:tblStylePr w:type="firstCol">
       <w:rPr>
+        <w:rFonts w:eastAsia="黑体"/>
         <w:color w:themeColor="background1" w:val="FFFFFF"/>
       </w:rPr>
       <w:tblPr/>
@@ -14421,6 +15043,7 @@
     </w:tblStylePr>
     <w:tblStylePr w:type="lastCol">
       <w:rPr>
+        <w:rFonts w:eastAsia="黑体"/>
         <w:color w:themeColor="background1" w:val="FFFFFF"/>
       </w:rPr>
       <w:tblPr/>
@@ -14450,6 +15073,7 @@
       <w:spacing w:after="0" w:line="240" w:lineRule="auto"/>
     </w:pPr>
     <w:rPr>
+      <w:rFonts w:eastAsia="黑体"/>
       <w:color w:themeColor="text1" w:val="000000"/>
     </w:rPr>
     <w:tblPr>
@@ -14471,6 +15095,7 @@
     </w:tcPr>
     <w:tblStylePr w:type="firstRow">
       <w:rPr>
+        <w:rFonts w:eastAsia="黑体"/>
         <w:b/>
         <w:bCs/>
       </w:rPr>
@@ -14481,6 +15106,7 @@
     </w:tblStylePr>
     <w:tblStylePr w:type="lastRow">
       <w:rPr>
+        <w:rFonts w:eastAsia="黑体"/>
         <w:b/>
         <w:bCs/>
         <w:color w:themeColor="text1" w:val="000000"/>
@@ -14492,6 +15118,7 @@
     </w:tblStylePr>
     <w:tblStylePr w:type="firstCol">
       <w:rPr>
+        <w:rFonts w:eastAsia="黑体"/>
         <w:color w:themeColor="background1" w:val="FFFFFF"/>
       </w:rPr>
       <w:tblPr/>
@@ -14501,6 +15128,7 @@
     </w:tblStylePr>
     <w:tblStylePr w:type="lastCol">
       <w:rPr>
+        <w:rFonts w:eastAsia="黑体"/>
         <w:color w:themeColor="background1" w:val="FFFFFF"/>
       </w:rPr>
       <w:tblPr/>
@@ -14530,6 +15158,7 @@
       <w:spacing w:after="0" w:line="240" w:lineRule="auto"/>
     </w:pPr>
     <w:rPr>
+      <w:rFonts w:eastAsia="黑体"/>
       <w:color w:themeColor="text1" w:val="000000"/>
     </w:rPr>
     <w:tblPr>
@@ -14551,6 +15180,7 @@
     </w:tcPr>
     <w:tblStylePr w:type="firstRow">
       <w:rPr>
+        <w:rFonts w:eastAsia="黑体"/>
         <w:b/>
         <w:bCs/>
       </w:rPr>
@@ -14561,6 +15191,7 @@
     </w:tblStylePr>
     <w:tblStylePr w:type="lastRow">
       <w:rPr>
+        <w:rFonts w:eastAsia="黑体"/>
         <w:b/>
         <w:bCs/>
         <w:color w:themeColor="text1" w:val="000000"/>
@@ -14572,6 +15203,7 @@
     </w:tblStylePr>
     <w:tblStylePr w:type="firstCol">
       <w:rPr>
+        <w:rFonts w:eastAsia="黑体"/>
         <w:color w:themeColor="background1" w:val="FFFFFF"/>
       </w:rPr>
       <w:tblPr/>
@@ -14581,6 +15213,7 @@
     </w:tblStylePr>
     <w:tblStylePr w:type="lastCol">
       <w:rPr>
+        <w:rFonts w:eastAsia="黑体"/>
         <w:color w:themeColor="background1" w:val="FFFFFF"/>
       </w:rPr>
       <w:tblPr/>
@@ -14613,6 +15246,7 @@
     <w:name w:val="KeywordTok"/>
     <w:basedOn w:val="VerbatimChar"/>
     <w:rPr>
+      <w:rFonts w:eastAsia="黑体"/>
       <w:b/>
       <w:color w:val="007020"/>
     </w:rPr>
@@ -14621,6 +15255,7 @@
     <w:name w:val="DataTypeTok"/>
     <w:basedOn w:val="VerbatimChar"/>
     <w:rPr>
+      <w:rFonts w:eastAsia="黑体"/>
       <w:color w:val="902000"/>
     </w:rPr>
   </w:style>
@@ -14628,6 +15263,7 @@
     <w:name w:val="DecValTok"/>
     <w:basedOn w:val="VerbatimChar"/>
     <w:rPr>
+      <w:rFonts w:eastAsia="黑体"/>
       <w:color w:val="40a070"/>
     </w:rPr>
   </w:style>
@@ -14635,6 +15271,7 @@
     <w:name w:val="BaseNTok"/>
     <w:basedOn w:val="VerbatimChar"/>
     <w:rPr>
+      <w:rFonts w:eastAsia="黑体"/>
       <w:color w:val="40a070"/>
     </w:rPr>
   </w:style>
@@ -14642,6 +15279,7 @@
     <w:name w:val="FloatTok"/>
     <w:basedOn w:val="VerbatimChar"/>
     <w:rPr>
+      <w:rFonts w:eastAsia="黑体"/>
       <w:color w:val="40a070"/>
     </w:rPr>
   </w:style>
@@ -14649,6 +15287,7 @@
     <w:name w:val="ConstantTok"/>
     <w:basedOn w:val="VerbatimChar"/>
     <w:rPr>
+      <w:rFonts w:eastAsia="黑体"/>
       <w:color w:val="880000"/>
     </w:rPr>
   </w:style>
@@ -14656,6 +15295,7 @@
     <w:name w:val="CharTok"/>
     <w:basedOn w:val="VerbatimChar"/>
     <w:rPr>
+      <w:rFonts w:eastAsia="黑体"/>
       <w:color w:val="4070a0"/>
     </w:rPr>
   </w:style>
@@ -14663,6 +15303,7 @@
     <w:name w:val="SpecialCharTok"/>
     <w:basedOn w:val="VerbatimChar"/>
     <w:rPr>
+      <w:rFonts w:eastAsia="黑体"/>
       <w:color w:val="4070a0"/>
     </w:rPr>
   </w:style>
@@ -14670,6 +15311,7 @@
     <w:name w:val="StringTok"/>
     <w:basedOn w:val="VerbatimChar"/>
     <w:rPr>
+      <w:rFonts w:eastAsia="黑体"/>
       <w:color w:val="4070a0"/>
     </w:rPr>
   </w:style>
@@ -14677,6 +15319,7 @@
     <w:name w:val="VerbatimStringTok"/>
     <w:basedOn w:val="VerbatimChar"/>
     <w:rPr>
+      <w:rFonts w:eastAsia="黑体"/>
       <w:color w:val="4070a0"/>
     </w:rPr>
   </w:style>
@@ -14684,6 +15327,7 @@
     <w:name w:val="SpecialStringTok"/>
     <w:basedOn w:val="VerbatimChar"/>
     <w:rPr>
+      <w:rFonts w:eastAsia="黑体"/>
       <w:color w:val="bb6688"/>
     </w:rPr>
   </w:style>
@@ -14691,6 +15335,7 @@
     <w:name w:val="ImportTok"/>
     <w:basedOn w:val="VerbatimChar"/>
     <w:rPr>
+      <w:rFonts w:eastAsia="黑体"/>
       <w:b/>
       <w:color w:val="008000"/>
     </w:rPr>
@@ -14699,6 +15344,7 @@
     <w:name w:val="CommentTok"/>
     <w:basedOn w:val="VerbatimChar"/>
     <w:rPr>
+      <w:rFonts w:eastAsia="黑体"/>
       <w:i/>
       <w:color w:val="60a0b0"/>
     </w:rPr>
@@ -14707,6 +15353,7 @@
     <w:name w:val="DocumentationTok"/>
     <w:basedOn w:val="VerbatimChar"/>
     <w:rPr>
+      <w:rFonts w:eastAsia="黑体"/>
       <w:i/>
       <w:color w:val="ba2121"/>
     </w:rPr>
@@ -14715,6 +15362,7 @@
     <w:name w:val="AnnotationTok"/>
     <w:basedOn w:val="VerbatimChar"/>
     <w:rPr>
+      <w:rFonts w:eastAsia="黑体"/>
       <w:b/>
       <w:i/>
       <w:color w:val="60a0b0"/>
@@ -14724,6 +15372,7 @@
     <w:name w:val="CommentVarTok"/>
     <w:basedOn w:val="VerbatimChar"/>
     <w:rPr>
+      <w:rFonts w:eastAsia="黑体"/>
       <w:b/>
       <w:i/>
       <w:color w:val="60a0b0"/>
@@ -14733,6 +15382,7 @@
     <w:name w:val="OtherTok"/>
     <w:basedOn w:val="VerbatimChar"/>
     <w:rPr>
+      <w:rFonts w:eastAsia="黑体"/>
       <w:color w:val="007020"/>
     </w:rPr>
   </w:style>
@@ -14740,6 +15390,7 @@
     <w:name w:val="FunctionTok"/>
     <w:basedOn w:val="VerbatimChar"/>
     <w:rPr>
+      <w:rFonts w:eastAsia="黑体"/>
       <w:color w:val="06287e"/>
     </w:rPr>
   </w:style>
@@ -14747,6 +15398,7 @@
     <w:name w:val="VariableTok"/>
     <w:basedOn w:val="VerbatimChar"/>
     <w:rPr>
+      <w:rFonts w:eastAsia="黑体"/>
       <w:color w:val="19177c"/>
     </w:rPr>
   </w:style>
@@ -14754,6 +15406,7 @@
     <w:name w:val="ControlFlowTok"/>
     <w:basedOn w:val="VerbatimChar"/>
     <w:rPr>
+      <w:rFonts w:eastAsia="黑体"/>
       <w:b/>
       <w:color w:val="007020"/>
     </w:rPr>
@@ -14762,6 +15415,7 @@
     <w:name w:val="OperatorTok"/>
     <w:basedOn w:val="VerbatimChar"/>
     <w:rPr>
+      <w:rFonts w:eastAsia="黑体"/>
       <w:color w:val="666666"/>
     </w:rPr>
   </w:style>
@@ -14769,18 +15423,22 @@
     <w:name w:val="BuiltInTok"/>
     <w:basedOn w:val="VerbatimChar"/>
     <w:rPr>
+      <w:rFonts w:eastAsia="黑体"/>
       <w:color w:val="008000"/>
     </w:rPr>
   </w:style>
   <w:style w:type="character" w:customStyle="1" w:styleId="ExtensionTok">
     <w:name w:val="ExtensionTok"/>
     <w:basedOn w:val="VerbatimChar"/>
-    <w:rPr/>
+    <w:rPr>
+      <w:rFonts w:eastAsia="黑体"/>
+    </w:rPr>
   </w:style>
   <w:style w:type="character" w:customStyle="1" w:styleId="PreprocessorTok">
     <w:name w:val="PreprocessorTok"/>
     <w:basedOn w:val="VerbatimChar"/>
     <w:rPr>
+      <w:rFonts w:eastAsia="黑体"/>
       <w:color w:val="bc7a00"/>
     </w:rPr>
   </w:style>
@@ -14788,18 +15446,22 @@
     <w:name w:val="AttributeTok"/>
     <w:basedOn w:val="VerbatimChar"/>
     <w:rPr>
+      <w:rFonts w:eastAsia="黑体"/>
       <w:color w:val="7d9029"/>
     </w:rPr>
   </w:style>
   <w:style w:type="character" w:customStyle="1" w:styleId="RegionMarkerTok">
     <w:name w:val="RegionMarkerTok"/>
     <w:basedOn w:val="VerbatimChar"/>
-    <w:rPr/>
+    <w:rPr>
+      <w:rFonts w:eastAsia="黑体"/>
+    </w:rPr>
   </w:style>
   <w:style w:type="character" w:customStyle="1" w:styleId="InformationTok">
     <w:name w:val="InformationTok"/>
     <w:basedOn w:val="VerbatimChar"/>
     <w:rPr>
+      <w:rFonts w:eastAsia="黑体"/>
       <w:b/>
       <w:i/>
       <w:color w:val="60a0b0"/>
@@ -14809,6 +15471,7 @@
     <w:name w:val="WarningTok"/>
     <w:basedOn w:val="VerbatimChar"/>
     <w:rPr>
+      <w:rFonts w:eastAsia="黑体"/>
       <w:b/>
       <w:i/>
       <w:color w:val="60a0b0"/>
@@ -14818,6 +15481,7 @@
     <w:name w:val="AlertTok"/>
     <w:basedOn w:val="VerbatimChar"/>
     <w:rPr>
+      <w:rFonts w:eastAsia="黑体"/>
       <w:b/>
       <w:color w:val="ff0000"/>
     </w:rPr>
@@ -14826,6 +15490,7 @@
     <w:name w:val="ErrorTok"/>
     <w:basedOn w:val="VerbatimChar"/>
     <w:rPr>
+      <w:rFonts w:eastAsia="黑体"/>
       <w:b/>
       <w:color w:val="ff0000"/>
     </w:rPr>
@@ -14833,7 +15498,9 @@
   <w:style w:type="character" w:customStyle="1" w:styleId="NormalTok">
     <w:name w:val="NormalTok"/>
     <w:basedOn w:val="VerbatimChar"/>
-    <w:rPr/>
+    <w:rPr>
+      <w:rFonts w:eastAsia="黑体"/>
+    </w:rPr>
   </w:style>
 </w:styles>
 </file>
@@ -14882,12 +15549,12 @@
     <a:fontScheme name="Office">
       <a:majorFont>
         <a:latin typeface="Calibri"/>
-        <a:ea typeface=""/>
+        <a:ea typeface="黑体"/>
         <a:cs typeface=""/>
         <a:font script="Jpan" typeface="ＭＳ ゴシック"/>
         <a:font script="Hang" typeface="맑은 고딕"/>
-        <a:font script="Hans" typeface="宋体"/>
-        <a:font script="Hant" typeface="新細明體"/>
+        <a:font script="Hans" typeface="黑体"/>
+        <a:font script="Hant" typeface="黑体"/>
         <a:font script="Arab" typeface="Times New Roman"/>
         <a:font script="Hebr" typeface="Times New Roman"/>
         <a:font script="Thai" typeface="Angsana New"/>
@@ -14917,12 +15584,12 @@
       </a:majorFont>
       <a:minorFont>
         <a:latin typeface="Cambria"/>
-        <a:ea typeface=""/>
+        <a:ea typeface="黑体"/>
         <a:cs typeface=""/>
         <a:font script="Jpan" typeface="ＭＳ 明朝"/>
         <a:font script="Hang" typeface="맑은 고딕"/>
-        <a:font script="Hans" typeface="宋体"/>
-        <a:font script="Hant" typeface="新細明體"/>
+        <a:font script="Hans" typeface="黑体"/>
+        <a:font script="Hant" typeface="黑体"/>
         <a:font script="Arab" typeface="Arial"/>
         <a:font script="Hebr" typeface="Arial"/>
         <a:font script="Thai" typeface="Cordia New"/>

--- a/01-电源电路/02-开关电源/PFC功率因数校正/图腾柱PFC电路/图腾柱PFC电路.docx
+++ b/01-电源电路/02-开关电源/PFC功率因数校正/图腾柱PFC电路/图腾柱PFC电路.docx
@@ -2478,7 +2478,7 @@
           <w:color w:val="555555"/>
           <w:sz w:val="21"/>
         </w:rPr>
-        <w:t>材料收集者：杜文杰，WX手机：19519196569，QQ:3478827729</w:t>
+        <w:t>材料收集者：杜文杰，微信/手机：19519196569，QQ:3478827729</w:t>
       </w:r>
     </w:p>
     <w:sectPr>
